--- a/10-保护电路/02-过流保护/过流保护OCP电路/过流保护OCP电路.docx
+++ b/10-保护电路/02-过流保护/过流保护OCP电路/过流保护OCP电路.docx
@@ -2259,6 +2259,20 @@
     </w:p>
     <w:bookmarkEnd w:id="26"/>
     <w:bookmarkEnd w:id="27"/>
+    <w:p>
+      <w:pPr>
+        <w:spacing w:before="360"/>
+        <w:jc w:val="center"/>
+      </w:pPr>
+      <w:r>
+        <w:rPr>
+          <w:rFonts w:ascii="Times New Roman" w:hAnsi="Times New Roman"/>
+          <w:color w:val="555555"/>
+          <w:sz w:val="21"/>
+        </w:rPr>
+        <w:t>材料收集者：杜文杰</w:t>
+      </w:r>
+    </w:p>
     <w:sectPr>
       <w:headerReference r:id="rId9" w:type="default"/>
       <w:footerReference r:id="rId10" w:type="default"/>

--- a/10-保护电路/02-过流保护/过流保护OCP电路/过流保护OCP电路.docx
+++ b/10-保护电路/02-过流保护/过流保护OCP电路/过流保护OCP电路.docx
@@ -1,6 +1,6 @@
 
 <file path=word/document.xml><?xml version="1.0" encoding="utf-8"?>
-<w:document xmlns:w="http://schemas.openxmlformats.org/wordprocessingml/2006/main" xmlns:m="http://schemas.openxmlformats.org/officeDocument/2006/math" xmlns:r="http://schemas.openxmlformats.org/officeDocument/2006/relationships" xmlns:o="urn:schemas-microsoft-com:office:office" xmlns:v="urn:schemas-microsoft-com:vml" xmlns:w10="urn:schemas-microsoft-com:office:word" xmlns:a="http://schemas.openxmlformats.org/drawingml/2006/main" xmlns:pic="http://schemas.openxmlformats.org/drawingml/2006/picture" xmlns:wp="http://schemas.openxmlformats.org/drawingml/2006/wordprocessingDrawing">
+<w:document xmlns:m="http://schemas.openxmlformats.org/officeDocument/2006/math" xmlns:r="http://schemas.openxmlformats.org/officeDocument/2006/relationships" xmlns:w="http://schemas.openxmlformats.org/wordprocessingml/2006/main" xmlns:o="urn:schemas-microsoft-com:office:office" xmlns:v="urn:schemas-microsoft-com:vml" xmlns:w10="urn:schemas-microsoft-com:office:word" xmlns:a="http://schemas.openxmlformats.org/drawingml/2006/main" xmlns:pic="http://schemas.openxmlformats.org/drawingml/2006/picture" xmlns:wp="http://schemas.openxmlformats.org/drawingml/2006/wordprocessingDrawing">
   <w:body>
     <w:bookmarkStart w:id="27" w:name="过流保护-ocp-电路"/>
     <w:p>
@@ -9,16 +9,19 @@
       </w:pPr>
       <w:r>
         <w:rPr>
-          <w:rFonts w:hint="eastAsia"/>
+          <w:rFonts w:hint="eastAsia" w:eastAsia="黑体"/>
         </w:rPr>
         <w:t xml:space="preserve">过流保护</w:t>
       </w:r>
       <w:r>
+        <w:rPr>
+          <w:rFonts w:eastAsia="黑体"/>
+        </w:rPr>
         <w:t xml:space="preserve"> OCP </w:t>
       </w:r>
       <w:r>
         <w:rPr>
-          <w:rFonts w:hint="eastAsia"/>
+          <w:rFonts w:hint="eastAsia" w:eastAsia="黑体"/>
         </w:rPr>
         <w:t xml:space="preserve">电路</w:t>
       </w:r>
@@ -30,7 +33,7 @@
       </w:pPr>
       <w:r>
         <w:rPr>
-          <w:rFonts w:hint="eastAsia"/>
+          <w:rFonts w:hint="eastAsia" w:eastAsia="黑体"/>
         </w:rPr>
         <w:t xml:space="preserve">拓扑描述</w:t>
       </w:r>
@@ -41,16 +44,19 @@
       </w:pPr>
       <w:r>
         <w:rPr>
-          <w:rFonts w:hint="eastAsia"/>
+          <w:rFonts w:hint="eastAsia" w:eastAsia="黑体"/>
         </w:rPr>
         <w:t xml:space="preserve">由</w:t>
       </w:r>
       <w:r>
+        <w:rPr>
+          <w:rFonts w:eastAsia="黑体"/>
+        </w:rPr>
         <w:t xml:space="preserve"> </w:t>
       </w:r>
       <w:r>
         <w:rPr>
-          <w:rFonts w:hint="eastAsia"/>
+          <w:rFonts w:hint="eastAsia" w:eastAsia="黑体"/>
           <w:b/>
           <w:bCs/>
         </w:rPr>
@@ -58,6 +64,7 @@
       </w:r>
       <w:r>
         <w:rPr>
+          <w:rFonts w:eastAsia="黑体"/>
           <w:b/>
           <w:bCs/>
         </w:rPr>
@@ -91,7 +98,7 @@
       </m:oMath>
       <w:r>
         <w:rPr>
-          <w:rFonts w:hint="eastAsia"/>
+          <w:rFonts w:hint="eastAsia" w:eastAsia="黑体"/>
           <w:b/>
           <w:bCs/>
         </w:rPr>
@@ -99,6 +106,7 @@
       </w:r>
       <w:r>
         <w:rPr>
+          <w:rFonts w:eastAsia="黑体"/>
           <w:b/>
           <w:bCs/>
         </w:rPr>
@@ -106,38 +114,47 @@
       </w:r>
       <w:r>
         <w:rPr>
-          <w:rFonts w:hint="eastAsia"/>
+          <w:rFonts w:hint="eastAsia" w:eastAsia="黑体"/>
           <w:b/>
           <w:bCs/>
         </w:rPr>
         <w:t xml:space="preserve">电流镜）</w:t>
       </w:r>
       <w:r>
+        <w:rPr>
+          <w:rFonts w:eastAsia="黑体"/>
+        </w:rPr>
         <w:t xml:space="preserve">、</w:t>
       </w:r>
       <w:r>
         <w:rPr>
-          <w:rFonts w:hint="eastAsia"/>
+          <w:rFonts w:hint="eastAsia" w:eastAsia="黑体"/>
           <w:b/>
           <w:bCs/>
         </w:rPr>
         <w:t xml:space="preserve">比较器（含基准与迟滞）</w:t>
       </w:r>
       <w:r>
+        <w:rPr>
+          <w:rFonts w:eastAsia="黑体"/>
+        </w:rPr>
         <w:t xml:space="preserve"> </w:t>
       </w:r>
       <w:r>
         <w:rPr>
-          <w:rFonts w:hint="eastAsia"/>
+          <w:rFonts w:hint="eastAsia" w:eastAsia="黑体"/>
         </w:rPr>
         <w:t xml:space="preserve">与</w:t>
       </w:r>
       <w:r>
+        <w:rPr>
+          <w:rFonts w:eastAsia="黑体"/>
+        </w:rPr>
         <w:t xml:space="preserve"> </w:t>
       </w:r>
       <w:r>
         <w:rPr>
-          <w:rFonts w:hint="eastAsia"/>
+          <w:rFonts w:hint="eastAsia" w:eastAsia="黑体"/>
           <w:b/>
           <w:bCs/>
         </w:rPr>
@@ -145,6 +162,7 @@
       </w:r>
       <w:r>
         <w:rPr>
+          <w:rFonts w:eastAsia="黑体"/>
           <w:b/>
           <w:bCs/>
         </w:rPr>
@@ -152,33 +170,39 @@
       </w:r>
       <w:r>
         <w:rPr>
-          <w:rFonts w:hint="eastAsia"/>
+          <w:rFonts w:hint="eastAsia" w:eastAsia="黑体"/>
           <w:b/>
           <w:bCs/>
         </w:rPr>
         <w:t xml:space="preserve">限流）</w:t>
       </w:r>
       <w:r>
+        <w:rPr>
+          <w:rFonts w:eastAsia="黑体"/>
+        </w:rPr>
         <w:t xml:space="preserve"> </w:t>
       </w:r>
       <w:r>
         <w:rPr>
-          <w:rFonts w:hint="eastAsia"/>
+          <w:rFonts w:hint="eastAsia" w:eastAsia="黑体"/>
         </w:rPr>
         <w:t xml:space="preserve">组成，串联或闭环于电源/功率级电流回路。电路共有</w:t>
       </w:r>
       <w:r>
+        <w:rPr>
+          <w:rFonts w:eastAsia="黑体"/>
+        </w:rPr>
         <w:t xml:space="preserve"> 5 </w:t>
       </w:r>
       <w:r>
         <w:rPr>
-          <w:rFonts w:hint="eastAsia"/>
+          <w:rFonts w:hint="eastAsia" w:eastAsia="黑体"/>
         </w:rPr>
         <w:t xml:space="preserve">个关键节点：</w:t>
       </w:r>
       <w:r>
         <w:rPr>
-          <w:rFonts w:hint="eastAsia"/>
+          <w:rFonts w:hint="eastAsia" w:eastAsia="黑体"/>
           <w:b/>
           <w:bCs/>
         </w:rPr>
@@ -186,6 +210,7 @@
       </w:r>
       <w:r>
         <w:rPr>
+          <w:rFonts w:eastAsia="黑体"/>
           <w:b/>
           <w:bCs/>
         </w:rPr>
@@ -193,7 +218,7 @@
       </w:r>
       <w:r>
         <w:rPr>
-          <w:rFonts w:hint="eastAsia"/>
+          <w:rFonts w:hint="eastAsia" w:eastAsia="黑体"/>
           <w:b/>
           <w:bCs/>
         </w:rPr>
@@ -201,7 +226,7 @@
       </w:r>
       <w:r>
         <w:rPr>
-          <w:rFonts w:hint="eastAsia"/>
+          <w:rFonts w:hint="eastAsia" w:eastAsia="黑体"/>
         </w:rPr>
         <w:t xml:space="preserve">（</w:t>
       </w:r>
@@ -232,17 +257,20 @@
         </m:sSub>
       </m:oMath>
       <w:r>
+        <w:rPr>
+          <w:rFonts w:eastAsia="黑体"/>
+        </w:rPr>
         <w:t xml:space="preserve"> </w:t>
       </w:r>
       <w:r>
         <w:rPr>
-          <w:rFonts w:hint="eastAsia"/>
+          <w:rFonts w:hint="eastAsia" w:eastAsia="黑体"/>
         </w:rPr>
         <w:t xml:space="preserve">一端，接回路电流流入侧）；</w:t>
       </w:r>
       <w:r>
         <w:rPr>
-          <w:rFonts w:hint="eastAsia"/>
+          <w:rFonts w:hint="eastAsia" w:eastAsia="黑体"/>
           <w:b/>
           <w:bCs/>
         </w:rPr>
@@ -250,6 +278,7 @@
       </w:r>
       <w:r>
         <w:rPr>
+          <w:rFonts w:eastAsia="黑体"/>
           <w:b/>
           <w:bCs/>
         </w:rPr>
@@ -257,7 +286,7 @@
       </w:r>
       <w:r>
         <w:rPr>
-          <w:rFonts w:hint="eastAsia"/>
+          <w:rFonts w:hint="eastAsia" w:eastAsia="黑体"/>
           <w:b/>
           <w:bCs/>
         </w:rPr>
@@ -265,7 +294,7 @@
       </w:r>
       <w:r>
         <w:rPr>
-          <w:rFonts w:hint="eastAsia"/>
+          <w:rFonts w:hint="eastAsia" w:eastAsia="黑体"/>
         </w:rPr>
         <w:t xml:space="preserve">（</w:t>
       </w:r>
@@ -296,17 +325,20 @@
         </m:sSub>
       </m:oMath>
       <w:r>
+        <w:rPr>
+          <w:rFonts w:eastAsia="黑体"/>
+        </w:rPr>
         <w:t xml:space="preserve"> </w:t>
       </w:r>
       <w:r>
         <w:rPr>
-          <w:rFonts w:hint="eastAsia"/>
+          <w:rFonts w:hint="eastAsia" w:eastAsia="黑体"/>
         </w:rPr>
         <w:t xml:space="preserve">另一端，接负载/回路）；</w:t>
       </w:r>
       <w:r>
         <w:rPr>
-          <w:rFonts w:hint="eastAsia"/>
+          <w:rFonts w:hint="eastAsia" w:eastAsia="黑体"/>
           <w:b/>
           <w:bCs/>
         </w:rPr>
@@ -314,6 +346,7 @@
       </w:r>
       <w:r>
         <w:rPr>
+          <w:rFonts w:eastAsia="黑体"/>
           <w:b/>
           <w:bCs/>
         </w:rPr>
@@ -321,7 +354,7 @@
       </w:r>
       <w:r>
         <w:rPr>
-          <w:rFonts w:hint="eastAsia"/>
+          <w:rFonts w:hint="eastAsia" w:eastAsia="黑体"/>
           <w:b/>
           <w:bCs/>
         </w:rPr>
@@ -329,11 +362,14 @@
       </w:r>
       <w:r>
         <w:rPr>
-          <w:rFonts w:hint="eastAsia"/>
+          <w:rFonts w:hint="eastAsia" w:eastAsia="黑体"/>
         </w:rPr>
         <w:t xml:space="preserve">（比较器阈值输入，接基准</w:t>
       </w:r>
       <w:r>
+        <w:rPr>
+          <w:rFonts w:eastAsia="黑体"/>
+        </w:rPr>
         <w:t xml:space="preserve"> </w:t>
       </w:r>
       <m:oMath>
@@ -358,13 +394,13 @@
       </m:oMath>
       <w:r>
         <w:rPr>
-          <w:rFonts w:hint="eastAsia"/>
+          <w:rFonts w:hint="eastAsia" w:eastAsia="黑体"/>
         </w:rPr>
         <w:t xml:space="preserve">）；</w:t>
       </w:r>
       <w:r>
         <w:rPr>
-          <w:rFonts w:hint="eastAsia"/>
+          <w:rFonts w:hint="eastAsia" w:eastAsia="黑体"/>
           <w:b/>
           <w:bCs/>
         </w:rPr>
@@ -372,6 +408,7 @@
       </w:r>
       <w:r>
         <w:rPr>
+          <w:rFonts w:eastAsia="黑体"/>
           <w:b/>
           <w:bCs/>
         </w:rPr>
@@ -379,7 +416,7 @@
       </w:r>
       <w:r>
         <w:rPr>
-          <w:rFonts w:hint="eastAsia"/>
+          <w:rFonts w:hint="eastAsia" w:eastAsia="黑体"/>
           <w:b/>
           <w:bCs/>
         </w:rPr>
@@ -387,22 +424,25 @@
       </w:r>
       <w:r>
         <w:rPr>
-          <w:rFonts w:hint="eastAsia"/>
+          <w:rFonts w:hint="eastAsia" w:eastAsia="黑体"/>
         </w:rPr>
         <w:t xml:space="preserve">（比较器</w:t>
       </w:r>
       <w:r>
+        <w:rPr>
+          <w:rFonts w:eastAsia="黑体"/>
+        </w:rPr>
         <w:t xml:space="preserve"> </w:t>
       </w:r>
       <w:r>
         <w:rPr>
-          <w:rFonts w:hint="eastAsia"/>
+          <w:rFonts w:hint="eastAsia" w:eastAsia="黑体"/>
         </w:rPr>
         <w:t xml:space="preserve">OUT，接功率开关/控制逻辑）；</w:t>
       </w:r>
       <w:r>
         <w:rPr>
-          <w:rFonts w:hint="eastAsia"/>
+          <w:rFonts w:hint="eastAsia" w:eastAsia="黑体"/>
           <w:b/>
           <w:bCs/>
         </w:rPr>
@@ -410,6 +450,7 @@
       </w:r>
       <w:r>
         <w:rPr>
+          <w:rFonts w:eastAsia="黑体"/>
           <w:b/>
           <w:bCs/>
         </w:rPr>
@@ -417,7 +458,7 @@
       </w:r>
       <w:r>
         <w:rPr>
-          <w:rFonts w:hint="eastAsia"/>
+          <w:rFonts w:hint="eastAsia" w:eastAsia="黑体"/>
           <w:b/>
           <w:bCs/>
         </w:rPr>
@@ -425,12 +466,16 @@
       </w:r>
       <w:r>
         <w:rPr>
+          <w:rFonts w:eastAsia="黑体"/>
           <w:b/>
           <w:bCs/>
         </w:rPr>
         <w:t xml:space="preserve"> GND</w:t>
       </w:r>
       <w:r>
+        <w:rPr>
+          <w:rFonts w:eastAsia="黑体"/>
+        </w:rPr>
         <w:t xml:space="preserve">。</w:t>
       </w:r>
     </w:p>
@@ -438,7 +483,7 @@
       <w:pPr/>
       <w:r>
         <w:rPr>
-          <w:rFonts w:hint="eastAsia"/>
+          <w:rFonts w:hint="eastAsia" w:eastAsia="黑体"/>
         </w:rPr>
         <w:t xml:space="preserve">各元件管脚连接：</w:t>
       </w:r>
@@ -469,37 +514,46 @@
         </m:sSub>
       </m:oMath>
       <w:r>
+        <w:rPr>
+          <w:rFonts w:eastAsia="黑体"/>
+        </w:rPr>
         <w:t xml:space="preserve"> </w:t>
       </w:r>
       <w:r>
         <w:rPr>
-          <w:rFonts w:hint="eastAsia"/>
+          <w:rFonts w:hint="eastAsia" w:eastAsia="黑体"/>
         </w:rPr>
         <w:t xml:space="preserve">一端接节点①、另一端接节点②，串联在电流回路中；</w:t>
       </w:r>
       <w:r>
         <w:rPr>
-          <w:rFonts w:hint="eastAsia"/>
+          <w:rFonts w:hint="eastAsia" w:eastAsia="黑体"/>
           <w:b/>
           <w:bCs/>
         </w:rPr>
         <w:t xml:space="preserve">比较器</w:t>
       </w:r>
       <w:r>
+        <w:rPr>
+          <w:rFonts w:eastAsia="黑体"/>
+        </w:rPr>
         <w:t xml:space="preserve"> </w:t>
       </w:r>
       <w:r>
         <w:rPr>
-          <w:rFonts w:hint="eastAsia"/>
+          <w:rFonts w:hint="eastAsia" w:eastAsia="黑体"/>
         </w:rPr>
         <w:t xml:space="preserve">的</w:t>
       </w:r>
       <w:r>
+        <w:rPr>
+          <w:rFonts w:eastAsia="黑体"/>
+        </w:rPr>
         <w:t xml:space="preserve"> IN+ </w:t>
       </w:r>
       <w:r>
         <w:rPr>
-          <w:rFonts w:hint="eastAsia"/>
+          <w:rFonts w:hint="eastAsia" w:eastAsia="黑体"/>
         </w:rPr>
         <w:t xml:space="preserve">接采样端检测电压（</w:t>
       </w:r>
@@ -530,46 +584,58 @@
         </m:sSub>
       </m:oMath>
       <w:r>
+        <w:rPr>
+          <w:rFonts w:eastAsia="黑体"/>
+        </w:rPr>
         <w:t xml:space="preserve"> </w:t>
       </w:r>
       <w:r>
         <w:rPr>
-          <w:rFonts w:hint="eastAsia"/>
+          <w:rFonts w:hint="eastAsia" w:eastAsia="黑体"/>
         </w:rPr>
         <w:t xml:space="preserve">两端检出并经增益调整）、IN−</w:t>
       </w:r>
       <w:r>
+        <w:rPr>
+          <w:rFonts w:eastAsia="黑体"/>
+        </w:rPr>
         <w:t xml:space="preserve"> </w:t>
       </w:r>
       <w:r>
         <w:rPr>
-          <w:rFonts w:hint="eastAsia"/>
+          <w:rFonts w:hint="eastAsia" w:eastAsia="黑体"/>
         </w:rPr>
         <w:t xml:space="preserve">接节点③、OUT</w:t>
       </w:r>
       <w:r>
+        <w:rPr>
+          <w:rFonts w:eastAsia="黑体"/>
+        </w:rPr>
         <w:t xml:space="preserve"> </w:t>
       </w:r>
       <w:r>
         <w:rPr>
-          <w:rFonts w:hint="eastAsia"/>
+          <w:rFonts w:hint="eastAsia" w:eastAsia="黑体"/>
         </w:rPr>
         <w:t xml:space="preserve">接节点④、电源脚与地脚接供电与节点⑤；</w:t>
       </w:r>
       <w:r>
         <w:rPr>
-          <w:rFonts w:hint="eastAsia"/>
+          <w:rFonts w:hint="eastAsia" w:eastAsia="黑体"/>
           <w:b/>
           <w:bCs/>
         </w:rPr>
         <w:t xml:space="preserve">功率开关</w:t>
       </w:r>
       <w:r>
+        <w:rPr>
+          <w:rFonts w:eastAsia="黑体"/>
+        </w:rPr>
         <w:t xml:space="preserve"> </w:t>
       </w:r>
       <w:r>
         <w:rPr>
-          <w:rFonts w:hint="eastAsia"/>
+          <w:rFonts w:hint="eastAsia" w:eastAsia="黑体"/>
         </w:rPr>
         <w:t xml:space="preserve">的栅/控制端接节点④，主通道串于功率回路。</w:t>
       </w:r>
@@ -578,11 +644,14 @@
       <w:pPr/>
       <w:r>
         <w:rPr>
-          <w:rFonts w:hint="eastAsia"/>
+          <w:rFonts w:hint="eastAsia" w:eastAsia="黑体"/>
         </w:rPr>
         <w:t xml:space="preserve">由此构成”采样电流与基准比较、比较器输出驱动功率开关关断或限流”的过流保护组态，当电流超过阈值</w:t>
       </w:r>
       <w:r>
+        <w:rPr>
+          <w:rFonts w:eastAsia="黑体"/>
+        </w:rPr>
         <w:t xml:space="preserve"> </w:t>
       </w:r>
       <m:oMath>
@@ -660,11 +729,14 @@
         </m:f>
       </m:oMath>
       <w:r>
+        <w:rPr>
+          <w:rFonts w:eastAsia="黑体"/>
+        </w:rPr>
         <w:t xml:space="preserve"> </w:t>
       </w:r>
       <w:r>
         <w:rPr>
-          <w:rFonts w:hint="eastAsia"/>
+          <w:rFonts w:hint="eastAsia" w:eastAsia="黑体"/>
         </w:rPr>
         <w:t xml:space="preserve">时比较器翻转，关断功率开关或把开关管推入线性区限流（打嗝/锁存），配合迟滞防止在阈值附近反复开关。</w:t>
       </w:r>
@@ -677,7 +749,7 @@
       </w:pPr>
       <w:r>
         <w:rPr>
-          <w:rFonts w:hint="eastAsia"/>
+          <w:rFonts w:hint="eastAsia" w:eastAsia="黑体"/>
         </w:rPr>
         <w:t xml:space="preserve">工作原理</w:t>
       </w:r>
@@ -688,7 +760,7 @@
       </w:pPr>
       <w:r>
         <w:rPr>
-          <w:rFonts w:hint="eastAsia"/>
+          <w:rFonts w:hint="eastAsia" w:eastAsia="黑体"/>
         </w:rPr>
         <w:t xml:space="preserve">采样到的电流信号与基准比较，一旦超过设定阈值，比较器翻转，驱动逻辑关闭功率开关（打嗝/锁存）或把开关管推向线性区限流，直到电流回落。迟滞或自动重试防止在阈值附近反复开关。</w:t>
       </w:r>
@@ -701,7 +773,7 @@
       </w:pPr>
       <w:r>
         <w:rPr>
-          <w:rFonts w:hint="eastAsia"/>
+          <w:rFonts w:hint="eastAsia" w:eastAsia="黑体"/>
         </w:rPr>
         <w:t xml:space="preserve">关键计算公式</w:t>
       </w:r>
@@ -715,7 +787,7 @@
       </w:pPr>
       <w:r>
         <w:rPr>
-          <w:rFonts w:hint="eastAsia"/>
+          <w:rFonts w:hint="eastAsia" w:eastAsia="黑体"/>
         </w:rPr>
         <w:t xml:space="preserve">过流阈值：</w:t>
       </w:r>
@@ -814,7 +886,7 @@
       </w:pPr>
       <w:r>
         <w:rPr>
-          <w:rFonts w:hint="eastAsia"/>
+          <w:rFonts w:hint="eastAsia" w:eastAsia="黑体"/>
         </w:rPr>
         <w:t xml:space="preserve">采样压降：</w:t>
       </w:r>
@@ -922,7 +994,7 @@
       </w:pPr>
       <w:r>
         <w:rPr>
-          <w:rFonts w:hint="eastAsia"/>
+          <w:rFonts w:hint="eastAsia" w:eastAsia="黑体"/>
         </w:rPr>
         <w:t xml:space="preserve">峰值电流限制（开关电源逐周期限流）：</w:t>
       </w:r>
@@ -1042,7 +1114,7 @@
       </w:pPr>
       <w:r>
         <w:rPr>
-          <w:rFonts w:hint="eastAsia"/>
+          <w:rFonts w:hint="eastAsia" w:eastAsia="黑体"/>
         </w:rPr>
         <w:t xml:space="preserve">迟滞：</w:t>
       </w:r>
@@ -1178,7 +1250,7 @@
             </w:pPr>
             <w:r>
               <w:rPr>
-                <w:rFonts w:hint="eastAsia"/>
+                <w:rFonts w:hint="eastAsia" w:eastAsia="黑体"/>
               </w:rPr>
               <w:t xml:space="preserve">符号</w:t>
             </w:r>
@@ -1192,7 +1264,7 @@
             </w:pPr>
             <w:r>
               <w:rPr>
-                <w:rFonts w:hint="eastAsia"/>
+                <w:rFonts w:hint="eastAsia" w:eastAsia="黑体"/>
               </w:rPr>
               <w:t xml:space="preserve">含义</w:t>
             </w:r>
@@ -1206,7 +1278,7 @@
             </w:pPr>
             <w:r>
               <w:rPr>
-                <w:rFonts w:hint="eastAsia"/>
+                <w:rFonts w:hint="eastAsia" w:eastAsia="黑体"/>
               </w:rPr>
               <w:t xml:space="preserve">单位</w:t>
             </w:r>
@@ -1238,6 +1310,9 @@
               </m:sSub>
             </m:oMath>
             <w:r>
+              <w:rPr>
+                <w:rFonts w:eastAsia="黑体"/>
+              </w:rPr>
               <w:t xml:space="preserve">​</w:t>
             </w:r>
           </w:p>
@@ -1250,7 +1325,7 @@
             </w:pPr>
             <w:r>
               <w:rPr>
-                <w:rFonts w:hint="eastAsia"/>
+                <w:rFonts w:hint="eastAsia" w:eastAsia="黑体"/>
               </w:rPr>
               <w:t xml:space="preserve">过流阈值</w:t>
             </w:r>
@@ -1263,6 +1338,9 @@
               <w:pStyle w:val="Compact"/>
             </w:pPr>
             <w:r>
+              <w:rPr>
+                <w:rFonts w:eastAsia="黑体"/>
+              </w:rPr>
               <w:t xml:space="preserve">A</w:t>
             </w:r>
           </w:p>
@@ -1296,6 +1374,9 @@
               </m:sSub>
             </m:oMath>
             <w:r>
+              <w:rPr>
+                <w:rFonts w:eastAsia="黑体"/>
+              </w:rPr>
               <w:t xml:space="preserve">​</w:t>
             </w:r>
           </w:p>
@@ -1308,7 +1389,7 @@
             </w:pPr>
             <w:r>
               <w:rPr>
-                <w:rFonts w:hint="eastAsia"/>
+                <w:rFonts w:hint="eastAsia" w:eastAsia="黑体"/>
               </w:rPr>
               <w:t xml:space="preserve">参考/比较阈值</w:t>
             </w:r>
@@ -1321,6 +1402,9 @@
               <w:pStyle w:val="Compact"/>
             </w:pPr>
             <w:r>
+              <w:rPr>
+                <w:rFonts w:eastAsia="黑体"/>
+              </w:rPr>
               <w:t xml:space="preserve">V</w:t>
             </w:r>
           </w:p>
@@ -1360,6 +1444,9 @@
               </m:sSub>
             </m:oMath>
             <w:r>
+              <w:rPr>
+                <w:rFonts w:eastAsia="黑体"/>
+              </w:rPr>
               <w:t xml:space="preserve">​</w:t>
             </w:r>
           </w:p>
@@ -1372,7 +1459,7 @@
             </w:pPr>
             <w:r>
               <w:rPr>
-                <w:rFonts w:hint="eastAsia"/>
+                <w:rFonts w:hint="eastAsia" w:eastAsia="黑体"/>
               </w:rPr>
               <w:t xml:space="preserve">采样电阻</w:t>
             </w:r>
@@ -1385,6 +1472,9 @@
               <w:pStyle w:val="Compact"/>
             </w:pPr>
             <w:r>
+              <w:rPr>
+                <w:rFonts w:eastAsia="黑体"/>
+              </w:rPr>
               <w:t xml:space="preserve">Ω</w:t>
             </w:r>
           </w:p>
@@ -1424,6 +1514,9 @@
               </m:sSub>
             </m:oMath>
             <w:r>
+              <w:rPr>
+                <w:rFonts w:eastAsia="黑体"/>
+              </w:rPr>
               <w:t xml:space="preserve">​</w:t>
             </w:r>
           </w:p>
@@ -1436,7 +1529,7 @@
             </w:pPr>
             <w:r>
               <w:rPr>
-                <w:rFonts w:hint="eastAsia"/>
+                <w:rFonts w:hint="eastAsia" w:eastAsia="黑体"/>
               </w:rPr>
               <w:t xml:space="preserve">采样电压</w:t>
             </w:r>
@@ -1449,6 +1542,9 @@
               <w:pStyle w:val="Compact"/>
             </w:pPr>
             <w:r>
+              <w:rPr>
+                <w:rFonts w:eastAsia="黑体"/>
+              </w:rPr>
               <w:t xml:space="preserve">V</w:t>
             </w:r>
           </w:p>
@@ -1488,6 +1584,9 @@
               </m:sSub>
             </m:oMath>
             <w:r>
+              <w:rPr>
+                <w:rFonts w:eastAsia="黑体"/>
+              </w:rPr>
               <w:t xml:space="preserve">​</w:t>
             </w:r>
           </w:p>
@@ -1500,7 +1599,7 @@
             </w:pPr>
             <w:r>
               <w:rPr>
-                <w:rFonts w:hint="eastAsia"/>
+                <w:rFonts w:hint="eastAsia" w:eastAsia="黑体"/>
               </w:rPr>
               <w:t xml:space="preserve">迟滞电流</w:t>
             </w:r>
@@ -1513,6 +1612,9 @@
               <w:pStyle w:val="Compact"/>
             </w:pPr>
             <w:r>
+              <w:rPr>
+                <w:rFonts w:eastAsia="黑体"/>
+              </w:rPr>
               <w:t xml:space="preserve">A</w:t>
             </w:r>
           </w:p>
@@ -1527,7 +1629,7 @@
       </w:pPr>
       <w:r>
         <w:rPr>
-          <w:rFonts w:hint="eastAsia"/>
+          <w:rFonts w:hint="eastAsia" w:eastAsia="黑体"/>
         </w:rPr>
         <w:t xml:space="preserve">元件调整影响</w:t>
       </w:r>
@@ -1542,20 +1644,27 @@
       </w:pPr>
       <w:r>
         <w:rPr>
+          <w:rFonts w:eastAsia="黑体"/>
           <w:b/>
           <w:bCs/>
         </w:rPr>
         <w:t xml:space="preserve">R_sense ↑</w:t>
       </w:r>
       <w:r>
+        <w:rPr>
+          <w:rFonts w:eastAsia="黑体"/>
+        </w:rPr>
         <w:t xml:space="preserve"> </w:t>
       </w:r>
       <w:r>
+        <w:rPr>
+          <w:rFonts w:eastAsia="黑体"/>
+        </w:rPr>
         <w:t xml:space="preserve">→ </w:t>
       </w:r>
       <w:r>
         <w:rPr>
-          <w:rFonts w:hint="eastAsia"/>
+          <w:rFonts w:hint="eastAsia" w:eastAsia="黑体"/>
         </w:rPr>
         <w:t xml:space="preserve">检测精度提高但损耗与压降增大。</w:t>
       </w:r>
@@ -1570,7 +1679,7 @@
       </w:pPr>
       <w:r>
         <w:rPr>
-          <w:rFonts w:hint="eastAsia"/>
+          <w:rFonts w:hint="eastAsia" w:eastAsia="黑体"/>
           <w:b/>
           <w:bCs/>
         </w:rPr>
@@ -1578,20 +1687,27 @@
       </w:r>
       <w:r>
         <w:rPr>
+          <w:rFonts w:eastAsia="黑体"/>
           <w:b/>
           <w:bCs/>
         </w:rPr>
         <w:t xml:space="preserve"> V_ref ↓</w:t>
       </w:r>
       <w:r>
+        <w:rPr>
+          <w:rFonts w:eastAsia="黑体"/>
+        </w:rPr>
         <w:t xml:space="preserve"> </w:t>
       </w:r>
       <w:r>
+        <w:rPr>
+          <w:rFonts w:eastAsia="黑体"/>
+        </w:rPr>
         <w:t xml:space="preserve">→ </w:t>
       </w:r>
       <w:r>
         <w:rPr>
-          <w:rFonts w:hint="eastAsia"/>
+          <w:rFonts w:hint="eastAsia" w:eastAsia="黑体"/>
         </w:rPr>
         <w:t xml:space="preserve">保护点降低、更灵敏，但易受噪声误触发。</w:t>
       </w:r>
@@ -1606,7 +1722,7 @@
       </w:pPr>
       <w:r>
         <w:rPr>
-          <w:rFonts w:hint="eastAsia"/>
+          <w:rFonts w:hint="eastAsia" w:eastAsia="黑体"/>
           <w:b/>
           <w:bCs/>
         </w:rPr>
@@ -1614,20 +1730,27 @@
       </w:r>
       <w:r>
         <w:rPr>
+          <w:rFonts w:eastAsia="黑体"/>
           <w:b/>
           <w:bCs/>
         </w:rPr>
         <w:t xml:space="preserve"> ↑</w:t>
       </w:r>
       <w:r>
+        <w:rPr>
+          <w:rFonts w:eastAsia="黑体"/>
+        </w:rPr>
         <w:t xml:space="preserve"> </w:t>
       </w:r>
       <w:r>
+        <w:rPr>
+          <w:rFonts w:eastAsia="黑体"/>
+        </w:rPr>
         <w:t xml:space="preserve">→ </w:t>
       </w:r>
       <w:r>
         <w:rPr>
-          <w:rFonts w:hint="eastAsia"/>
+          <w:rFonts w:hint="eastAsia" w:eastAsia="黑体"/>
         </w:rPr>
         <w:t xml:space="preserve">抗振荡、抗误触发能力强，但保护精度下降。</w:t>
       </w:r>
@@ -1642,30 +1765,39 @@
       </w:pPr>
       <w:r>
         <w:rPr>
-          <w:rFonts w:hint="eastAsia"/>
+          <w:rFonts w:hint="eastAsia" w:eastAsia="黑体"/>
           <w:b/>
           <w:bCs/>
         </w:rPr>
         <w:t xml:space="preserve">响应/关断速度</w:t>
       </w:r>
       <w:r>
+        <w:rPr>
+          <w:rFonts w:eastAsia="黑体"/>
+        </w:rPr>
         <w:t xml:space="preserve"> </w:t>
       </w:r>
       <w:r>
+        <w:rPr>
+          <w:rFonts w:eastAsia="黑体"/>
+        </w:rPr>
         <w:t xml:space="preserve">→ </w:t>
       </w:r>
       <w:r>
         <w:rPr>
-          <w:rFonts w:hint="eastAsia"/>
+          <w:rFonts w:hint="eastAsia" w:eastAsia="黑体"/>
         </w:rPr>
         <w:t xml:space="preserve">决定短路瞬间</w:t>
       </w:r>
       <w:r>
+        <w:rPr>
+          <w:rFonts w:eastAsia="黑体"/>
+        </w:rPr>
         <w:t xml:space="preserve"> I²t </w:t>
       </w:r>
       <w:r>
         <w:rPr>
-          <w:rFonts w:hint="eastAsia"/>
+          <w:rFonts w:hint="eastAsia" w:eastAsia="黑体"/>
         </w:rPr>
         <w:t xml:space="preserve">能量，越快越好。</w:t>
       </w:r>
@@ -1678,7 +1810,7 @@
       </w:pPr>
       <w:r>
         <w:rPr>
-          <w:rFonts w:hint="eastAsia"/>
+          <w:rFonts w:hint="eastAsia" w:eastAsia="黑体"/>
         </w:rPr>
         <w:t xml:space="preserve">典型参数示例</w:t>
       </w:r>
@@ -1693,11 +1825,14 @@
       </w:pPr>
       <w:r>
         <w:rPr>
-          <w:rFonts w:hint="eastAsia"/>
+          <w:rFonts w:hint="eastAsia" w:eastAsia="黑体"/>
         </w:rPr>
         <w:t xml:space="preserve">取</w:t>
       </w:r>
       <w:r>
+        <w:rPr>
+          <w:rFonts w:eastAsia="黑体"/>
+        </w:rPr>
         <w:t xml:space="preserve"> </w:t>
       </w:r>
       <m:oMath>
@@ -1746,6 +1881,9 @@
         </m:r>
       </m:oMath>
       <w:r>
+        <w:rPr>
+          <w:rFonts w:eastAsia="黑体"/>
+        </w:rPr>
         <w:t xml:space="preserve">、</w:t>
       </w:r>
       <m:oMath>
@@ -1778,11 +1916,14 @@
         </m:r>
       </m:oMath>
       <w:r>
+        <w:rPr>
+          <w:rFonts w:eastAsia="黑体"/>
+        </w:rPr>
         <w:t xml:space="preserve"> </w:t>
       </w:r>
       <w:r>
         <w:rPr>
-          <w:rFonts w:hint="eastAsia"/>
+          <w:rFonts w:hint="eastAsia" w:eastAsia="黑体"/>
         </w:rPr>
         <w:t xml:space="preserve">mV：</w:t>
       </w:r>
@@ -1834,9 +1975,15 @@
         </m:r>
       </m:oMath>
       <w:r>
+        <w:rPr>
+          <w:rFonts w:eastAsia="黑体"/>
+        </w:rPr>
         <w:t xml:space="preserve"> </w:t>
       </w:r>
       <w:r>
+        <w:rPr>
+          <w:rFonts w:eastAsia="黑体"/>
+        </w:rPr>
         <w:t xml:space="preserve">A。</w:t>
       </w:r>
     </w:p>
@@ -1850,11 +1997,14 @@
       </w:pPr>
       <w:r>
         <w:rPr>
-          <w:rFonts w:hint="eastAsia"/>
+          <w:rFonts w:hint="eastAsia" w:eastAsia="黑体"/>
         </w:rPr>
         <w:t xml:space="preserve">取</w:t>
       </w:r>
       <w:r>
+        <w:rPr>
+          <w:rFonts w:eastAsia="黑体"/>
+        </w:rPr>
         <w:t xml:space="preserve"> </w:t>
       </w:r>
       <m:oMath>
@@ -1890,9 +2040,15 @@
         </m:r>
       </m:oMath>
       <w:r>
+        <w:rPr>
+          <w:rFonts w:eastAsia="黑体"/>
+        </w:rPr>
         <w:t xml:space="preserve"> </w:t>
       </w:r>
       <w:r>
+        <w:rPr>
+          <w:rFonts w:eastAsia="黑体"/>
+        </w:rPr>
         <w:t xml:space="preserve">A、</w:t>
       </w:r>
       <m:oMath>
@@ -1942,7 +2098,7 @@
       </m:oMath>
       <w:r>
         <w:rPr>
-          <w:rFonts w:hint="eastAsia"/>
+          <w:rFonts w:hint="eastAsia" w:eastAsia="黑体"/>
         </w:rPr>
         <w:t xml:space="preserve">：</w:t>
       </w:r>
@@ -2000,15 +2156,21 @@
         </m:r>
       </m:oMath>
       <w:r>
+        <w:rPr>
+          <w:rFonts w:eastAsia="黑体"/>
+        </w:rPr>
         <w:t xml:space="preserve"> </w:t>
       </w:r>
       <w:r>
         <w:rPr>
-          <w:rFonts w:hint="eastAsia"/>
+          <w:rFonts w:hint="eastAsia" w:eastAsia="黑体"/>
         </w:rPr>
         <w:t xml:space="preserve">mV，功耗</w:t>
       </w:r>
       <w:r>
+        <w:rPr>
+          <w:rFonts w:eastAsia="黑体"/>
+        </w:rPr>
         <w:t xml:space="preserve"> </w:t>
       </w:r>
       <m:oMath>
@@ -2044,9 +2206,15 @@
         </m:r>
       </m:oMath>
       <w:r>
+        <w:rPr>
+          <w:rFonts w:eastAsia="黑体"/>
+        </w:rPr>
         <w:t xml:space="preserve"> </w:t>
       </w:r>
       <w:r>
+        <w:rPr>
+          <w:rFonts w:eastAsia="黑体"/>
+        </w:rPr>
         <w:t xml:space="preserve">W。</w:t>
       </w:r>
     </w:p>
@@ -2058,7 +2226,7 @@
       </w:pPr>
       <w:r>
         <w:rPr>
-          <w:rFonts w:hint="eastAsia"/>
+          <w:rFonts w:hint="eastAsia" w:eastAsia="黑体"/>
         </w:rPr>
         <w:t xml:space="preserve">常见器件型号</w:t>
       </w:r>
@@ -2073,7 +2241,7 @@
       </w:pPr>
       <w:r>
         <w:rPr>
-          <w:rFonts w:hint="eastAsia"/>
+          <w:rFonts w:hint="eastAsia" w:eastAsia="黑体"/>
         </w:rPr>
         <w:t xml:space="preserve">比较器：LM393、TL331、LMV331。</w:t>
       </w:r>
@@ -2088,7 +2256,7 @@
       </w:pPr>
       <w:r>
         <w:rPr>
-          <w:rFonts w:hint="eastAsia"/>
+          <w:rFonts w:hint="eastAsia" w:eastAsia="黑体"/>
         </w:rPr>
         <w:t xml:space="preserve">电流检测放大器：INA199、INA240、MAX4080。</w:t>
       </w:r>
@@ -2103,16 +2271,19 @@
       </w:pPr>
       <w:r>
         <w:rPr>
-          <w:rFonts w:hint="eastAsia"/>
+          <w:rFonts w:hint="eastAsia" w:eastAsia="黑体"/>
         </w:rPr>
         <w:t xml:space="preserve">集成保护：LTC4368（含</w:t>
       </w:r>
       <w:r>
+        <w:rPr>
+          <w:rFonts w:eastAsia="黑体"/>
+        </w:rPr>
         <w:t xml:space="preserve"> </w:t>
       </w:r>
       <w:r>
         <w:rPr>
-          <w:rFonts w:hint="eastAsia"/>
+          <w:rFonts w:hint="eastAsia" w:eastAsia="黑体"/>
         </w:rPr>
         <w:t xml:space="preserve">OCP）、TPS1663（eFuse+OCP）。</w:t>
       </w:r>
@@ -2125,7 +2296,7 @@
       </w:pPr>
       <w:r>
         <w:rPr>
-          <w:rFonts w:hint="eastAsia"/>
+          <w:rFonts w:hint="eastAsia" w:eastAsia="黑体"/>
         </w:rPr>
         <w:t xml:space="preserve">注意事项</w:t>
       </w:r>
@@ -2140,7 +2311,7 @@
       </w:pPr>
       <w:r>
         <w:rPr>
-          <w:rFonts w:hint="eastAsia"/>
+          <w:rFonts w:hint="eastAsia" w:eastAsia="黑体"/>
         </w:rPr>
         <w:t xml:space="preserve">需要迟滞或锁存，避免阈值附近频繁开关导致的打嗝振荡。</w:t>
       </w:r>
@@ -2155,7 +2326,7 @@
       </w:pPr>
       <w:r>
         <w:rPr>
-          <w:rFonts w:hint="eastAsia"/>
+          <w:rFonts w:hint="eastAsia" w:eastAsia="黑体"/>
         </w:rPr>
         <w:t xml:space="preserve">采样电阻使用开尔文四端接法，减小布线电阻误差。</w:t>
       </w:r>
@@ -2170,7 +2341,7 @@
       </w:pPr>
       <w:r>
         <w:rPr>
-          <w:rFonts w:hint="eastAsia"/>
+          <w:rFonts w:hint="eastAsia" w:eastAsia="黑体"/>
         </w:rPr>
         <w:t xml:space="preserve">短路保护需与热关断配合，防止长时间限流过热。</w:t>
       </w:r>
@@ -2185,7 +2356,7 @@
       </w:pPr>
       <w:r>
         <w:rPr>
-          <w:rFonts w:hint="eastAsia"/>
+          <w:rFonts w:hint="eastAsia" w:eastAsia="黑体"/>
         </w:rPr>
         <w:t xml:space="preserve">高端检测注意放大器共模输入范围，低端检测注意地线抬升。</w:t>
       </w:r>
@@ -2198,7 +2369,7 @@
       </w:pPr>
       <w:r>
         <w:rPr>
-          <w:rFonts w:hint="eastAsia"/>
+          <w:rFonts w:hint="eastAsia" w:eastAsia="黑体"/>
         </w:rPr>
         <w:t xml:space="preserve">参考资料</w:t>
       </w:r>
@@ -2212,6 +2383,9 @@
         </w:numPr>
       </w:pPr>
       <w:r>
+        <w:rPr>
+          <w:rFonts w:eastAsia="黑体"/>
+        </w:rPr>
         <w:t xml:space="preserve">Wikipedia: Current sensing / Current limiting。</w:t>
       </w:r>
     </w:p>
@@ -2224,20 +2398,26 @@
         </w:numPr>
       </w:pPr>
       <w:r>
+        <w:rPr>
+          <w:rFonts w:eastAsia="黑体"/>
+        </w:rPr>
         <w:t xml:space="preserve">TI </w:t>
       </w:r>
       <w:r>
         <w:rPr>
-          <w:rFonts w:hint="eastAsia"/>
+          <w:rFonts w:hint="eastAsia" w:eastAsia="黑体"/>
         </w:rPr>
         <w:t xml:space="preserve">电流检测与</w:t>
       </w:r>
       <w:r>
+        <w:rPr>
+          <w:rFonts w:eastAsia="黑体"/>
+        </w:rPr>
         <w:t xml:space="preserve"> OCP </w:t>
       </w:r>
       <w:r>
         <w:rPr>
-          <w:rFonts w:hint="eastAsia"/>
+          <w:rFonts w:hint="eastAsia" w:eastAsia="黑体"/>
         </w:rPr>
         <w:t xml:space="preserve">应用笔记。</w:t>
       </w:r>
@@ -2252,7 +2432,7 @@
       </w:pPr>
       <w:r>
         <w:rPr>
-          <w:rFonts w:hint="eastAsia"/>
+          <w:rFonts w:hint="eastAsia" w:eastAsia="黑体"/>
         </w:rPr>
         <w:t xml:space="preserve">《开关电源保护电路设计》。</w:t>
       </w:r>
@@ -2266,11 +2446,11 @@
       </w:pPr>
       <w:r>
         <w:rPr>
-          <w:rFonts w:ascii="Times New Roman" w:hAnsi="Times New Roman"/>
+          <w:rFonts w:ascii="Times New Roman" w:hAnsi="Times New Roman" w:eastAsia="黑体"/>
           <w:color w:val="555555"/>
           <w:sz w:val="21"/>
         </w:rPr>
-        <w:t>材料收集者：杜文杰</w:t>
+        <w:t>材料收集者：杜文杰，WX手机：19519196569，QQ:3478827729</w:t>
       </w:r>
     </w:p>
     <w:sectPr>
@@ -2290,7 +2470,7 @@
 </file>
 
 <file path=word/footer1.xml><?xml version="1.0" encoding="utf-8"?>
-<w:ftr xmlns:m="http://schemas.openxmlformats.org/officeDocument/2006/math" xmlns:mc="http://schemas.openxmlformats.org/markup-compatibility/2006" xmlns:mo="http://schemas.microsoft.com/office/mac/office/2008/main" xmlns:mv="urn:schemas-microsoft-com:mac:vml" xmlns:o="urn:schemas-microsoft-com:office:office" xmlns:r="http://schemas.openxmlformats.org/officeDocument/2006/relationships" xmlns:v="urn:schemas-microsoft-com:vml" xmlns:w10="urn:schemas-microsoft-com:office:word" xmlns:w14="http://schemas.microsoft.com/office/word/2010/wordml" xmlns:w="http://schemas.openxmlformats.org/wordprocessingml/2006/main" xmlns:wne="http://schemas.microsoft.com/office/word/2006/wordml" xmlns:wp14="http://schemas.microsoft.com/office/word/2010/wordprocessingDrawing" xmlns:wp="http://schemas.openxmlformats.org/drawingml/2006/wordprocessingDrawing" xmlns:wpc="http://schemas.microsoft.com/office/word/2010/wordprocessingCanvas" xmlns:wpg="http://schemas.microsoft.com/office/word/2010/wordprocessingGroup" xmlns:wpi="http://schemas.microsoft.com/office/word/2010/wordprocessingInk" xmlns:wps="http://schemas.microsoft.com/office/word/2010/wordprocessingShape" mc:Ignorable="w14 wp14">
+<w:ftr xmlns:mc="http://schemas.openxmlformats.org/markup-compatibility/2006" xmlns:w="http://schemas.openxmlformats.org/wordprocessingml/2006/main" xmlns:m="http://schemas.openxmlformats.org/officeDocument/2006/math" xmlns:mo="http://schemas.microsoft.com/office/mac/office/2008/main" xmlns:mv="urn:schemas-microsoft-com:mac:vml" xmlns:o="urn:schemas-microsoft-com:office:office" xmlns:r="http://schemas.openxmlformats.org/officeDocument/2006/relationships" xmlns:v="urn:schemas-microsoft-com:vml" xmlns:w10="urn:schemas-microsoft-com:office:word" xmlns:w14="http://schemas.microsoft.com/office/word/2010/wordml" xmlns:wne="http://schemas.microsoft.com/office/word/2006/wordml" xmlns:wp14="http://schemas.microsoft.com/office/word/2010/wordprocessingDrawing" xmlns:wp="http://schemas.openxmlformats.org/drawingml/2006/wordprocessingDrawing" xmlns:wpc="http://schemas.microsoft.com/office/word/2010/wordprocessingCanvas" xmlns:wpg="http://schemas.microsoft.com/office/word/2010/wordprocessingGroup" xmlns:wpi="http://schemas.microsoft.com/office/word/2010/wordprocessingInk" xmlns:wps="http://schemas.microsoft.com/office/word/2010/wordprocessingShape" mc:Ignorable="w14 wp14">
   <w:p>
     <w:pPr>
       <w:pStyle w:val="Footer"/>
@@ -2298,12 +2478,14 @@
     </w:pPr>
     <w:r>
       <w:rPr>
+        <w:rFonts w:eastAsia="黑体"/>
         <w:sz w:val="18"/>
       </w:rPr>
       <w:t xml:space="preserve">第 </w:t>
     </w:r>
     <w:r>
       <w:rPr>
+        <w:rFonts w:eastAsia="黑体"/>
         <w:sz w:val="18"/>
       </w:rPr>
       <w:fldChar w:fldCharType="begin"/>
@@ -2312,6 +2494,7 @@
     </w:r>
     <w:r>
       <w:rPr>
+        <w:rFonts w:eastAsia="黑体"/>
         <w:sz w:val="18"/>
       </w:rPr>
       <w:t xml:space="preserve"> 页</w:t>
@@ -2325,6 +2508,9 @@
   <w:footnote w:type="continuationSeparator" w:id="0">
     <w:p>
       <w:r>
+        <w:rPr>
+          <w:rFonts w:eastAsia="黑体"/>
+        </w:rPr>
         <w:continuationSeparator/>
       </w:r>
     </w:p>
@@ -2332,6 +2518,9 @@
   <w:footnote w:type="separator" w:id="-1">
     <w:p>
       <w:r>
+        <w:rPr>
+          <w:rFonts w:eastAsia="黑体"/>
+        </w:rPr>
         <w:separator/>
       </w:r>
     </w:p>
@@ -2340,7 +2529,7 @@
 </file>
 
 <file path=word/header1.xml><?xml version="1.0" encoding="utf-8"?>
-<w:hdr xmlns:m="http://schemas.openxmlformats.org/officeDocument/2006/math" xmlns:mc="http://schemas.openxmlformats.org/markup-compatibility/2006" xmlns:mo="http://schemas.microsoft.com/office/mac/office/2008/main" xmlns:mv="urn:schemas-microsoft-com:mac:vml" xmlns:o="urn:schemas-microsoft-com:office:office" xmlns:r="http://schemas.openxmlformats.org/officeDocument/2006/relationships" xmlns:v="urn:schemas-microsoft-com:vml" xmlns:w10="urn:schemas-microsoft-com:office:word" xmlns:w14="http://schemas.microsoft.com/office/word/2010/wordml" xmlns:w="http://schemas.openxmlformats.org/wordprocessingml/2006/main" xmlns:wne="http://schemas.microsoft.com/office/word/2006/wordml" xmlns:wp14="http://schemas.microsoft.com/office/word/2010/wordprocessingDrawing" xmlns:wp="http://schemas.openxmlformats.org/drawingml/2006/wordprocessingDrawing" xmlns:wpc="http://schemas.microsoft.com/office/word/2010/wordprocessingCanvas" xmlns:wpg="http://schemas.microsoft.com/office/word/2010/wordprocessingGroup" xmlns:wpi="http://schemas.microsoft.com/office/word/2010/wordprocessingInk" xmlns:wps="http://schemas.microsoft.com/office/word/2010/wordprocessingShape" mc:Ignorable="w14 wp14">
+<w:hdr xmlns:mc="http://schemas.openxmlformats.org/markup-compatibility/2006" xmlns:w="http://schemas.openxmlformats.org/wordprocessingml/2006/main" xmlns:m="http://schemas.openxmlformats.org/officeDocument/2006/math" xmlns:mo="http://schemas.microsoft.com/office/mac/office/2008/main" xmlns:mv="urn:schemas-microsoft-com:mac:vml" xmlns:o="urn:schemas-microsoft-com:office:office" xmlns:r="http://schemas.openxmlformats.org/officeDocument/2006/relationships" xmlns:v="urn:schemas-microsoft-com:vml" xmlns:w10="urn:schemas-microsoft-com:office:word" xmlns:w14="http://schemas.microsoft.com/office/word/2010/wordml" xmlns:wne="http://schemas.microsoft.com/office/word/2006/wordml" xmlns:wp14="http://schemas.microsoft.com/office/word/2010/wordprocessingDrawing" xmlns:wp="http://schemas.openxmlformats.org/drawingml/2006/wordprocessingDrawing" xmlns:wpc="http://schemas.microsoft.com/office/word/2010/wordprocessingCanvas" xmlns:wpg="http://schemas.microsoft.com/office/word/2010/wordprocessingGroup" xmlns:wpi="http://schemas.microsoft.com/office/word/2010/wordprocessingInk" xmlns:wps="http://schemas.microsoft.com/office/word/2010/wordprocessingShape" mc:Ignorable="w14 wp14">
   <w:p>
     <w:pPr>
       <w:pStyle w:val="Header"/>
@@ -2348,7 +2537,7 @@
     </w:pPr>
     <w:r>
       <w:rPr>
-        <w:rFonts w:ascii="Times New Roman" w:hAnsi="Times New Roman"/>
+        <w:rFonts w:ascii="Times New Roman" w:hAnsi="Times New Roman" w:eastAsia="黑体"/>
         <w:sz w:val="18"/>
         <w:rFonts w:eastAsia="黑体"/>
         <w:rFonts w:eastAsia="黑体"/>
@@ -2360,7 +2549,7 @@
 </file>
 
 <file path=word/numbering.xml><?xml version="1.0" encoding="utf-8"?>
-<w:numbering xmlns:m="http://schemas.openxmlformats.org/officeDocument/2006/math" xmlns:mc="http://schemas.openxmlformats.org/markup-compatibility/2006" xmlns:mo="http://schemas.microsoft.com/office/mac/office/2008/main" xmlns:mv="urn:schemas-microsoft-com:mac:vml" xmlns:o="urn:schemas-microsoft-com:office:office" xmlns:r="http://schemas.openxmlformats.org/officeDocument/2006/relationships" xmlns:v="urn:schemas-microsoft-com:vml" xmlns:w="http://schemas.openxmlformats.org/wordprocessingml/2006/main" xmlns:w10="urn:schemas-microsoft-com:office:word" xmlns:w14="http://schemas.microsoft.com/office/word/2010/wordml" xmlns:wne="http://schemas.microsoft.com/office/word/2006/wordml" xmlns:wp="http://schemas.openxmlformats.org/drawingml/2006/wordprocessingDrawing" xmlns:wp14="http://schemas.microsoft.com/office/word/2010/wordprocessingDrawing" xmlns:wpc="http://schemas.microsoft.com/office/word/2010/wordprocessingCanvas" xmlns:wpg="http://schemas.microsoft.com/office/word/2010/wordprocessingGroup" xmlns:wpi="http://schemas.microsoft.com/office/word/2010/wordprocessingInk" xmlns:wps="http://schemas.microsoft.com/office/word/2010/wordprocessingShape" mc:Ignorable="w14 wp14">
+<w:numbering xmlns:mc="http://schemas.openxmlformats.org/markup-compatibility/2006" xmlns:w="http://schemas.openxmlformats.org/wordprocessingml/2006/main" xmlns:m="http://schemas.openxmlformats.org/officeDocument/2006/math" xmlns:mo="http://schemas.microsoft.com/office/mac/office/2008/main" xmlns:mv="urn:schemas-microsoft-com:mac:vml" xmlns:o="urn:schemas-microsoft-com:office:office" xmlns:r="http://schemas.openxmlformats.org/officeDocument/2006/relationships" xmlns:v="urn:schemas-microsoft-com:vml" xmlns:w10="urn:schemas-microsoft-com:office:word" xmlns:w14="http://schemas.microsoft.com/office/word/2010/wordml" xmlns:wne="http://schemas.microsoft.com/office/word/2006/wordml" xmlns:wp="http://schemas.openxmlformats.org/drawingml/2006/wordprocessingDrawing" xmlns:wp14="http://schemas.microsoft.com/office/word/2010/wordprocessingDrawing" xmlns:wpc="http://schemas.microsoft.com/office/word/2010/wordprocessingCanvas" xmlns:wpg="http://schemas.microsoft.com/office/word/2010/wordprocessingGroup" xmlns:wpi="http://schemas.microsoft.com/office/word/2010/wordprocessingInk" xmlns:wps="http://schemas.microsoft.com/office/word/2010/wordprocessingShape" mc:Ignorable="w14 wp14">
   <w:abstractNum w:abstractNumId="0">
     <w:nsid w:val="FFFFFF7C"/>
     <w:multiLevelType w:val="singleLevel"/>
@@ -2447,7 +2636,7 @@
         <w:ind w:hanging="360" w:left="1440"/>
       </w:pPr>
       <w:rPr>
-        <w:rFonts w:ascii="Symbol" w:hAnsi="Symbol" w:hint="default"/>
+        <w:rFonts w:ascii="Symbol" w:hAnsi="Symbol" w:hint="default" w:eastAsia="黑体"/>
       </w:rPr>
     </w:lvl>
   </w:abstractNum>
@@ -2468,7 +2657,7 @@
         <w:ind w:hanging="360" w:left="1080"/>
       </w:pPr>
       <w:rPr>
-        <w:rFonts w:ascii="Symbol" w:hAnsi="Symbol" w:hint="default"/>
+        <w:rFonts w:ascii="Symbol" w:hAnsi="Symbol" w:hint="default" w:eastAsia="黑体"/>
       </w:rPr>
     </w:lvl>
   </w:abstractNum>
@@ -2489,7 +2678,7 @@
         <w:ind w:hanging="360" w:left="720"/>
       </w:pPr>
       <w:rPr>
-        <w:rFonts w:ascii="Symbol" w:hAnsi="Symbol" w:hint="default"/>
+        <w:rFonts w:ascii="Symbol" w:hAnsi="Symbol" w:hint="default" w:eastAsia="黑体"/>
       </w:rPr>
     </w:lvl>
   </w:abstractNum>
@@ -2528,7 +2717,7 @@
         <w:ind w:hanging="360" w:left="360"/>
       </w:pPr>
       <w:rPr>
-        <w:rFonts w:ascii="Symbol" w:hAnsi="Symbol" w:hint="default"/>
+        <w:rFonts w:ascii="Symbol" w:hAnsi="Symbol" w:hint="default" w:eastAsia="黑体"/>
       </w:rPr>
     </w:lvl>
   </w:abstractNum>
@@ -2619,7 +2808,7 @@
         <w:ind w:left="720" w:hanging="360"/>
       </w:pPr>
       <w:rPr>
-        <w:rFonts w:ascii="Symbol" w:hAnsi="Symbol" w:cs="Symbol" w:hint="default"/>
+        <w:rFonts w:ascii="Symbol" w:hAnsi="Symbol" w:cs="Symbol" w:hint="default" w:eastAsia="黑体"/>
       </w:rPr>
     </w:lvl>
     <w:lvl w:ilvl="1">
@@ -2630,7 +2819,7 @@
         <w:ind w:left="1440" w:hanging="360"/>
       </w:pPr>
       <w:rPr>
-        <w:rFonts w:ascii="Courier New" w:hAnsi="Courier New" w:cs="Courier New" w:hint="default"/>
+        <w:rFonts w:ascii="Courier New" w:hAnsi="Courier New" w:cs="Courier New" w:hint="default" w:eastAsia="黑体"/>
       </w:rPr>
     </w:lvl>
     <w:lvl w:ilvl="2">
@@ -2641,7 +2830,7 @@
         <w:ind w:left="2160" w:hanging="360"/>
       </w:pPr>
       <w:rPr>
-        <w:rFonts w:ascii="Wingdings" w:hAnsi="Wingdings" w:cs="Wingdings" w:hint="default"/>
+        <w:rFonts w:ascii="Wingdings" w:hAnsi="Wingdings" w:cs="Wingdings" w:hint="default" w:eastAsia="黑体"/>
       </w:rPr>
     </w:lvl>
     <w:lvl w:ilvl="3">
@@ -2652,7 +2841,7 @@
         <w:ind w:left="2880" w:hanging="360"/>
       </w:pPr>
       <w:rPr>
-        <w:rFonts w:ascii="Symbol" w:hAnsi="Symbol" w:cs="Symbol" w:hint="default"/>
+        <w:rFonts w:ascii="Symbol" w:hAnsi="Symbol" w:cs="Symbol" w:hint="default" w:eastAsia="黑体"/>
       </w:rPr>
     </w:lvl>
     <w:lvl w:ilvl="4">
@@ -2663,7 +2852,7 @@
         <w:ind w:left="3600" w:hanging="360"/>
       </w:pPr>
       <w:rPr>
-        <w:rFonts w:ascii="Courier New" w:hAnsi="Courier New" w:cs="Courier New" w:hint="default"/>
+        <w:rFonts w:ascii="Courier New" w:hAnsi="Courier New" w:cs="Courier New" w:hint="default" w:eastAsia="黑体"/>
       </w:rPr>
     </w:lvl>
     <w:lvl w:ilvl="5">
@@ -2674,7 +2863,7 @@
         <w:ind w:left="4320" w:hanging="360"/>
       </w:pPr>
       <w:rPr>
-        <w:rFonts w:ascii="Wingdings" w:hAnsi="Wingdings" w:cs="Wingdings" w:hint="default"/>
+        <w:rFonts w:ascii="Wingdings" w:hAnsi="Wingdings" w:cs="Wingdings" w:hint="default" w:eastAsia="黑体"/>
       </w:rPr>
     </w:lvl>
     <w:lvl w:ilvl="6">
@@ -2685,7 +2874,7 @@
         <w:ind w:left="5040" w:hanging="360"/>
       </w:pPr>
       <w:rPr>
-        <w:rFonts w:ascii="Symbol" w:hAnsi="Symbol" w:cs="Symbol" w:hint="default"/>
+        <w:rFonts w:ascii="Symbol" w:hAnsi="Symbol" w:cs="Symbol" w:hint="default" w:eastAsia="黑体"/>
       </w:rPr>
     </w:lvl>
     <w:lvl w:ilvl="7">
@@ -2696,7 +2885,7 @@
         <w:ind w:left="5760" w:hanging="360"/>
       </w:pPr>
       <w:rPr>
-        <w:rFonts w:ascii="Courier New" w:hAnsi="Courier New" w:cs="Courier New" w:hint="default"/>
+        <w:rFonts w:ascii="Courier New" w:hAnsi="Courier New" w:cs="Courier New" w:hint="default" w:eastAsia="黑体"/>
       </w:rPr>
     </w:lvl>
     <w:lvl w:ilvl="8">
@@ -2707,7 +2896,7 @@
         <w:ind w:left="6480" w:hanging="360"/>
       </w:pPr>
       <w:rPr>
-        <w:rFonts w:ascii="Wingdings" w:hAnsi="Wingdings" w:cs="Wingdings" w:hint="default"/>
+        <w:rFonts w:ascii="Wingdings" w:hAnsi="Wingdings" w:cs="Wingdings" w:hint="default" w:eastAsia="黑体"/>
       </w:rPr>
     </w:lvl>
   </w:abstractNum>
@@ -2763,11 +2952,11 @@
 </file>
 
 <file path=word/styles.xml><?xml version="1.0" encoding="utf-8"?>
-<w:styles xmlns:mc="http://schemas.openxmlformats.org/markup-compatibility/2006" xmlns:r="http://schemas.openxmlformats.org/officeDocument/2006/relationships" xmlns:w="http://schemas.openxmlformats.org/wordprocessingml/2006/main" xmlns:w14="http://schemas.microsoft.com/office/word/2010/wordml" mc:Ignorable="w14">
+<w:styles xmlns:mc="http://schemas.openxmlformats.org/markup-compatibility/2006" xmlns:w="http://schemas.openxmlformats.org/wordprocessingml/2006/main" xmlns:r="http://schemas.openxmlformats.org/officeDocument/2006/relationships" xmlns:w14="http://schemas.microsoft.com/office/word/2010/wordml" mc:Ignorable="w14">
   <w:docDefaults>
     <w:rPrDefault>
       <w:rPr>
-        <w:rFonts w:asciiTheme="minorHAnsi" w:cstheme="minorBidi" w:eastAsiaTheme="minorEastAsia" w:hAnsiTheme="minorHAnsi"/>
+        <w:rFonts w:asciiTheme="minorHAnsi" w:cstheme="minorBidi" w:hAnsiTheme="minorHAnsi" w:eastAsia="黑体"/>
         <w:sz w:val="22"/>
         <w:szCs w:val="22"/>
         <w:lang w:bidi="ar-SA" w:eastAsia="en-US" w:val="en-US"/>
@@ -2989,7 +3178,7 @@
       <w:outlineLvl w:val="0"/>
     </w:pPr>
     <w:rPr>
-      <w:rFonts w:ascii="Times New Roman" w:asciiTheme="majorHAnsi" w:cstheme="majorBidi" w:eastAsia="黑体" w:eastAsiaTheme="majorEastAsia" w:hAnsi="Times New Roman" w:hAnsiTheme="majorHAnsi"/>
+      <w:rFonts w:ascii="Times New Roman" w:asciiTheme="majorHAnsi" w:cstheme="majorBidi" w:eastAsia="黑体" w:hAnsi="Times New Roman" w:hAnsiTheme="majorHAnsi"/>
       <w:b/>
       <w:bCs/>
       <w:color w:val="1F3864"/>
@@ -3013,7 +3202,7 @@
       <w:outlineLvl w:val="1"/>
     </w:pPr>
     <w:rPr>
-      <w:rFonts w:ascii="Times New Roman" w:asciiTheme="majorHAnsi" w:cstheme="majorBidi" w:eastAsia="黑体" w:eastAsiaTheme="majorEastAsia" w:hAnsi="Times New Roman" w:hAnsiTheme="majorHAnsi"/>
+      <w:rFonts w:ascii="Times New Roman" w:asciiTheme="majorHAnsi" w:cstheme="majorBidi" w:eastAsia="黑体" w:hAnsi="Times New Roman" w:hAnsiTheme="majorHAnsi"/>
       <w:b/>
       <w:bCs/>
       <w:color w:val="2E4E7E"/>
@@ -3037,7 +3226,7 @@
       <w:outlineLvl w:val="2"/>
     </w:pPr>
     <w:rPr>
-      <w:rFonts w:ascii="Times New Roman" w:asciiTheme="majorHAnsi" w:cstheme="majorBidi" w:eastAsia="黑体" w:eastAsiaTheme="majorEastAsia" w:hAnsi="Times New Roman" w:hAnsiTheme="majorHAnsi"/>
+      <w:rFonts w:ascii="Times New Roman" w:asciiTheme="majorHAnsi" w:cstheme="majorBidi" w:eastAsia="黑体" w:hAnsi="Times New Roman" w:hAnsiTheme="majorHAnsi"/>
       <w:b/>
       <w:bCs/>
       <w:color w:val="2E4E7E"/>
@@ -3061,7 +3250,7 @@
       <w:outlineLvl w:val="3"/>
     </w:pPr>
     <w:rPr>
-      <w:rFonts w:ascii="Times New Roman" w:asciiTheme="majorHAnsi" w:cstheme="majorBidi" w:eastAsia="黑体" w:eastAsiaTheme="majorEastAsia" w:hAnsi="Times New Roman" w:hAnsiTheme="majorHAnsi"/>
+      <w:rFonts w:ascii="Times New Roman" w:asciiTheme="majorHAnsi" w:cstheme="majorBidi" w:eastAsia="黑体" w:hAnsi="Times New Roman" w:hAnsiTheme="majorHAnsi"/>
       <w:b/>
       <w:bCs/>
       <w:i/>
@@ -3087,7 +3276,7 @@
       <w:outlineLvl w:val="4"/>
     </w:pPr>
     <w:rPr>
-      <w:rFonts w:ascii="Times New Roman" w:asciiTheme="majorHAnsi" w:cstheme="majorBidi" w:eastAsia="黑体" w:eastAsiaTheme="majorEastAsia" w:hAnsi="Times New Roman" w:hAnsiTheme="majorHAnsi"/>
+      <w:rFonts w:ascii="Times New Roman" w:asciiTheme="majorHAnsi" w:cstheme="majorBidi" w:eastAsia="黑体" w:hAnsi="Times New Roman" w:hAnsiTheme="majorHAnsi"/>
       <w:b/>
       <w:color w:val="333333"/>
       <w:sz w:val="22"/>
@@ -3110,7 +3299,7 @@
       <w:outlineLvl w:val="5"/>
     </w:pPr>
     <w:rPr>
-      <w:rFonts w:asciiTheme="majorHAnsi" w:cstheme="majorBidi" w:eastAsiaTheme="majorEastAsia" w:hAnsiTheme="majorHAnsi"/>
+      <w:rFonts w:asciiTheme="majorHAnsi" w:cstheme="majorBidi" w:hAnsiTheme="majorHAnsi" w:eastAsia="黑体"/>
       <w:i/>
       <w:iCs/>
       <w:color w:themeColor="accent1" w:themeShade="7F" w:val="243F60"/>
@@ -3133,7 +3322,7 @@
       <w:outlineLvl w:val="6"/>
     </w:pPr>
     <w:rPr>
-      <w:rFonts w:asciiTheme="majorHAnsi" w:cstheme="majorBidi" w:eastAsiaTheme="majorEastAsia" w:hAnsiTheme="majorHAnsi"/>
+      <w:rFonts w:asciiTheme="majorHAnsi" w:cstheme="majorBidi" w:hAnsiTheme="majorHAnsi" w:eastAsia="黑体"/>
       <w:i/>
       <w:iCs/>
       <w:color w:themeColor="text1" w:themeTint="BF" w:val="404040"/>
@@ -3156,7 +3345,7 @@
       <w:outlineLvl w:val="7"/>
     </w:pPr>
     <w:rPr>
-      <w:rFonts w:asciiTheme="majorHAnsi" w:cstheme="majorBidi" w:eastAsiaTheme="majorEastAsia" w:hAnsiTheme="majorHAnsi"/>
+      <w:rFonts w:asciiTheme="majorHAnsi" w:cstheme="majorBidi" w:hAnsiTheme="majorHAnsi" w:eastAsia="黑体"/>
       <w:color w:themeColor="accent1" w:val="4F81BD"/>
       <w:sz w:val="20"/>
       <w:szCs w:val="20"/>
@@ -3179,7 +3368,7 @@
       <w:outlineLvl w:val="8"/>
     </w:pPr>
     <w:rPr>
-      <w:rFonts w:asciiTheme="majorHAnsi" w:cstheme="majorBidi" w:eastAsiaTheme="majorEastAsia" w:hAnsiTheme="majorHAnsi"/>
+      <w:rFonts w:asciiTheme="majorHAnsi" w:cstheme="majorBidi" w:hAnsiTheme="majorHAnsi" w:eastAsia="黑体"/>
       <w:i/>
       <w:iCs/>
       <w:color w:themeColor="text1" w:themeTint="BF" w:val="404040"/>
@@ -3230,7 +3419,7 @@
     <w:uiPriority w:val="9"/>
     <w:rsid w:val="00FC693F"/>
     <w:rPr>
-      <w:rFonts w:asciiTheme="majorHAnsi" w:cstheme="majorBidi" w:eastAsiaTheme="majorEastAsia" w:hAnsiTheme="majorHAnsi"/>
+      <w:rFonts w:asciiTheme="majorHAnsi" w:cstheme="majorBidi" w:hAnsiTheme="majorHAnsi" w:eastAsia="黑体"/>
       <w:b/>
       <w:bCs/>
       <w:color w:themeColor="accent1" w:themeShade="BF" w:val="365F91"/>
@@ -3245,7 +3434,7 @@
     <w:uiPriority w:val="9"/>
     <w:rsid w:val="00FC693F"/>
     <w:rPr>
-      <w:rFonts w:asciiTheme="majorHAnsi" w:cstheme="majorBidi" w:eastAsiaTheme="majorEastAsia" w:hAnsiTheme="majorHAnsi"/>
+      <w:rFonts w:asciiTheme="majorHAnsi" w:cstheme="majorBidi" w:hAnsiTheme="majorHAnsi" w:eastAsia="黑体"/>
       <w:b/>
       <w:bCs/>
       <w:color w:themeColor="accent1" w:val="4F81BD"/>
@@ -3260,7 +3449,7 @@
     <w:uiPriority w:val="9"/>
     <w:rsid w:val="00FC693F"/>
     <w:rPr>
-      <w:rFonts w:asciiTheme="majorHAnsi" w:cstheme="majorBidi" w:eastAsiaTheme="majorEastAsia" w:hAnsiTheme="majorHAnsi"/>
+      <w:rFonts w:asciiTheme="majorHAnsi" w:cstheme="majorBidi" w:hAnsiTheme="majorHAnsi" w:eastAsia="黑体"/>
       <w:b/>
       <w:bCs/>
       <w:color w:themeColor="accent1" w:val="4F81BD"/>
@@ -3283,7 +3472,7 @@
       <w:contextualSpacing/>
     </w:pPr>
     <w:rPr>
-      <w:rFonts w:ascii="Times New Roman" w:asciiTheme="majorHAnsi" w:cstheme="majorBidi" w:eastAsia="黑体" w:eastAsiaTheme="majorEastAsia" w:hAnsi="Times New Roman" w:hAnsiTheme="majorHAnsi"/>
+      <w:rFonts w:ascii="Times New Roman" w:asciiTheme="majorHAnsi" w:cstheme="majorBidi" w:eastAsia="黑体" w:hAnsi="Times New Roman" w:hAnsiTheme="majorHAnsi"/>
       <w:b/>
       <w:color w:val="1F3864"/>
       <w:spacing w:val="5"/>
@@ -3299,7 +3488,7 @@
     <w:uiPriority w:val="10"/>
     <w:rsid w:val="00FC693F"/>
     <w:rPr>
-      <w:rFonts w:asciiTheme="majorHAnsi" w:cstheme="majorBidi" w:eastAsiaTheme="majorEastAsia" w:hAnsiTheme="majorHAnsi"/>
+      <w:rFonts w:asciiTheme="majorHAnsi" w:cstheme="majorBidi" w:hAnsiTheme="majorHAnsi" w:eastAsia="黑体"/>
       <w:color w:themeColor="text2" w:themeShade="BF" w:val="17365D"/>
       <w:spacing w:val="5"/>
       <w:kern w:val="28"/>
@@ -3321,7 +3510,7 @@
       </w:numPr>
     </w:pPr>
     <w:rPr>
-      <w:rFonts w:asciiTheme="majorHAnsi" w:cstheme="majorBidi" w:eastAsiaTheme="majorEastAsia" w:hAnsiTheme="majorHAnsi"/>
+      <w:rFonts w:asciiTheme="majorHAnsi" w:cstheme="majorBidi" w:hAnsiTheme="majorHAnsi" w:eastAsia="黑体"/>
       <w:i/>
       <w:iCs/>
       <w:color w:themeColor="accent1" w:val="4F81BD"/>
@@ -3337,7 +3526,7 @@
     <w:uiPriority w:val="11"/>
     <w:rsid w:val="00FC693F"/>
     <w:rPr>
-      <w:rFonts w:asciiTheme="majorHAnsi" w:cstheme="majorBidi" w:eastAsiaTheme="majorEastAsia" w:hAnsiTheme="majorHAnsi"/>
+      <w:rFonts w:asciiTheme="majorHAnsi" w:cstheme="majorBidi" w:hAnsiTheme="majorHAnsi" w:eastAsia="黑体"/>
       <w:i/>
       <w:iCs/>
       <w:color w:themeColor="accent1" w:val="4F81BD"/>
@@ -3404,6 +3593,7 @@
       <w:spacing w:after="120"/>
     </w:pPr>
     <w:rPr>
+      <w:rFonts w:eastAsia="黑体"/>
       <w:sz w:val="16"/>
       <w:szCs w:val="16"/>
     </w:rPr>
@@ -3415,6 +3605,7 @@
     <w:uiPriority w:val="99"/>
     <w:rsid w:val="00AA1D8D"/>
     <w:rPr>
+      <w:rFonts w:eastAsia="黑体"/>
       <w:sz w:val="16"/>
       <w:szCs w:val="16"/>
     </w:rPr>
@@ -3584,7 +3775,7 @@
       </w:tabs>
     </w:pPr>
     <w:rPr>
-      <w:rFonts w:ascii="Courier" w:hAnsi="Courier"/>
+      <w:rFonts w:ascii="Courier" w:hAnsi="Courier" w:eastAsia="黑体"/>
       <w:sz w:val="20"/>
       <w:szCs w:val="20"/>
     </w:rPr>
@@ -3596,7 +3787,7 @@
     <w:uiPriority w:val="99"/>
     <w:rsid w:val="0029639D"/>
     <w:rPr>
-      <w:rFonts w:ascii="Courier" w:hAnsi="Courier"/>
+      <w:rFonts w:ascii="Courier" w:hAnsi="Courier" w:eastAsia="黑体"/>
       <w:sz w:val="20"/>
       <w:szCs w:val="20"/>
     </w:rPr>
@@ -3632,6 +3823,7 @@
     <w:uiPriority w:val="29"/>
     <w:rsid w:val="00FC693F"/>
     <w:rPr>
+      <w:rFonts w:eastAsia="黑体"/>
       <w:i/>
       <w:iCs/>
       <w:color w:themeColor="text1" w:val="000000"/>
@@ -3645,7 +3837,7 @@
     <w:semiHidden/>
     <w:rsid w:val="00FC693F"/>
     <w:rPr>
-      <w:rFonts w:asciiTheme="majorHAnsi" w:cstheme="majorBidi" w:eastAsiaTheme="majorEastAsia" w:hAnsiTheme="majorHAnsi"/>
+      <w:rFonts w:asciiTheme="majorHAnsi" w:cstheme="majorBidi" w:hAnsiTheme="majorHAnsi" w:eastAsia="黑体"/>
       <w:b/>
       <w:bCs/>
       <w:i/>
@@ -3661,7 +3853,7 @@
     <w:semiHidden/>
     <w:rsid w:val="00FC693F"/>
     <w:rPr>
-      <w:rFonts w:asciiTheme="majorHAnsi" w:cstheme="majorBidi" w:eastAsiaTheme="majorEastAsia" w:hAnsiTheme="majorHAnsi"/>
+      <w:rFonts w:asciiTheme="majorHAnsi" w:cstheme="majorBidi" w:hAnsiTheme="majorHAnsi" w:eastAsia="黑体"/>
       <w:color w:themeColor="accent1" w:themeShade="7F" w:val="243F60"/>
     </w:rPr>
   </w:style>
@@ -3673,7 +3865,7 @@
     <w:semiHidden/>
     <w:rsid w:val="00FC693F"/>
     <w:rPr>
-      <w:rFonts w:asciiTheme="majorHAnsi" w:cstheme="majorBidi" w:eastAsiaTheme="majorEastAsia" w:hAnsiTheme="majorHAnsi"/>
+      <w:rFonts w:asciiTheme="majorHAnsi" w:cstheme="majorBidi" w:hAnsiTheme="majorHAnsi" w:eastAsia="黑体"/>
       <w:i/>
       <w:iCs/>
       <w:color w:themeColor="accent1" w:themeShade="7F" w:val="243F60"/>
@@ -3687,7 +3879,7 @@
     <w:semiHidden/>
     <w:rsid w:val="00FC693F"/>
     <w:rPr>
-      <w:rFonts w:asciiTheme="majorHAnsi" w:cstheme="majorBidi" w:eastAsiaTheme="majorEastAsia" w:hAnsiTheme="majorHAnsi"/>
+      <w:rFonts w:asciiTheme="majorHAnsi" w:cstheme="majorBidi" w:hAnsiTheme="majorHAnsi" w:eastAsia="黑体"/>
       <w:i/>
       <w:iCs/>
       <w:color w:themeColor="text1" w:themeTint="BF" w:val="404040"/>
@@ -3701,7 +3893,7 @@
     <w:semiHidden/>
     <w:rsid w:val="00FC693F"/>
     <w:rPr>
-      <w:rFonts w:asciiTheme="majorHAnsi" w:cstheme="majorBidi" w:eastAsiaTheme="majorEastAsia" w:hAnsiTheme="majorHAnsi"/>
+      <w:rFonts w:asciiTheme="majorHAnsi" w:cstheme="majorBidi" w:hAnsiTheme="majorHAnsi" w:eastAsia="黑体"/>
       <w:color w:themeColor="accent1" w:val="4F81BD"/>
       <w:sz w:val="20"/>
       <w:szCs w:val="20"/>
@@ -3715,7 +3907,7 @@
     <w:semiHidden/>
     <w:rsid w:val="00FC693F"/>
     <w:rPr>
-      <w:rFonts w:asciiTheme="majorHAnsi" w:cstheme="majorBidi" w:eastAsiaTheme="majorEastAsia" w:hAnsiTheme="majorHAnsi"/>
+      <w:rFonts w:asciiTheme="majorHAnsi" w:cstheme="majorBidi" w:hAnsiTheme="majorHAnsi" w:eastAsia="黑体"/>
       <w:i/>
       <w:iCs/>
       <w:color w:themeColor="text1" w:themeTint="BF" w:val="404040"/>
@@ -3736,6 +3928,7 @@
       <w:spacing w:line="240" w:lineRule="auto"/>
     </w:pPr>
     <w:rPr>
+      <w:rFonts w:eastAsia="黑体"/>
       <w:b/>
       <w:bCs/>
       <w:color w:themeColor="accent1" w:val="4F81BD"/>
@@ -3750,6 +3943,7 @@
     <w:qFormat/>
     <w:rsid w:val="00FC693F"/>
     <w:rPr>
+      <w:rFonts w:eastAsia="黑体"/>
       <w:b/>
       <w:bCs/>
     </w:rPr>
@@ -3761,6 +3955,7 @@
     <w:qFormat/>
     <w:rsid w:val="00FC693F"/>
     <w:rPr>
+      <w:rFonts w:eastAsia="黑体"/>
       <w:i/>
       <w:iCs/>
     </w:rPr>
@@ -3781,6 +3976,7 @@
       <w:ind w:left="936" w:right="936"/>
     </w:pPr>
     <w:rPr>
+      <w:rFonts w:eastAsia="黑体"/>
       <w:b/>
       <w:bCs/>
       <w:i/>
@@ -3795,6 +3991,7 @@
     <w:uiPriority w:val="30"/>
     <w:rsid w:val="00FC693F"/>
     <w:rPr>
+      <w:rFonts w:eastAsia="黑体"/>
       <w:b/>
       <w:bCs/>
       <w:i/>
@@ -3809,6 +4006,7 @@
     <w:qFormat/>
     <w:rsid w:val="00FC693F"/>
     <w:rPr>
+      <w:rFonts w:eastAsia="黑体"/>
       <w:i/>
       <w:iCs/>
       <w:color w:themeColor="text1" w:themeTint="7F" w:val="808080"/>
@@ -3821,6 +4019,7 @@
     <w:qFormat/>
     <w:rsid w:val="00FC693F"/>
     <w:rPr>
+      <w:rFonts w:eastAsia="黑体"/>
       <w:b/>
       <w:bCs/>
       <w:i/>
@@ -3835,6 +4034,7 @@
     <w:qFormat/>
     <w:rsid w:val="00FC693F"/>
     <w:rPr>
+      <w:rFonts w:eastAsia="黑体"/>
       <w:smallCaps/>
       <w:color w:themeColor="accent2" w:val="C0504D"/>
       <w:u w:val="single"/>
@@ -3847,6 +4047,7 @@
     <w:qFormat/>
     <w:rsid w:val="00FC693F"/>
     <w:rPr>
+      <w:rFonts w:eastAsia="黑体"/>
       <w:b/>
       <w:bCs/>
       <w:smallCaps/>
@@ -3862,6 +4063,7 @@
     <w:qFormat/>
     <w:rsid w:val="00FC693F"/>
     <w:rPr>
+      <w:rFonts w:eastAsia="黑体"/>
       <w:b/>
       <w:bCs/>
       <w:smallCaps/>
@@ -3916,6 +4118,7 @@
       <w:spacing w:after="0" w:line="240" w:lineRule="auto"/>
     </w:pPr>
     <w:rPr>
+      <w:rFonts w:eastAsia="黑体"/>
       <w:color w:themeColor="text1" w:themeShade="BF" w:val="000000"/>
     </w:rPr>
     <w:tblPr>
@@ -3938,6 +4141,7 @@
         <w:spacing w:after="0" w:before="0" w:line="240" w:lineRule="auto"/>
       </w:pPr>
       <w:rPr>
+        <w:rFonts w:eastAsia="黑体"/>
         <w:b/>
         <w:bCs/>
       </w:rPr>
@@ -3958,6 +4162,7 @@
         <w:spacing w:after="0" w:before="0" w:line="240" w:lineRule="auto"/>
       </w:pPr>
       <w:rPr>
+        <w:rFonts w:eastAsia="黑体"/>
         <w:b/>
         <w:bCs/>
       </w:rPr>
@@ -3975,12 +4180,14 @@
     </w:tblStylePr>
     <w:tblStylePr w:type="firstCol">
       <w:rPr>
+        <w:rFonts w:eastAsia="黑体"/>
         <w:b/>
         <w:bCs/>
       </w:rPr>
     </w:tblStylePr>
     <w:tblStylePr w:type="lastCol">
       <w:rPr>
+        <w:rFonts w:eastAsia="黑体"/>
         <w:b/>
         <w:bCs/>
       </w:rPr>
@@ -4019,6 +4226,7 @@
       <w:spacing w:after="0" w:line="240" w:lineRule="auto"/>
     </w:pPr>
     <w:rPr>
+      <w:rFonts w:eastAsia="黑体"/>
       <w:color w:themeColor="accent1" w:themeShade="BF" w:val="365F91"/>
     </w:rPr>
     <w:tblPr>
@@ -4041,6 +4249,7 @@
         <w:spacing w:after="0" w:before="0" w:line="240" w:lineRule="auto"/>
       </w:pPr>
       <w:rPr>
+        <w:rFonts w:eastAsia="黑体"/>
         <w:b/>
         <w:bCs/>
       </w:rPr>
@@ -4061,6 +4270,7 @@
         <w:spacing w:after="0" w:before="0" w:line="240" w:lineRule="auto"/>
       </w:pPr>
       <w:rPr>
+        <w:rFonts w:eastAsia="黑体"/>
         <w:b/>
         <w:bCs/>
       </w:rPr>
@@ -4078,12 +4288,14 @@
     </w:tblStylePr>
     <w:tblStylePr w:type="firstCol">
       <w:rPr>
+        <w:rFonts w:eastAsia="黑体"/>
         <w:b/>
         <w:bCs/>
       </w:rPr>
     </w:tblStylePr>
     <w:tblStylePr w:type="lastCol">
       <w:rPr>
+        <w:rFonts w:eastAsia="黑体"/>
         <w:b/>
         <w:bCs/>
       </w:rPr>
@@ -4122,6 +4334,7 @@
       <w:spacing w:after="0" w:line="240" w:lineRule="auto"/>
     </w:pPr>
     <w:rPr>
+      <w:rFonts w:eastAsia="黑体"/>
       <w:color w:themeColor="accent2" w:themeShade="BF" w:val="943634"/>
     </w:rPr>
     <w:tblPr>
@@ -4144,6 +4357,7 @@
         <w:spacing w:after="0" w:before="0" w:line="240" w:lineRule="auto"/>
       </w:pPr>
       <w:rPr>
+        <w:rFonts w:eastAsia="黑体"/>
         <w:b/>
         <w:bCs/>
       </w:rPr>
@@ -4164,6 +4378,7 @@
         <w:spacing w:after="0" w:before="0" w:line="240" w:lineRule="auto"/>
       </w:pPr>
       <w:rPr>
+        <w:rFonts w:eastAsia="黑体"/>
         <w:b/>
         <w:bCs/>
       </w:rPr>
@@ -4181,12 +4396,14 @@
     </w:tblStylePr>
     <w:tblStylePr w:type="firstCol">
       <w:rPr>
+        <w:rFonts w:eastAsia="黑体"/>
         <w:b/>
         <w:bCs/>
       </w:rPr>
     </w:tblStylePr>
     <w:tblStylePr w:type="lastCol">
       <w:rPr>
+        <w:rFonts w:eastAsia="黑体"/>
         <w:b/>
         <w:bCs/>
       </w:rPr>
@@ -4225,6 +4442,7 @@
       <w:spacing w:after="0" w:line="240" w:lineRule="auto"/>
     </w:pPr>
     <w:rPr>
+      <w:rFonts w:eastAsia="黑体"/>
       <w:color w:themeColor="accent3" w:themeShade="BF" w:val="76923C"/>
     </w:rPr>
     <w:tblPr>
@@ -4247,6 +4465,7 @@
         <w:spacing w:after="0" w:before="0" w:line="240" w:lineRule="auto"/>
       </w:pPr>
       <w:rPr>
+        <w:rFonts w:eastAsia="黑体"/>
         <w:b/>
         <w:bCs/>
       </w:rPr>
@@ -4267,6 +4486,7 @@
         <w:spacing w:after="0" w:before="0" w:line="240" w:lineRule="auto"/>
       </w:pPr>
       <w:rPr>
+        <w:rFonts w:eastAsia="黑体"/>
         <w:b/>
         <w:bCs/>
       </w:rPr>
@@ -4284,12 +4504,14 @@
     </w:tblStylePr>
     <w:tblStylePr w:type="firstCol">
       <w:rPr>
+        <w:rFonts w:eastAsia="黑体"/>
         <w:b/>
         <w:bCs/>
       </w:rPr>
     </w:tblStylePr>
     <w:tblStylePr w:type="lastCol">
       <w:rPr>
+        <w:rFonts w:eastAsia="黑体"/>
         <w:b/>
         <w:bCs/>
       </w:rPr>
@@ -4328,6 +4550,7 @@
       <w:spacing w:after="0" w:line="240" w:lineRule="auto"/>
     </w:pPr>
     <w:rPr>
+      <w:rFonts w:eastAsia="黑体"/>
       <w:color w:themeColor="accent4" w:themeShade="BF" w:val="5F497A"/>
     </w:rPr>
     <w:tblPr>
@@ -4350,6 +4573,7 @@
         <w:spacing w:after="0" w:before="0" w:line="240" w:lineRule="auto"/>
       </w:pPr>
       <w:rPr>
+        <w:rFonts w:eastAsia="黑体"/>
         <w:b/>
         <w:bCs/>
       </w:rPr>
@@ -4370,6 +4594,7 @@
         <w:spacing w:after="0" w:before="0" w:line="240" w:lineRule="auto"/>
       </w:pPr>
       <w:rPr>
+        <w:rFonts w:eastAsia="黑体"/>
         <w:b/>
         <w:bCs/>
       </w:rPr>
@@ -4387,12 +4612,14 @@
     </w:tblStylePr>
     <w:tblStylePr w:type="firstCol">
       <w:rPr>
+        <w:rFonts w:eastAsia="黑体"/>
         <w:b/>
         <w:bCs/>
       </w:rPr>
     </w:tblStylePr>
     <w:tblStylePr w:type="lastCol">
       <w:rPr>
+        <w:rFonts w:eastAsia="黑体"/>
         <w:b/>
         <w:bCs/>
       </w:rPr>
@@ -4431,6 +4658,7 @@
       <w:spacing w:after="0" w:line="240" w:lineRule="auto"/>
     </w:pPr>
     <w:rPr>
+      <w:rFonts w:eastAsia="黑体"/>
       <w:color w:themeColor="accent5" w:themeShade="BF" w:val="31849B"/>
     </w:rPr>
     <w:tblPr>
@@ -4453,6 +4681,7 @@
         <w:spacing w:after="0" w:before="0" w:line="240" w:lineRule="auto"/>
       </w:pPr>
       <w:rPr>
+        <w:rFonts w:eastAsia="黑体"/>
         <w:b/>
         <w:bCs/>
       </w:rPr>
@@ -4473,6 +4702,7 @@
         <w:spacing w:after="0" w:before="0" w:line="240" w:lineRule="auto"/>
       </w:pPr>
       <w:rPr>
+        <w:rFonts w:eastAsia="黑体"/>
         <w:b/>
         <w:bCs/>
       </w:rPr>
@@ -4490,12 +4720,14 @@
     </w:tblStylePr>
     <w:tblStylePr w:type="firstCol">
       <w:rPr>
+        <w:rFonts w:eastAsia="黑体"/>
         <w:b/>
         <w:bCs/>
       </w:rPr>
     </w:tblStylePr>
     <w:tblStylePr w:type="lastCol">
       <w:rPr>
+        <w:rFonts w:eastAsia="黑体"/>
         <w:b/>
         <w:bCs/>
       </w:rPr>
@@ -4534,6 +4766,7 @@
       <w:spacing w:after="0" w:line="240" w:lineRule="auto"/>
     </w:pPr>
     <w:rPr>
+      <w:rFonts w:eastAsia="黑体"/>
       <w:color w:themeColor="accent6" w:themeShade="BF" w:val="E36C0A"/>
     </w:rPr>
     <w:tblPr>
@@ -4556,6 +4789,7 @@
         <w:spacing w:after="0" w:before="0" w:line="240" w:lineRule="auto"/>
       </w:pPr>
       <w:rPr>
+        <w:rFonts w:eastAsia="黑体"/>
         <w:b/>
         <w:bCs/>
       </w:rPr>
@@ -4576,6 +4810,7 @@
         <w:spacing w:after="0" w:before="0" w:line="240" w:lineRule="auto"/>
       </w:pPr>
       <w:rPr>
+        <w:rFonts w:eastAsia="黑体"/>
         <w:b/>
         <w:bCs/>
       </w:rPr>
@@ -4593,12 +4828,14 @@
     </w:tblStylePr>
     <w:tblStylePr w:type="firstCol">
       <w:rPr>
+        <w:rFonts w:eastAsia="黑体"/>
         <w:b/>
         <w:bCs/>
       </w:rPr>
     </w:tblStylePr>
     <w:tblStylePr w:type="lastCol">
       <w:rPr>
+        <w:rFonts w:eastAsia="黑体"/>
         <w:b/>
         <w:bCs/>
       </w:rPr>
@@ -4658,6 +4895,7 @@
         <w:spacing w:after="0" w:before="0" w:line="240" w:lineRule="auto"/>
       </w:pPr>
       <w:rPr>
+        <w:rFonts w:eastAsia="黑体"/>
         <w:b/>
         <w:bCs/>
         <w:color w:themeColor="background1" w:val="FFFFFF"/>
@@ -4672,6 +4910,7 @@
         <w:spacing w:after="0" w:before="0" w:line="240" w:lineRule="auto"/>
       </w:pPr>
       <w:rPr>
+        <w:rFonts w:eastAsia="黑体"/>
         <w:b/>
         <w:bCs/>
       </w:rPr>
@@ -4687,12 +4926,14 @@
     </w:tblStylePr>
     <w:tblStylePr w:type="firstCol">
       <w:rPr>
+        <w:rFonts w:eastAsia="黑体"/>
         <w:b/>
         <w:bCs/>
       </w:rPr>
     </w:tblStylePr>
     <w:tblStylePr w:type="lastCol">
       <w:rPr>
+        <w:rFonts w:eastAsia="黑体"/>
         <w:b/>
         <w:bCs/>
       </w:rPr>
@@ -4750,6 +4991,7 @@
         <w:spacing w:after="0" w:before="0" w:line="240" w:lineRule="auto"/>
       </w:pPr>
       <w:rPr>
+        <w:rFonts w:eastAsia="黑体"/>
         <w:b/>
         <w:bCs/>
         <w:color w:themeColor="background1" w:val="FFFFFF"/>
@@ -4764,6 +5006,7 @@
         <w:spacing w:after="0" w:before="0" w:line="240" w:lineRule="auto"/>
       </w:pPr>
       <w:rPr>
+        <w:rFonts w:eastAsia="黑体"/>
         <w:b/>
         <w:bCs/>
       </w:rPr>
@@ -4779,12 +5022,14 @@
     </w:tblStylePr>
     <w:tblStylePr w:type="firstCol">
       <w:rPr>
+        <w:rFonts w:eastAsia="黑体"/>
         <w:b/>
         <w:bCs/>
       </w:rPr>
     </w:tblStylePr>
     <w:tblStylePr w:type="lastCol">
       <w:rPr>
+        <w:rFonts w:eastAsia="黑体"/>
         <w:b/>
         <w:bCs/>
       </w:rPr>
@@ -4842,6 +5087,7 @@
         <w:spacing w:after="0" w:before="0" w:line="240" w:lineRule="auto"/>
       </w:pPr>
       <w:rPr>
+        <w:rFonts w:eastAsia="黑体"/>
         <w:b/>
         <w:bCs/>
         <w:color w:themeColor="background1" w:val="FFFFFF"/>
@@ -4856,6 +5102,7 @@
         <w:spacing w:after="0" w:before="0" w:line="240" w:lineRule="auto"/>
       </w:pPr>
       <w:rPr>
+        <w:rFonts w:eastAsia="黑体"/>
         <w:b/>
         <w:bCs/>
       </w:rPr>
@@ -4871,12 +5118,14 @@
     </w:tblStylePr>
     <w:tblStylePr w:type="firstCol">
       <w:rPr>
+        <w:rFonts w:eastAsia="黑体"/>
         <w:b/>
         <w:bCs/>
       </w:rPr>
     </w:tblStylePr>
     <w:tblStylePr w:type="lastCol">
       <w:rPr>
+        <w:rFonts w:eastAsia="黑体"/>
         <w:b/>
         <w:bCs/>
       </w:rPr>
@@ -4934,6 +5183,7 @@
         <w:spacing w:after="0" w:before="0" w:line="240" w:lineRule="auto"/>
       </w:pPr>
       <w:rPr>
+        <w:rFonts w:eastAsia="黑体"/>
         <w:b/>
         <w:bCs/>
         <w:color w:themeColor="background1" w:val="FFFFFF"/>
@@ -4948,6 +5198,7 @@
         <w:spacing w:after="0" w:before="0" w:line="240" w:lineRule="auto"/>
       </w:pPr>
       <w:rPr>
+        <w:rFonts w:eastAsia="黑体"/>
         <w:b/>
         <w:bCs/>
       </w:rPr>
@@ -4963,12 +5214,14 @@
     </w:tblStylePr>
     <w:tblStylePr w:type="firstCol">
       <w:rPr>
+        <w:rFonts w:eastAsia="黑体"/>
         <w:b/>
         <w:bCs/>
       </w:rPr>
     </w:tblStylePr>
     <w:tblStylePr w:type="lastCol">
       <w:rPr>
+        <w:rFonts w:eastAsia="黑体"/>
         <w:b/>
         <w:bCs/>
       </w:rPr>
@@ -5026,6 +5279,7 @@
         <w:spacing w:after="0" w:before="0" w:line="240" w:lineRule="auto"/>
       </w:pPr>
       <w:rPr>
+        <w:rFonts w:eastAsia="黑体"/>
         <w:b/>
         <w:bCs/>
         <w:color w:themeColor="background1" w:val="FFFFFF"/>
@@ -5040,6 +5294,7 @@
         <w:spacing w:after="0" w:before="0" w:line="240" w:lineRule="auto"/>
       </w:pPr>
       <w:rPr>
+        <w:rFonts w:eastAsia="黑体"/>
         <w:b/>
         <w:bCs/>
       </w:rPr>
@@ -5055,12 +5310,14 @@
     </w:tblStylePr>
     <w:tblStylePr w:type="firstCol">
       <w:rPr>
+        <w:rFonts w:eastAsia="黑体"/>
         <w:b/>
         <w:bCs/>
       </w:rPr>
     </w:tblStylePr>
     <w:tblStylePr w:type="lastCol">
       <w:rPr>
+        <w:rFonts w:eastAsia="黑体"/>
         <w:b/>
         <w:bCs/>
       </w:rPr>
@@ -5118,6 +5375,7 @@
         <w:spacing w:after="0" w:before="0" w:line="240" w:lineRule="auto"/>
       </w:pPr>
       <w:rPr>
+        <w:rFonts w:eastAsia="黑体"/>
         <w:b/>
         <w:bCs/>
         <w:color w:themeColor="background1" w:val="FFFFFF"/>
@@ -5132,6 +5390,7 @@
         <w:spacing w:after="0" w:before="0" w:line="240" w:lineRule="auto"/>
       </w:pPr>
       <w:rPr>
+        <w:rFonts w:eastAsia="黑体"/>
         <w:b/>
         <w:bCs/>
       </w:rPr>
@@ -5147,12 +5406,14 @@
     </w:tblStylePr>
     <w:tblStylePr w:type="firstCol">
       <w:rPr>
+        <w:rFonts w:eastAsia="黑体"/>
         <w:b/>
         <w:bCs/>
       </w:rPr>
     </w:tblStylePr>
     <w:tblStylePr w:type="lastCol">
       <w:rPr>
+        <w:rFonts w:eastAsia="黑体"/>
         <w:b/>
         <w:bCs/>
       </w:rPr>
@@ -5210,6 +5471,7 @@
         <w:spacing w:after="0" w:before="0" w:line="240" w:lineRule="auto"/>
       </w:pPr>
       <w:rPr>
+        <w:rFonts w:eastAsia="黑体"/>
         <w:b/>
         <w:bCs/>
         <w:color w:themeColor="background1" w:val="FFFFFF"/>
@@ -5224,6 +5486,7 @@
         <w:spacing w:after="0" w:before="0" w:line="240" w:lineRule="auto"/>
       </w:pPr>
       <w:rPr>
+        <w:rFonts w:eastAsia="黑体"/>
         <w:b/>
         <w:bCs/>
       </w:rPr>
@@ -5239,12 +5502,14 @@
     </w:tblStylePr>
     <w:tblStylePr w:type="firstCol">
       <w:rPr>
+        <w:rFonts w:eastAsia="黑体"/>
         <w:b/>
         <w:bCs/>
       </w:rPr>
     </w:tblStylePr>
     <w:tblStylePr w:type="lastCol">
       <w:rPr>
+        <w:rFonts w:eastAsia="黑体"/>
         <w:b/>
         <w:bCs/>
       </w:rPr>
@@ -5304,7 +5569,7 @@
         <w:spacing w:after="0" w:before="0" w:line="240" w:lineRule="auto"/>
       </w:pPr>
       <w:rPr>
-        <w:rFonts w:asciiTheme="majorHAnsi" w:cstheme="majorBidi" w:eastAsiaTheme="majorEastAsia" w:hAnsiTheme="majorHAnsi"/>
+        <w:rFonts w:asciiTheme="majorHAnsi" w:cstheme="majorBidi" w:hAnsiTheme="majorHAnsi" w:eastAsia="黑体"/>
         <w:b/>
         <w:bCs/>
       </w:rPr>
@@ -5325,7 +5590,7 @@
         <w:spacing w:after="0" w:before="0" w:line="240" w:lineRule="auto"/>
       </w:pPr>
       <w:rPr>
-        <w:rFonts w:asciiTheme="majorHAnsi" w:cstheme="majorBidi" w:eastAsiaTheme="majorEastAsia" w:hAnsiTheme="majorHAnsi"/>
+        <w:rFonts w:asciiTheme="majorHAnsi" w:cstheme="majorBidi" w:hAnsiTheme="majorHAnsi" w:eastAsia="黑体"/>
         <w:b/>
         <w:bCs/>
       </w:rPr>
@@ -5343,14 +5608,14 @@
     </w:tblStylePr>
     <w:tblStylePr w:type="firstCol">
       <w:rPr>
-        <w:rFonts w:asciiTheme="majorHAnsi" w:cstheme="majorBidi" w:eastAsiaTheme="majorEastAsia" w:hAnsiTheme="majorHAnsi"/>
+        <w:rFonts w:asciiTheme="majorHAnsi" w:cstheme="majorBidi" w:hAnsiTheme="majorHAnsi" w:eastAsia="黑体"/>
         <w:b/>
         <w:bCs/>
       </w:rPr>
     </w:tblStylePr>
     <w:tblStylePr w:type="lastCol">
       <w:rPr>
-        <w:rFonts w:asciiTheme="majorHAnsi" w:cstheme="majorBidi" w:eastAsiaTheme="majorEastAsia" w:hAnsiTheme="majorHAnsi"/>
+        <w:rFonts w:asciiTheme="majorHAnsi" w:cstheme="majorBidi" w:hAnsiTheme="majorHAnsi" w:eastAsia="黑体"/>
         <w:b/>
         <w:bCs/>
       </w:rPr>
@@ -5434,7 +5699,7 @@
         <w:spacing w:after="0" w:before="0" w:line="240" w:lineRule="auto"/>
       </w:pPr>
       <w:rPr>
-        <w:rFonts w:asciiTheme="majorHAnsi" w:cstheme="majorBidi" w:eastAsiaTheme="majorEastAsia" w:hAnsiTheme="majorHAnsi"/>
+        <w:rFonts w:asciiTheme="majorHAnsi" w:cstheme="majorBidi" w:hAnsiTheme="majorHAnsi" w:eastAsia="黑体"/>
         <w:b/>
         <w:bCs/>
       </w:rPr>
@@ -5455,7 +5720,7 @@
         <w:spacing w:after="0" w:before="0" w:line="240" w:lineRule="auto"/>
       </w:pPr>
       <w:rPr>
-        <w:rFonts w:asciiTheme="majorHAnsi" w:cstheme="majorBidi" w:eastAsiaTheme="majorEastAsia" w:hAnsiTheme="majorHAnsi"/>
+        <w:rFonts w:asciiTheme="majorHAnsi" w:cstheme="majorBidi" w:hAnsiTheme="majorHAnsi" w:eastAsia="黑体"/>
         <w:b/>
         <w:bCs/>
       </w:rPr>
@@ -5473,14 +5738,14 @@
     </w:tblStylePr>
     <w:tblStylePr w:type="firstCol">
       <w:rPr>
-        <w:rFonts w:asciiTheme="majorHAnsi" w:cstheme="majorBidi" w:eastAsiaTheme="majorEastAsia" w:hAnsiTheme="majorHAnsi"/>
+        <w:rFonts w:asciiTheme="majorHAnsi" w:cstheme="majorBidi" w:hAnsiTheme="majorHAnsi" w:eastAsia="黑体"/>
         <w:b/>
         <w:bCs/>
       </w:rPr>
     </w:tblStylePr>
     <w:tblStylePr w:type="lastCol">
       <w:rPr>
-        <w:rFonts w:asciiTheme="majorHAnsi" w:cstheme="majorBidi" w:eastAsiaTheme="majorEastAsia" w:hAnsiTheme="majorHAnsi"/>
+        <w:rFonts w:asciiTheme="majorHAnsi" w:cstheme="majorBidi" w:hAnsiTheme="majorHAnsi" w:eastAsia="黑体"/>
         <w:b/>
         <w:bCs/>
       </w:rPr>
@@ -5564,7 +5829,7 @@
         <w:spacing w:after="0" w:before="0" w:line="240" w:lineRule="auto"/>
       </w:pPr>
       <w:rPr>
-        <w:rFonts w:asciiTheme="majorHAnsi" w:cstheme="majorBidi" w:eastAsiaTheme="majorEastAsia" w:hAnsiTheme="majorHAnsi"/>
+        <w:rFonts w:asciiTheme="majorHAnsi" w:cstheme="majorBidi" w:hAnsiTheme="majorHAnsi" w:eastAsia="黑体"/>
         <w:b/>
         <w:bCs/>
       </w:rPr>
@@ -5585,7 +5850,7 @@
         <w:spacing w:after="0" w:before="0" w:line="240" w:lineRule="auto"/>
       </w:pPr>
       <w:rPr>
-        <w:rFonts w:asciiTheme="majorHAnsi" w:cstheme="majorBidi" w:eastAsiaTheme="majorEastAsia" w:hAnsiTheme="majorHAnsi"/>
+        <w:rFonts w:asciiTheme="majorHAnsi" w:cstheme="majorBidi" w:hAnsiTheme="majorHAnsi" w:eastAsia="黑体"/>
         <w:b/>
         <w:bCs/>
       </w:rPr>
@@ -5603,14 +5868,14 @@
     </w:tblStylePr>
     <w:tblStylePr w:type="firstCol">
       <w:rPr>
-        <w:rFonts w:asciiTheme="majorHAnsi" w:cstheme="majorBidi" w:eastAsiaTheme="majorEastAsia" w:hAnsiTheme="majorHAnsi"/>
+        <w:rFonts w:asciiTheme="majorHAnsi" w:cstheme="majorBidi" w:hAnsiTheme="majorHAnsi" w:eastAsia="黑体"/>
         <w:b/>
         <w:bCs/>
       </w:rPr>
     </w:tblStylePr>
     <w:tblStylePr w:type="lastCol">
       <w:rPr>
-        <w:rFonts w:asciiTheme="majorHAnsi" w:cstheme="majorBidi" w:eastAsiaTheme="majorEastAsia" w:hAnsiTheme="majorHAnsi"/>
+        <w:rFonts w:asciiTheme="majorHAnsi" w:cstheme="majorBidi" w:hAnsiTheme="majorHAnsi" w:eastAsia="黑体"/>
         <w:b/>
         <w:bCs/>
       </w:rPr>
@@ -5694,7 +5959,7 @@
         <w:spacing w:after="0" w:before="0" w:line="240" w:lineRule="auto"/>
       </w:pPr>
       <w:rPr>
-        <w:rFonts w:asciiTheme="majorHAnsi" w:cstheme="majorBidi" w:eastAsiaTheme="majorEastAsia" w:hAnsiTheme="majorHAnsi"/>
+        <w:rFonts w:asciiTheme="majorHAnsi" w:cstheme="majorBidi" w:hAnsiTheme="majorHAnsi" w:eastAsia="黑体"/>
         <w:b/>
         <w:bCs/>
       </w:rPr>
@@ -5715,7 +5980,7 @@
         <w:spacing w:after="0" w:before="0" w:line="240" w:lineRule="auto"/>
       </w:pPr>
       <w:rPr>
-        <w:rFonts w:asciiTheme="majorHAnsi" w:cstheme="majorBidi" w:eastAsiaTheme="majorEastAsia" w:hAnsiTheme="majorHAnsi"/>
+        <w:rFonts w:asciiTheme="majorHAnsi" w:cstheme="majorBidi" w:hAnsiTheme="majorHAnsi" w:eastAsia="黑体"/>
         <w:b/>
         <w:bCs/>
       </w:rPr>
@@ -5733,14 +5998,14 @@
     </w:tblStylePr>
     <w:tblStylePr w:type="firstCol">
       <w:rPr>
-        <w:rFonts w:asciiTheme="majorHAnsi" w:cstheme="majorBidi" w:eastAsiaTheme="majorEastAsia" w:hAnsiTheme="majorHAnsi"/>
+        <w:rFonts w:asciiTheme="majorHAnsi" w:cstheme="majorBidi" w:hAnsiTheme="majorHAnsi" w:eastAsia="黑体"/>
         <w:b/>
         <w:bCs/>
       </w:rPr>
     </w:tblStylePr>
     <w:tblStylePr w:type="lastCol">
       <w:rPr>
-        <w:rFonts w:asciiTheme="majorHAnsi" w:cstheme="majorBidi" w:eastAsiaTheme="majorEastAsia" w:hAnsiTheme="majorHAnsi"/>
+        <w:rFonts w:asciiTheme="majorHAnsi" w:cstheme="majorBidi" w:hAnsiTheme="majorHAnsi" w:eastAsia="黑体"/>
         <w:b/>
         <w:bCs/>
       </w:rPr>
@@ -5824,7 +6089,7 @@
         <w:spacing w:after="0" w:before="0" w:line="240" w:lineRule="auto"/>
       </w:pPr>
       <w:rPr>
-        <w:rFonts w:asciiTheme="majorHAnsi" w:cstheme="majorBidi" w:eastAsiaTheme="majorEastAsia" w:hAnsiTheme="majorHAnsi"/>
+        <w:rFonts w:asciiTheme="majorHAnsi" w:cstheme="majorBidi" w:hAnsiTheme="majorHAnsi" w:eastAsia="黑体"/>
         <w:b/>
         <w:bCs/>
       </w:rPr>
@@ -5845,7 +6110,7 @@
         <w:spacing w:after="0" w:before="0" w:line="240" w:lineRule="auto"/>
       </w:pPr>
       <w:rPr>
-        <w:rFonts w:asciiTheme="majorHAnsi" w:cstheme="majorBidi" w:eastAsiaTheme="majorEastAsia" w:hAnsiTheme="majorHAnsi"/>
+        <w:rFonts w:asciiTheme="majorHAnsi" w:cstheme="majorBidi" w:hAnsiTheme="majorHAnsi" w:eastAsia="黑体"/>
         <w:b/>
         <w:bCs/>
       </w:rPr>
@@ -5863,14 +6128,14 @@
     </w:tblStylePr>
     <w:tblStylePr w:type="firstCol">
       <w:rPr>
-        <w:rFonts w:asciiTheme="majorHAnsi" w:cstheme="majorBidi" w:eastAsiaTheme="majorEastAsia" w:hAnsiTheme="majorHAnsi"/>
+        <w:rFonts w:asciiTheme="majorHAnsi" w:cstheme="majorBidi" w:hAnsiTheme="majorHAnsi" w:eastAsia="黑体"/>
         <w:b/>
         <w:bCs/>
       </w:rPr>
     </w:tblStylePr>
     <w:tblStylePr w:type="lastCol">
       <w:rPr>
-        <w:rFonts w:asciiTheme="majorHAnsi" w:cstheme="majorBidi" w:eastAsiaTheme="majorEastAsia" w:hAnsiTheme="majorHAnsi"/>
+        <w:rFonts w:asciiTheme="majorHAnsi" w:cstheme="majorBidi" w:hAnsiTheme="majorHAnsi" w:eastAsia="黑体"/>
         <w:b/>
         <w:bCs/>
       </w:rPr>
@@ -5954,7 +6219,7 @@
         <w:spacing w:after="0" w:before="0" w:line="240" w:lineRule="auto"/>
       </w:pPr>
       <w:rPr>
-        <w:rFonts w:asciiTheme="majorHAnsi" w:cstheme="majorBidi" w:eastAsiaTheme="majorEastAsia" w:hAnsiTheme="majorHAnsi"/>
+        <w:rFonts w:asciiTheme="majorHAnsi" w:cstheme="majorBidi" w:hAnsiTheme="majorHAnsi" w:eastAsia="黑体"/>
         <w:b/>
         <w:bCs/>
       </w:rPr>
@@ -5975,7 +6240,7 @@
         <w:spacing w:after="0" w:before="0" w:line="240" w:lineRule="auto"/>
       </w:pPr>
       <w:rPr>
-        <w:rFonts w:asciiTheme="majorHAnsi" w:cstheme="majorBidi" w:eastAsiaTheme="majorEastAsia" w:hAnsiTheme="majorHAnsi"/>
+        <w:rFonts w:asciiTheme="majorHAnsi" w:cstheme="majorBidi" w:hAnsiTheme="majorHAnsi" w:eastAsia="黑体"/>
         <w:b/>
         <w:bCs/>
       </w:rPr>
@@ -5993,14 +6258,14 @@
     </w:tblStylePr>
     <w:tblStylePr w:type="firstCol">
       <w:rPr>
-        <w:rFonts w:asciiTheme="majorHAnsi" w:cstheme="majorBidi" w:eastAsiaTheme="majorEastAsia" w:hAnsiTheme="majorHAnsi"/>
+        <w:rFonts w:asciiTheme="majorHAnsi" w:cstheme="majorBidi" w:hAnsiTheme="majorHAnsi" w:eastAsia="黑体"/>
         <w:b/>
         <w:bCs/>
       </w:rPr>
     </w:tblStylePr>
     <w:tblStylePr w:type="lastCol">
       <w:rPr>
-        <w:rFonts w:asciiTheme="majorHAnsi" w:cstheme="majorBidi" w:eastAsiaTheme="majorEastAsia" w:hAnsiTheme="majorHAnsi"/>
+        <w:rFonts w:asciiTheme="majorHAnsi" w:cstheme="majorBidi" w:hAnsiTheme="majorHAnsi" w:eastAsia="黑体"/>
         <w:b/>
         <w:bCs/>
       </w:rPr>
@@ -6084,7 +6349,7 @@
         <w:spacing w:after="0" w:before="0" w:line="240" w:lineRule="auto"/>
       </w:pPr>
       <w:rPr>
-        <w:rFonts w:asciiTheme="majorHAnsi" w:cstheme="majorBidi" w:eastAsiaTheme="majorEastAsia" w:hAnsiTheme="majorHAnsi"/>
+        <w:rFonts w:asciiTheme="majorHAnsi" w:cstheme="majorBidi" w:hAnsiTheme="majorHAnsi" w:eastAsia="黑体"/>
         <w:b/>
         <w:bCs/>
       </w:rPr>
@@ -6105,7 +6370,7 @@
         <w:spacing w:after="0" w:before="0" w:line="240" w:lineRule="auto"/>
       </w:pPr>
       <w:rPr>
-        <w:rFonts w:asciiTheme="majorHAnsi" w:cstheme="majorBidi" w:eastAsiaTheme="majorEastAsia" w:hAnsiTheme="majorHAnsi"/>
+        <w:rFonts w:asciiTheme="majorHAnsi" w:cstheme="majorBidi" w:hAnsiTheme="majorHAnsi" w:eastAsia="黑体"/>
         <w:b/>
         <w:bCs/>
       </w:rPr>
@@ -6123,14 +6388,14 @@
     </w:tblStylePr>
     <w:tblStylePr w:type="firstCol">
       <w:rPr>
-        <w:rFonts w:asciiTheme="majorHAnsi" w:cstheme="majorBidi" w:eastAsiaTheme="majorEastAsia" w:hAnsiTheme="majorHAnsi"/>
+        <w:rFonts w:asciiTheme="majorHAnsi" w:cstheme="majorBidi" w:hAnsiTheme="majorHAnsi" w:eastAsia="黑体"/>
         <w:b/>
         <w:bCs/>
       </w:rPr>
     </w:tblStylePr>
     <w:tblStylePr w:type="lastCol">
       <w:rPr>
-        <w:rFonts w:asciiTheme="majorHAnsi" w:cstheme="majorBidi" w:eastAsiaTheme="majorEastAsia" w:hAnsiTheme="majorHAnsi"/>
+        <w:rFonts w:asciiTheme="majorHAnsi" w:cstheme="majorBidi" w:hAnsiTheme="majorHAnsi" w:eastAsia="黑体"/>
         <w:b/>
         <w:bCs/>
       </w:rPr>
@@ -6213,6 +6478,7 @@
         <w:spacing w:after="0" w:before="0" w:line="240" w:lineRule="auto"/>
       </w:pPr>
       <w:rPr>
+        <w:rFonts w:eastAsia="黑体"/>
         <w:b/>
         <w:bCs/>
         <w:color w:themeColor="background1" w:val="FFFFFF"/>
@@ -6235,6 +6501,7 @@
         <w:spacing w:after="0" w:before="0" w:line="240" w:lineRule="auto"/>
       </w:pPr>
       <w:rPr>
+        <w:rFonts w:eastAsia="黑体"/>
         <w:b/>
         <w:bCs/>
       </w:rPr>
@@ -6252,12 +6519,14 @@
     </w:tblStylePr>
     <w:tblStylePr w:type="firstCol">
       <w:rPr>
+        <w:rFonts w:eastAsia="黑体"/>
         <w:b/>
         <w:bCs/>
       </w:rPr>
     </w:tblStylePr>
     <w:tblStylePr w:type="lastCol">
       <w:rPr>
+        <w:rFonts w:eastAsia="黑体"/>
         <w:b/>
         <w:bCs/>
       </w:rPr>
@@ -6319,6 +6588,7 @@
         <w:spacing w:after="0" w:before="0" w:line="240" w:lineRule="auto"/>
       </w:pPr>
       <w:rPr>
+        <w:rFonts w:eastAsia="黑体"/>
         <w:b/>
         <w:bCs/>
         <w:color w:themeColor="background1" w:val="FFFFFF"/>
@@ -6341,6 +6611,7 @@
         <w:spacing w:after="0" w:before="0" w:line="240" w:lineRule="auto"/>
       </w:pPr>
       <w:rPr>
+        <w:rFonts w:eastAsia="黑体"/>
         <w:b/>
         <w:bCs/>
       </w:rPr>
@@ -6358,12 +6629,14 @@
     </w:tblStylePr>
     <w:tblStylePr w:type="firstCol">
       <w:rPr>
+        <w:rFonts w:eastAsia="黑体"/>
         <w:b/>
         <w:bCs/>
       </w:rPr>
     </w:tblStylePr>
     <w:tblStylePr w:type="lastCol">
       <w:rPr>
+        <w:rFonts w:eastAsia="黑体"/>
         <w:b/>
         <w:bCs/>
       </w:rPr>
@@ -6425,6 +6698,7 @@
         <w:spacing w:after="0" w:before="0" w:line="240" w:lineRule="auto"/>
       </w:pPr>
       <w:rPr>
+        <w:rFonts w:eastAsia="黑体"/>
         <w:b/>
         <w:bCs/>
         <w:color w:themeColor="background1" w:val="FFFFFF"/>
@@ -6447,6 +6721,7 @@
         <w:spacing w:after="0" w:before="0" w:line="240" w:lineRule="auto"/>
       </w:pPr>
       <w:rPr>
+        <w:rFonts w:eastAsia="黑体"/>
         <w:b/>
         <w:bCs/>
       </w:rPr>
@@ -6464,12 +6739,14 @@
     </w:tblStylePr>
     <w:tblStylePr w:type="firstCol">
       <w:rPr>
+        <w:rFonts w:eastAsia="黑体"/>
         <w:b/>
         <w:bCs/>
       </w:rPr>
     </w:tblStylePr>
     <w:tblStylePr w:type="lastCol">
       <w:rPr>
+        <w:rFonts w:eastAsia="黑体"/>
         <w:b/>
         <w:bCs/>
       </w:rPr>
@@ -6531,6 +6808,7 @@
         <w:spacing w:after="0" w:before="0" w:line="240" w:lineRule="auto"/>
       </w:pPr>
       <w:rPr>
+        <w:rFonts w:eastAsia="黑体"/>
         <w:b/>
         <w:bCs/>
         <w:color w:themeColor="background1" w:val="FFFFFF"/>
@@ -6553,6 +6831,7 @@
         <w:spacing w:after="0" w:before="0" w:line="240" w:lineRule="auto"/>
       </w:pPr>
       <w:rPr>
+        <w:rFonts w:eastAsia="黑体"/>
         <w:b/>
         <w:bCs/>
       </w:rPr>
@@ -6570,12 +6849,14 @@
     </w:tblStylePr>
     <w:tblStylePr w:type="firstCol">
       <w:rPr>
+        <w:rFonts w:eastAsia="黑体"/>
         <w:b/>
         <w:bCs/>
       </w:rPr>
     </w:tblStylePr>
     <w:tblStylePr w:type="lastCol">
       <w:rPr>
+        <w:rFonts w:eastAsia="黑体"/>
         <w:b/>
         <w:bCs/>
       </w:rPr>
@@ -6637,6 +6918,7 @@
         <w:spacing w:after="0" w:before="0" w:line="240" w:lineRule="auto"/>
       </w:pPr>
       <w:rPr>
+        <w:rFonts w:eastAsia="黑体"/>
         <w:b/>
         <w:bCs/>
         <w:color w:themeColor="background1" w:val="FFFFFF"/>
@@ -6659,6 +6941,7 @@
         <w:spacing w:after="0" w:before="0" w:line="240" w:lineRule="auto"/>
       </w:pPr>
       <w:rPr>
+        <w:rFonts w:eastAsia="黑体"/>
         <w:b/>
         <w:bCs/>
       </w:rPr>
@@ -6676,12 +6959,14 @@
     </w:tblStylePr>
     <w:tblStylePr w:type="firstCol">
       <w:rPr>
+        <w:rFonts w:eastAsia="黑体"/>
         <w:b/>
         <w:bCs/>
       </w:rPr>
     </w:tblStylePr>
     <w:tblStylePr w:type="lastCol">
       <w:rPr>
+        <w:rFonts w:eastAsia="黑体"/>
         <w:b/>
         <w:bCs/>
       </w:rPr>
@@ -6743,6 +7028,7 @@
         <w:spacing w:after="0" w:before="0" w:line="240" w:lineRule="auto"/>
       </w:pPr>
       <w:rPr>
+        <w:rFonts w:eastAsia="黑体"/>
         <w:b/>
         <w:bCs/>
         <w:color w:themeColor="background1" w:val="FFFFFF"/>
@@ -6765,6 +7051,7 @@
         <w:spacing w:after="0" w:before="0" w:line="240" w:lineRule="auto"/>
       </w:pPr>
       <w:rPr>
+        <w:rFonts w:eastAsia="黑体"/>
         <w:b/>
         <w:bCs/>
       </w:rPr>
@@ -6782,12 +7069,14 @@
     </w:tblStylePr>
     <w:tblStylePr w:type="firstCol">
       <w:rPr>
+        <w:rFonts w:eastAsia="黑体"/>
         <w:b/>
         <w:bCs/>
       </w:rPr>
     </w:tblStylePr>
     <w:tblStylePr w:type="lastCol">
       <w:rPr>
+        <w:rFonts w:eastAsia="黑体"/>
         <w:b/>
         <w:bCs/>
       </w:rPr>
@@ -6849,6 +7138,7 @@
         <w:spacing w:after="0" w:before="0" w:line="240" w:lineRule="auto"/>
       </w:pPr>
       <w:rPr>
+        <w:rFonts w:eastAsia="黑体"/>
         <w:b/>
         <w:bCs/>
         <w:color w:themeColor="background1" w:val="FFFFFF"/>
@@ -6871,6 +7161,7 @@
         <w:spacing w:after="0" w:before="0" w:line="240" w:lineRule="auto"/>
       </w:pPr>
       <w:rPr>
+        <w:rFonts w:eastAsia="黑体"/>
         <w:b/>
         <w:bCs/>
       </w:rPr>
@@ -6888,12 +7179,14 @@
     </w:tblStylePr>
     <w:tblStylePr w:type="firstCol">
       <w:rPr>
+        <w:rFonts w:eastAsia="黑体"/>
         <w:b/>
         <w:bCs/>
       </w:rPr>
     </w:tblStylePr>
     <w:tblStylePr w:type="lastCol">
       <w:rPr>
+        <w:rFonts w:eastAsia="黑体"/>
         <w:b/>
         <w:bCs/>
       </w:rPr>
@@ -6952,6 +7245,7 @@
         <w:spacing w:after="0" w:before="0" w:line="240" w:lineRule="auto"/>
       </w:pPr>
       <w:rPr>
+        <w:rFonts w:eastAsia="黑体"/>
         <w:b/>
         <w:bCs/>
         <w:color w:themeColor="background1" w:val="FFFFFF"/>
@@ -6974,6 +7268,7 @@
         <w:spacing w:after="0" w:before="0" w:line="240" w:lineRule="auto"/>
       </w:pPr>
       <w:rPr>
+        <w:rFonts w:eastAsia="黑体"/>
         <w:color w:val="auto"/>
       </w:rPr>
       <w:tblPr/>
@@ -6991,6 +7286,7 @@
     </w:tblStylePr>
     <w:tblStylePr w:type="firstCol">
       <w:rPr>
+        <w:rFonts w:eastAsia="黑体"/>
         <w:b/>
         <w:bCs/>
         <w:color w:themeColor="background1" w:val="FFFFFF"/>
@@ -7010,6 +7306,7 @@
     </w:tblStylePr>
     <w:tblStylePr w:type="lastCol">
       <w:rPr>
+        <w:rFonts w:eastAsia="黑体"/>
         <w:b/>
         <w:bCs/>
         <w:color w:themeColor="background1" w:val="FFFFFF"/>
@@ -7058,6 +7355,7 @@
     </w:tblStylePr>
     <w:tblStylePr w:type="nwCell">
       <w:rPr>
+        <w:rFonts w:eastAsia="黑体"/>
         <w:color w:themeColor="background1" w:val="FFFFFF"/>
       </w:rPr>
       <w:tblPr/>
@@ -7101,6 +7399,7 @@
         <w:spacing w:after="0" w:before="0" w:line="240" w:lineRule="auto"/>
       </w:pPr>
       <w:rPr>
+        <w:rFonts w:eastAsia="黑体"/>
         <w:b/>
         <w:bCs/>
         <w:color w:themeColor="background1" w:val="FFFFFF"/>
@@ -7123,6 +7422,7 @@
         <w:spacing w:after="0" w:before="0" w:line="240" w:lineRule="auto"/>
       </w:pPr>
       <w:rPr>
+        <w:rFonts w:eastAsia="黑体"/>
         <w:color w:val="auto"/>
       </w:rPr>
       <w:tblPr/>
@@ -7140,6 +7440,7 @@
     </w:tblStylePr>
     <w:tblStylePr w:type="firstCol">
       <w:rPr>
+        <w:rFonts w:eastAsia="黑体"/>
         <w:b/>
         <w:bCs/>
         <w:color w:themeColor="background1" w:val="FFFFFF"/>
@@ -7159,6 +7460,7 @@
     </w:tblStylePr>
     <w:tblStylePr w:type="lastCol">
       <w:rPr>
+        <w:rFonts w:eastAsia="黑体"/>
         <w:b/>
         <w:bCs/>
         <w:color w:themeColor="background1" w:val="FFFFFF"/>
@@ -7207,6 +7509,7 @@
     </w:tblStylePr>
     <w:tblStylePr w:type="nwCell">
       <w:rPr>
+        <w:rFonts w:eastAsia="黑体"/>
         <w:color w:themeColor="background1" w:val="FFFFFF"/>
       </w:rPr>
       <w:tblPr/>
@@ -7250,6 +7553,7 @@
         <w:spacing w:after="0" w:before="0" w:line="240" w:lineRule="auto"/>
       </w:pPr>
       <w:rPr>
+        <w:rFonts w:eastAsia="黑体"/>
         <w:b/>
         <w:bCs/>
         <w:color w:themeColor="background1" w:val="FFFFFF"/>
@@ -7272,6 +7576,7 @@
         <w:spacing w:after="0" w:before="0" w:line="240" w:lineRule="auto"/>
       </w:pPr>
       <w:rPr>
+        <w:rFonts w:eastAsia="黑体"/>
         <w:color w:val="auto"/>
       </w:rPr>
       <w:tblPr/>
@@ -7289,6 +7594,7 @@
     </w:tblStylePr>
     <w:tblStylePr w:type="firstCol">
       <w:rPr>
+        <w:rFonts w:eastAsia="黑体"/>
         <w:b/>
         <w:bCs/>
         <w:color w:themeColor="background1" w:val="FFFFFF"/>
@@ -7308,6 +7614,7 @@
     </w:tblStylePr>
     <w:tblStylePr w:type="lastCol">
       <w:rPr>
+        <w:rFonts w:eastAsia="黑体"/>
         <w:b/>
         <w:bCs/>
         <w:color w:themeColor="background1" w:val="FFFFFF"/>
@@ -7356,6 +7663,7 @@
     </w:tblStylePr>
     <w:tblStylePr w:type="nwCell">
       <w:rPr>
+        <w:rFonts w:eastAsia="黑体"/>
         <w:color w:themeColor="background1" w:val="FFFFFF"/>
       </w:rPr>
       <w:tblPr/>
@@ -7399,6 +7707,7 @@
         <w:spacing w:after="0" w:before="0" w:line="240" w:lineRule="auto"/>
       </w:pPr>
       <w:rPr>
+        <w:rFonts w:eastAsia="黑体"/>
         <w:b/>
         <w:bCs/>
         <w:color w:themeColor="background1" w:val="FFFFFF"/>
@@ -7421,6 +7730,7 @@
         <w:spacing w:after="0" w:before="0" w:line="240" w:lineRule="auto"/>
       </w:pPr>
       <w:rPr>
+        <w:rFonts w:eastAsia="黑体"/>
         <w:color w:val="auto"/>
       </w:rPr>
       <w:tblPr/>
@@ -7438,6 +7748,7 @@
     </w:tblStylePr>
     <w:tblStylePr w:type="firstCol">
       <w:rPr>
+        <w:rFonts w:eastAsia="黑体"/>
         <w:b/>
         <w:bCs/>
         <w:color w:themeColor="background1" w:val="FFFFFF"/>
@@ -7457,6 +7768,7 @@
     </w:tblStylePr>
     <w:tblStylePr w:type="lastCol">
       <w:rPr>
+        <w:rFonts w:eastAsia="黑体"/>
         <w:b/>
         <w:bCs/>
         <w:color w:themeColor="background1" w:val="FFFFFF"/>
@@ -7505,6 +7817,7 @@
     </w:tblStylePr>
     <w:tblStylePr w:type="nwCell">
       <w:rPr>
+        <w:rFonts w:eastAsia="黑体"/>
         <w:color w:themeColor="background1" w:val="FFFFFF"/>
       </w:rPr>
       <w:tblPr/>
@@ -7548,6 +7861,7 @@
         <w:spacing w:after="0" w:before="0" w:line="240" w:lineRule="auto"/>
       </w:pPr>
       <w:rPr>
+        <w:rFonts w:eastAsia="黑体"/>
         <w:b/>
         <w:bCs/>
         <w:color w:themeColor="background1" w:val="FFFFFF"/>
@@ -7570,6 +7884,7 @@
         <w:spacing w:after="0" w:before="0" w:line="240" w:lineRule="auto"/>
       </w:pPr>
       <w:rPr>
+        <w:rFonts w:eastAsia="黑体"/>
         <w:color w:val="auto"/>
       </w:rPr>
       <w:tblPr/>
@@ -7587,6 +7902,7 @@
     </w:tblStylePr>
     <w:tblStylePr w:type="firstCol">
       <w:rPr>
+        <w:rFonts w:eastAsia="黑体"/>
         <w:b/>
         <w:bCs/>
         <w:color w:themeColor="background1" w:val="FFFFFF"/>
@@ -7606,6 +7922,7 @@
     </w:tblStylePr>
     <w:tblStylePr w:type="lastCol">
       <w:rPr>
+        <w:rFonts w:eastAsia="黑体"/>
         <w:b/>
         <w:bCs/>
         <w:color w:themeColor="background1" w:val="FFFFFF"/>
@@ -7654,6 +7971,7 @@
     </w:tblStylePr>
     <w:tblStylePr w:type="nwCell">
       <w:rPr>
+        <w:rFonts w:eastAsia="黑体"/>
         <w:color w:themeColor="background1" w:val="FFFFFF"/>
       </w:rPr>
       <w:tblPr/>
@@ -7697,6 +8015,7 @@
         <w:spacing w:after="0" w:before="0" w:line="240" w:lineRule="auto"/>
       </w:pPr>
       <w:rPr>
+        <w:rFonts w:eastAsia="黑体"/>
         <w:b/>
         <w:bCs/>
         <w:color w:themeColor="background1" w:val="FFFFFF"/>
@@ -7719,6 +8038,7 @@
         <w:spacing w:after="0" w:before="0" w:line="240" w:lineRule="auto"/>
       </w:pPr>
       <w:rPr>
+        <w:rFonts w:eastAsia="黑体"/>
         <w:color w:val="auto"/>
       </w:rPr>
       <w:tblPr/>
@@ -7736,6 +8056,7 @@
     </w:tblStylePr>
     <w:tblStylePr w:type="firstCol">
       <w:rPr>
+        <w:rFonts w:eastAsia="黑体"/>
         <w:b/>
         <w:bCs/>
         <w:color w:themeColor="background1" w:val="FFFFFF"/>
@@ -7755,6 +8076,7 @@
     </w:tblStylePr>
     <w:tblStylePr w:type="lastCol">
       <w:rPr>
+        <w:rFonts w:eastAsia="黑体"/>
         <w:b/>
         <w:bCs/>
         <w:color w:themeColor="background1" w:val="FFFFFF"/>
@@ -7803,6 +8125,7 @@
     </w:tblStylePr>
     <w:tblStylePr w:type="nwCell">
       <w:rPr>
+        <w:rFonts w:eastAsia="黑体"/>
         <w:color w:themeColor="background1" w:val="FFFFFF"/>
       </w:rPr>
       <w:tblPr/>
@@ -7846,6 +8169,7 @@
         <w:spacing w:after="0" w:before="0" w:line="240" w:lineRule="auto"/>
       </w:pPr>
       <w:rPr>
+        <w:rFonts w:eastAsia="黑体"/>
         <w:b/>
         <w:bCs/>
         <w:color w:themeColor="background1" w:val="FFFFFF"/>
@@ -7868,6 +8192,7 @@
         <w:spacing w:after="0" w:before="0" w:line="240" w:lineRule="auto"/>
       </w:pPr>
       <w:rPr>
+        <w:rFonts w:eastAsia="黑体"/>
         <w:color w:val="auto"/>
       </w:rPr>
       <w:tblPr/>
@@ -7885,6 +8210,7 @@
     </w:tblStylePr>
     <w:tblStylePr w:type="firstCol">
       <w:rPr>
+        <w:rFonts w:eastAsia="黑体"/>
         <w:b/>
         <w:bCs/>
         <w:color w:themeColor="background1" w:val="FFFFFF"/>
@@ -7904,6 +8230,7 @@
     </w:tblStylePr>
     <w:tblStylePr w:type="lastCol">
       <w:rPr>
+        <w:rFonts w:eastAsia="黑体"/>
         <w:b/>
         <w:bCs/>
         <w:color w:themeColor="background1" w:val="FFFFFF"/>
@@ -7952,6 +8279,7 @@
     </w:tblStylePr>
     <w:tblStylePr w:type="nwCell">
       <w:rPr>
+        <w:rFonts w:eastAsia="黑体"/>
         <w:color w:themeColor="background1" w:val="FFFFFF"/>
       </w:rPr>
       <w:tblPr/>
@@ -7976,6 +8304,7 @@
       <w:spacing w:after="0" w:line="240" w:lineRule="auto"/>
     </w:pPr>
     <w:rPr>
+      <w:rFonts w:eastAsia="黑体"/>
       <w:color w:themeColor="text1" w:val="000000"/>
     </w:rPr>
     <w:tblPr>
@@ -7995,7 +8324,7 @@
     </w:tblPr>
     <w:tblStylePr w:type="firstRow">
       <w:rPr>
-        <w:rFonts w:asciiTheme="majorHAnsi" w:cstheme="majorBidi" w:eastAsiaTheme="majorEastAsia" w:hAnsiTheme="majorHAnsi"/>
+        <w:rFonts w:asciiTheme="majorHAnsi" w:cstheme="majorBidi" w:hAnsiTheme="majorHAnsi" w:eastAsia="黑体"/>
       </w:rPr>
       <w:tblPr/>
       <w:tcPr>
@@ -8007,6 +8336,7 @@
     </w:tblStylePr>
     <w:tblStylePr w:type="lastRow">
       <w:rPr>
+        <w:rFonts w:eastAsia="黑体"/>
         <w:b/>
         <w:bCs/>
         <w:color w:themeColor="text2" w:val="1F497D"/>
@@ -8021,12 +8351,14 @@
     </w:tblStylePr>
     <w:tblStylePr w:type="firstCol">
       <w:rPr>
+        <w:rFonts w:eastAsia="黑体"/>
         <w:b/>
         <w:bCs/>
       </w:rPr>
     </w:tblStylePr>
     <w:tblStylePr w:type="lastCol">
       <w:rPr>
+        <w:rFonts w:eastAsia="黑体"/>
         <w:b/>
         <w:bCs/>
       </w:rPr>
@@ -8060,6 +8392,7 @@
       <w:spacing w:after="0" w:line="240" w:lineRule="auto"/>
     </w:pPr>
     <w:rPr>
+      <w:rFonts w:eastAsia="黑体"/>
       <w:color w:themeColor="text1" w:val="000000"/>
     </w:rPr>
     <w:tblPr>
@@ -8079,7 +8412,7 @@
     </w:tblPr>
     <w:tblStylePr w:type="firstRow">
       <w:rPr>
-        <w:rFonts w:asciiTheme="majorHAnsi" w:cstheme="majorBidi" w:eastAsiaTheme="majorEastAsia" w:hAnsiTheme="majorHAnsi"/>
+        <w:rFonts w:asciiTheme="majorHAnsi" w:cstheme="majorBidi" w:hAnsiTheme="majorHAnsi" w:eastAsia="黑体"/>
       </w:rPr>
       <w:tblPr/>
       <w:tcPr>
@@ -8091,6 +8424,7 @@
     </w:tblStylePr>
     <w:tblStylePr w:type="lastRow">
       <w:rPr>
+        <w:rFonts w:eastAsia="黑体"/>
         <w:b/>
         <w:bCs/>
         <w:color w:themeColor="text2" w:val="1F497D"/>
@@ -8105,12 +8439,14 @@
     </w:tblStylePr>
     <w:tblStylePr w:type="firstCol">
       <w:rPr>
+        <w:rFonts w:eastAsia="黑体"/>
         <w:b/>
         <w:bCs/>
       </w:rPr>
     </w:tblStylePr>
     <w:tblStylePr w:type="lastCol">
       <w:rPr>
+        <w:rFonts w:eastAsia="黑体"/>
         <w:b/>
         <w:bCs/>
       </w:rPr>
@@ -8144,6 +8480,7 @@
       <w:spacing w:after="0" w:line="240" w:lineRule="auto"/>
     </w:pPr>
     <w:rPr>
+      <w:rFonts w:eastAsia="黑体"/>
       <w:color w:themeColor="text1" w:val="000000"/>
     </w:rPr>
     <w:tblPr>
@@ -8163,7 +8500,7 @@
     </w:tblPr>
     <w:tblStylePr w:type="firstRow">
       <w:rPr>
-        <w:rFonts w:asciiTheme="majorHAnsi" w:cstheme="majorBidi" w:eastAsiaTheme="majorEastAsia" w:hAnsiTheme="majorHAnsi"/>
+        <w:rFonts w:asciiTheme="majorHAnsi" w:cstheme="majorBidi" w:hAnsiTheme="majorHAnsi" w:eastAsia="黑体"/>
       </w:rPr>
       <w:tblPr/>
       <w:tcPr>
@@ -8175,6 +8512,7 @@
     </w:tblStylePr>
     <w:tblStylePr w:type="lastRow">
       <w:rPr>
+        <w:rFonts w:eastAsia="黑体"/>
         <w:b/>
         <w:bCs/>
         <w:color w:themeColor="text2" w:val="1F497D"/>
@@ -8189,12 +8527,14 @@
     </w:tblStylePr>
     <w:tblStylePr w:type="firstCol">
       <w:rPr>
+        <w:rFonts w:eastAsia="黑体"/>
         <w:b/>
         <w:bCs/>
       </w:rPr>
     </w:tblStylePr>
     <w:tblStylePr w:type="lastCol">
       <w:rPr>
+        <w:rFonts w:eastAsia="黑体"/>
         <w:b/>
         <w:bCs/>
       </w:rPr>
@@ -8228,6 +8568,7 @@
       <w:spacing w:after="0" w:line="240" w:lineRule="auto"/>
     </w:pPr>
     <w:rPr>
+      <w:rFonts w:eastAsia="黑体"/>
       <w:color w:themeColor="text1" w:val="000000"/>
     </w:rPr>
     <w:tblPr>
@@ -8247,7 +8588,7 @@
     </w:tblPr>
     <w:tblStylePr w:type="firstRow">
       <w:rPr>
-        <w:rFonts w:asciiTheme="majorHAnsi" w:cstheme="majorBidi" w:eastAsiaTheme="majorEastAsia" w:hAnsiTheme="majorHAnsi"/>
+        <w:rFonts w:asciiTheme="majorHAnsi" w:cstheme="majorBidi" w:hAnsiTheme="majorHAnsi" w:eastAsia="黑体"/>
       </w:rPr>
       <w:tblPr/>
       <w:tcPr>
@@ -8259,6 +8600,7 @@
     </w:tblStylePr>
     <w:tblStylePr w:type="lastRow">
       <w:rPr>
+        <w:rFonts w:eastAsia="黑体"/>
         <w:b/>
         <w:bCs/>
         <w:color w:themeColor="text2" w:val="1F497D"/>
@@ -8273,12 +8615,14 @@
     </w:tblStylePr>
     <w:tblStylePr w:type="firstCol">
       <w:rPr>
+        <w:rFonts w:eastAsia="黑体"/>
         <w:b/>
         <w:bCs/>
       </w:rPr>
     </w:tblStylePr>
     <w:tblStylePr w:type="lastCol">
       <w:rPr>
+        <w:rFonts w:eastAsia="黑体"/>
         <w:b/>
         <w:bCs/>
       </w:rPr>
@@ -8312,6 +8656,7 @@
       <w:spacing w:after="0" w:line="240" w:lineRule="auto"/>
     </w:pPr>
     <w:rPr>
+      <w:rFonts w:eastAsia="黑体"/>
       <w:color w:themeColor="text1" w:val="000000"/>
     </w:rPr>
     <w:tblPr>
@@ -8331,7 +8676,7 @@
     </w:tblPr>
     <w:tblStylePr w:type="firstRow">
       <w:rPr>
-        <w:rFonts w:asciiTheme="majorHAnsi" w:cstheme="majorBidi" w:eastAsiaTheme="majorEastAsia" w:hAnsiTheme="majorHAnsi"/>
+        <w:rFonts w:asciiTheme="majorHAnsi" w:cstheme="majorBidi" w:hAnsiTheme="majorHAnsi" w:eastAsia="黑体"/>
       </w:rPr>
       <w:tblPr/>
       <w:tcPr>
@@ -8343,6 +8688,7 @@
     </w:tblStylePr>
     <w:tblStylePr w:type="lastRow">
       <w:rPr>
+        <w:rFonts w:eastAsia="黑体"/>
         <w:b/>
         <w:bCs/>
         <w:color w:themeColor="text2" w:val="1F497D"/>
@@ -8357,12 +8703,14 @@
     </w:tblStylePr>
     <w:tblStylePr w:type="firstCol">
       <w:rPr>
+        <w:rFonts w:eastAsia="黑体"/>
         <w:b/>
         <w:bCs/>
       </w:rPr>
     </w:tblStylePr>
     <w:tblStylePr w:type="lastCol">
       <w:rPr>
+        <w:rFonts w:eastAsia="黑体"/>
         <w:b/>
         <w:bCs/>
       </w:rPr>
@@ -8396,6 +8744,7 @@
       <w:spacing w:after="0" w:line="240" w:lineRule="auto"/>
     </w:pPr>
     <w:rPr>
+      <w:rFonts w:eastAsia="黑体"/>
       <w:color w:themeColor="text1" w:val="000000"/>
     </w:rPr>
     <w:tblPr>
@@ -8415,7 +8764,7 @@
     </w:tblPr>
     <w:tblStylePr w:type="firstRow">
       <w:rPr>
-        <w:rFonts w:asciiTheme="majorHAnsi" w:cstheme="majorBidi" w:eastAsiaTheme="majorEastAsia" w:hAnsiTheme="majorHAnsi"/>
+        <w:rFonts w:asciiTheme="majorHAnsi" w:cstheme="majorBidi" w:hAnsiTheme="majorHAnsi" w:eastAsia="黑体"/>
       </w:rPr>
       <w:tblPr/>
       <w:tcPr>
@@ -8427,6 +8776,7 @@
     </w:tblStylePr>
     <w:tblStylePr w:type="lastRow">
       <w:rPr>
+        <w:rFonts w:eastAsia="黑体"/>
         <w:b/>
         <w:bCs/>
         <w:color w:themeColor="text2" w:val="1F497D"/>
@@ -8441,12 +8791,14 @@
     </w:tblStylePr>
     <w:tblStylePr w:type="firstCol">
       <w:rPr>
+        <w:rFonts w:eastAsia="黑体"/>
         <w:b/>
         <w:bCs/>
       </w:rPr>
     </w:tblStylePr>
     <w:tblStylePr w:type="lastCol">
       <w:rPr>
+        <w:rFonts w:eastAsia="黑体"/>
         <w:b/>
         <w:bCs/>
       </w:rPr>
@@ -8480,6 +8832,7 @@
       <w:spacing w:after="0" w:line="240" w:lineRule="auto"/>
     </w:pPr>
     <w:rPr>
+      <w:rFonts w:eastAsia="黑体"/>
       <w:color w:themeColor="text1" w:val="000000"/>
     </w:rPr>
     <w:tblPr>
@@ -8499,7 +8852,7 @@
     </w:tblPr>
     <w:tblStylePr w:type="firstRow">
       <w:rPr>
-        <w:rFonts w:asciiTheme="majorHAnsi" w:cstheme="majorBidi" w:eastAsiaTheme="majorEastAsia" w:hAnsiTheme="majorHAnsi"/>
+        <w:rFonts w:asciiTheme="majorHAnsi" w:cstheme="majorBidi" w:hAnsiTheme="majorHAnsi" w:eastAsia="黑体"/>
       </w:rPr>
       <w:tblPr/>
       <w:tcPr>
@@ -8511,6 +8864,7 @@
     </w:tblStylePr>
     <w:tblStylePr w:type="lastRow">
       <w:rPr>
+        <w:rFonts w:eastAsia="黑体"/>
         <w:b/>
         <w:bCs/>
         <w:color w:themeColor="text2" w:val="1F497D"/>
@@ -8525,12 +8879,14 @@
     </w:tblStylePr>
     <w:tblStylePr w:type="firstCol">
       <w:rPr>
+        <w:rFonts w:eastAsia="黑体"/>
         <w:b/>
         <w:bCs/>
       </w:rPr>
     </w:tblStylePr>
     <w:tblStylePr w:type="lastCol">
       <w:rPr>
+        <w:rFonts w:eastAsia="黑体"/>
         <w:b/>
         <w:bCs/>
       </w:rPr>
@@ -8564,7 +8920,7 @@
       <w:spacing w:after="0" w:line="240" w:lineRule="auto"/>
     </w:pPr>
     <w:rPr>
-      <w:rFonts w:asciiTheme="majorHAnsi" w:cstheme="majorBidi" w:eastAsiaTheme="majorEastAsia" w:hAnsiTheme="majorHAnsi"/>
+      <w:rFonts w:asciiTheme="majorHAnsi" w:cstheme="majorBidi" w:hAnsiTheme="majorHAnsi" w:eastAsia="黑体"/>
       <w:color w:themeColor="text1" w:val="000000"/>
     </w:rPr>
     <w:tblPr>
@@ -8586,6 +8942,7 @@
     </w:tblPr>
     <w:tblStylePr w:type="firstRow">
       <w:rPr>
+        <w:rFonts w:eastAsia="黑体"/>
         <w:sz w:val="24"/>
         <w:szCs w:val="24"/>
       </w:rPr>
@@ -8692,7 +9049,7 @@
       <w:spacing w:after="0" w:line="240" w:lineRule="auto"/>
     </w:pPr>
     <w:rPr>
-      <w:rFonts w:asciiTheme="majorHAnsi" w:cstheme="majorBidi" w:eastAsiaTheme="majorEastAsia" w:hAnsiTheme="majorHAnsi"/>
+      <w:rFonts w:asciiTheme="majorHAnsi" w:cstheme="majorBidi" w:hAnsiTheme="majorHAnsi" w:eastAsia="黑体"/>
       <w:color w:themeColor="text1" w:val="000000"/>
     </w:rPr>
     <w:tblPr>
@@ -8714,6 +9071,7 @@
     </w:tblPr>
     <w:tblStylePr w:type="firstRow">
       <w:rPr>
+        <w:rFonts w:eastAsia="黑体"/>
         <w:sz w:val="24"/>
         <w:szCs w:val="24"/>
       </w:rPr>
@@ -8820,7 +9178,7 @@
       <w:spacing w:after="0" w:line="240" w:lineRule="auto"/>
     </w:pPr>
     <w:rPr>
-      <w:rFonts w:asciiTheme="majorHAnsi" w:cstheme="majorBidi" w:eastAsiaTheme="majorEastAsia" w:hAnsiTheme="majorHAnsi"/>
+      <w:rFonts w:asciiTheme="majorHAnsi" w:cstheme="majorBidi" w:hAnsiTheme="majorHAnsi" w:eastAsia="黑体"/>
       <w:color w:themeColor="text1" w:val="000000"/>
     </w:rPr>
     <w:tblPr>
@@ -8842,6 +9200,7 @@
     </w:tblPr>
     <w:tblStylePr w:type="firstRow">
       <w:rPr>
+        <w:rFonts w:eastAsia="黑体"/>
         <w:sz w:val="24"/>
         <w:szCs w:val="24"/>
       </w:rPr>
@@ -8948,7 +9307,7 @@
       <w:spacing w:after="0" w:line="240" w:lineRule="auto"/>
     </w:pPr>
     <w:rPr>
-      <w:rFonts w:asciiTheme="majorHAnsi" w:cstheme="majorBidi" w:eastAsiaTheme="majorEastAsia" w:hAnsiTheme="majorHAnsi"/>
+      <w:rFonts w:asciiTheme="majorHAnsi" w:cstheme="majorBidi" w:hAnsiTheme="majorHAnsi" w:eastAsia="黑体"/>
       <w:color w:themeColor="text1" w:val="000000"/>
     </w:rPr>
     <w:tblPr>
@@ -8970,6 +9329,7 @@
     </w:tblPr>
     <w:tblStylePr w:type="firstRow">
       <w:rPr>
+        <w:rFonts w:eastAsia="黑体"/>
         <w:sz w:val="24"/>
         <w:szCs w:val="24"/>
       </w:rPr>
@@ -9076,7 +9436,7 @@
       <w:spacing w:after="0" w:line="240" w:lineRule="auto"/>
     </w:pPr>
     <w:rPr>
-      <w:rFonts w:asciiTheme="majorHAnsi" w:cstheme="majorBidi" w:eastAsiaTheme="majorEastAsia" w:hAnsiTheme="majorHAnsi"/>
+      <w:rFonts w:asciiTheme="majorHAnsi" w:cstheme="majorBidi" w:hAnsiTheme="majorHAnsi" w:eastAsia="黑体"/>
       <w:color w:themeColor="text1" w:val="000000"/>
     </w:rPr>
     <w:tblPr>
@@ -9098,6 +9458,7 @@
     </w:tblPr>
     <w:tblStylePr w:type="firstRow">
       <w:rPr>
+        <w:rFonts w:eastAsia="黑体"/>
         <w:sz w:val="24"/>
         <w:szCs w:val="24"/>
       </w:rPr>
@@ -9204,7 +9565,7 @@
       <w:spacing w:after="0" w:line="240" w:lineRule="auto"/>
     </w:pPr>
     <w:rPr>
-      <w:rFonts w:asciiTheme="majorHAnsi" w:cstheme="majorBidi" w:eastAsiaTheme="majorEastAsia" w:hAnsiTheme="majorHAnsi"/>
+      <w:rFonts w:asciiTheme="majorHAnsi" w:cstheme="majorBidi" w:hAnsiTheme="majorHAnsi" w:eastAsia="黑体"/>
       <w:color w:themeColor="text1" w:val="000000"/>
     </w:rPr>
     <w:tblPr>
@@ -9226,6 +9587,7 @@
     </w:tblPr>
     <w:tblStylePr w:type="firstRow">
       <w:rPr>
+        <w:rFonts w:eastAsia="黑体"/>
         <w:sz w:val="24"/>
         <w:szCs w:val="24"/>
       </w:rPr>
@@ -9332,7 +9694,7 @@
       <w:spacing w:after="0" w:line="240" w:lineRule="auto"/>
     </w:pPr>
     <w:rPr>
-      <w:rFonts w:asciiTheme="majorHAnsi" w:cstheme="majorBidi" w:eastAsiaTheme="majorEastAsia" w:hAnsiTheme="majorHAnsi"/>
+      <w:rFonts w:asciiTheme="majorHAnsi" w:cstheme="majorBidi" w:hAnsiTheme="majorHAnsi" w:eastAsia="黑体"/>
       <w:color w:themeColor="text1" w:val="000000"/>
     </w:rPr>
     <w:tblPr>
@@ -9354,6 +9716,7 @@
     </w:tblPr>
     <w:tblStylePr w:type="firstRow">
       <w:rPr>
+        <w:rFonts w:eastAsia="黑体"/>
         <w:sz w:val="24"/>
         <w:szCs w:val="24"/>
       </w:rPr>
@@ -9483,12 +9846,14 @@
     </w:tcPr>
     <w:tblStylePr w:type="firstRow">
       <w:rPr>
+        <w:rFonts w:eastAsia="黑体"/>
         <w:b/>
         <w:bCs/>
       </w:rPr>
     </w:tblStylePr>
     <w:tblStylePr w:type="lastRow">
       <w:rPr>
+        <w:rFonts w:eastAsia="黑体"/>
         <w:b/>
         <w:bCs/>
       </w:rPr>
@@ -9501,12 +9866,14 @@
     </w:tblStylePr>
     <w:tblStylePr w:type="firstCol">
       <w:rPr>
+        <w:rFonts w:eastAsia="黑体"/>
         <w:b/>
         <w:bCs/>
       </w:rPr>
     </w:tblStylePr>
     <w:tblStylePr w:type="lastCol">
       <w:rPr>
+        <w:rFonts w:eastAsia="黑体"/>
         <w:b/>
         <w:bCs/>
       </w:rPr>
@@ -9556,12 +9923,14 @@
     </w:tcPr>
     <w:tblStylePr w:type="firstRow">
       <w:rPr>
+        <w:rFonts w:eastAsia="黑体"/>
         <w:b/>
         <w:bCs/>
       </w:rPr>
     </w:tblStylePr>
     <w:tblStylePr w:type="lastRow">
       <w:rPr>
+        <w:rFonts w:eastAsia="黑体"/>
         <w:b/>
         <w:bCs/>
       </w:rPr>
@@ -9574,12 +9943,14 @@
     </w:tblStylePr>
     <w:tblStylePr w:type="firstCol">
       <w:rPr>
+        <w:rFonts w:eastAsia="黑体"/>
         <w:b/>
         <w:bCs/>
       </w:rPr>
     </w:tblStylePr>
     <w:tblStylePr w:type="lastCol">
       <w:rPr>
+        <w:rFonts w:eastAsia="黑体"/>
         <w:b/>
         <w:bCs/>
       </w:rPr>
@@ -9629,12 +10000,14 @@
     </w:tcPr>
     <w:tblStylePr w:type="firstRow">
       <w:rPr>
+        <w:rFonts w:eastAsia="黑体"/>
         <w:b/>
         <w:bCs/>
       </w:rPr>
     </w:tblStylePr>
     <w:tblStylePr w:type="lastRow">
       <w:rPr>
+        <w:rFonts w:eastAsia="黑体"/>
         <w:b/>
         <w:bCs/>
       </w:rPr>
@@ -9647,12 +10020,14 @@
     </w:tblStylePr>
     <w:tblStylePr w:type="firstCol">
       <w:rPr>
+        <w:rFonts w:eastAsia="黑体"/>
         <w:b/>
         <w:bCs/>
       </w:rPr>
     </w:tblStylePr>
     <w:tblStylePr w:type="lastCol">
       <w:rPr>
+        <w:rFonts w:eastAsia="黑体"/>
         <w:b/>
         <w:bCs/>
       </w:rPr>
@@ -9702,12 +10077,14 @@
     </w:tcPr>
     <w:tblStylePr w:type="firstRow">
       <w:rPr>
+        <w:rFonts w:eastAsia="黑体"/>
         <w:b/>
         <w:bCs/>
       </w:rPr>
     </w:tblStylePr>
     <w:tblStylePr w:type="lastRow">
       <w:rPr>
+        <w:rFonts w:eastAsia="黑体"/>
         <w:b/>
         <w:bCs/>
       </w:rPr>
@@ -9720,12 +10097,14 @@
     </w:tblStylePr>
     <w:tblStylePr w:type="firstCol">
       <w:rPr>
+        <w:rFonts w:eastAsia="黑体"/>
         <w:b/>
         <w:bCs/>
       </w:rPr>
     </w:tblStylePr>
     <w:tblStylePr w:type="lastCol">
       <w:rPr>
+        <w:rFonts w:eastAsia="黑体"/>
         <w:b/>
         <w:bCs/>
       </w:rPr>
@@ -9775,12 +10154,14 @@
     </w:tcPr>
     <w:tblStylePr w:type="firstRow">
       <w:rPr>
+        <w:rFonts w:eastAsia="黑体"/>
         <w:b/>
         <w:bCs/>
       </w:rPr>
     </w:tblStylePr>
     <w:tblStylePr w:type="lastRow">
       <w:rPr>
+        <w:rFonts w:eastAsia="黑体"/>
         <w:b/>
         <w:bCs/>
       </w:rPr>
@@ -9793,12 +10174,14 @@
     </w:tblStylePr>
     <w:tblStylePr w:type="firstCol">
       <w:rPr>
+        <w:rFonts w:eastAsia="黑体"/>
         <w:b/>
         <w:bCs/>
       </w:rPr>
     </w:tblStylePr>
     <w:tblStylePr w:type="lastCol">
       <w:rPr>
+        <w:rFonts w:eastAsia="黑体"/>
         <w:b/>
         <w:bCs/>
       </w:rPr>
@@ -9848,12 +10231,14 @@
     </w:tcPr>
     <w:tblStylePr w:type="firstRow">
       <w:rPr>
+        <w:rFonts w:eastAsia="黑体"/>
         <w:b/>
         <w:bCs/>
       </w:rPr>
     </w:tblStylePr>
     <w:tblStylePr w:type="lastRow">
       <w:rPr>
+        <w:rFonts w:eastAsia="黑体"/>
         <w:b/>
         <w:bCs/>
       </w:rPr>
@@ -9866,12 +10251,14 @@
     </w:tblStylePr>
     <w:tblStylePr w:type="firstCol">
       <w:rPr>
+        <w:rFonts w:eastAsia="黑体"/>
         <w:b/>
         <w:bCs/>
       </w:rPr>
     </w:tblStylePr>
     <w:tblStylePr w:type="lastCol">
       <w:rPr>
+        <w:rFonts w:eastAsia="黑体"/>
         <w:b/>
         <w:bCs/>
       </w:rPr>
@@ -9921,12 +10308,14 @@
     </w:tcPr>
     <w:tblStylePr w:type="firstRow">
       <w:rPr>
+        <w:rFonts w:eastAsia="黑体"/>
         <w:b/>
         <w:bCs/>
       </w:rPr>
     </w:tblStylePr>
     <w:tblStylePr w:type="lastRow">
       <w:rPr>
+        <w:rFonts w:eastAsia="黑体"/>
         <w:b/>
         <w:bCs/>
       </w:rPr>
@@ -9939,12 +10328,14 @@
     </w:tblStylePr>
     <w:tblStylePr w:type="firstCol">
       <w:rPr>
+        <w:rFonts w:eastAsia="黑体"/>
         <w:b/>
         <w:bCs/>
       </w:rPr>
     </w:tblStylePr>
     <w:tblStylePr w:type="lastCol">
       <w:rPr>
+        <w:rFonts w:eastAsia="黑体"/>
         <w:b/>
         <w:bCs/>
       </w:rPr>
@@ -9971,7 +10362,7 @@
       <w:spacing w:after="0" w:line="240" w:lineRule="auto"/>
     </w:pPr>
     <w:rPr>
-      <w:rFonts w:asciiTheme="majorHAnsi" w:cstheme="majorBidi" w:eastAsiaTheme="majorEastAsia" w:hAnsiTheme="majorHAnsi"/>
+      <w:rFonts w:asciiTheme="majorHAnsi" w:cstheme="majorBidi" w:hAnsiTheme="majorHAnsi" w:eastAsia="黑体"/>
       <w:color w:themeColor="text1" w:val="000000"/>
     </w:rPr>
     <w:tblPr>
@@ -9998,6 +10389,7 @@
     </w:tcPr>
     <w:tblStylePr w:type="firstRow">
       <w:rPr>
+        <w:rFonts w:eastAsia="黑体"/>
         <w:b/>
         <w:bCs/>
         <w:color w:themeColor="text1" w:val="000000"/>
@@ -10009,6 +10401,7 @@
     </w:tblStylePr>
     <w:tblStylePr w:type="lastRow">
       <w:rPr>
+        <w:rFonts w:eastAsia="黑体"/>
         <w:b/>
         <w:bCs/>
         <w:color w:themeColor="text1" w:val="000000"/>
@@ -10028,6 +10421,7 @@
     </w:tblStylePr>
     <w:tblStylePr w:type="firstCol">
       <w:rPr>
+        <w:rFonts w:eastAsia="黑体"/>
         <w:b/>
         <w:bCs/>
         <w:color w:themeColor="text1" w:val="000000"/>
@@ -10047,6 +10441,7 @@
     </w:tblStylePr>
     <w:tblStylePr w:type="lastCol">
       <w:rPr>
+        <w:rFonts w:eastAsia="黑体"/>
         <w:b w:val="0"/>
         <w:bCs w:val="0"/>
         <w:color w:themeColor="text1" w:val="000000"/>
@@ -10096,7 +10491,7 @@
       <w:spacing w:after="0" w:line="240" w:lineRule="auto"/>
     </w:pPr>
     <w:rPr>
-      <w:rFonts w:asciiTheme="majorHAnsi" w:cstheme="majorBidi" w:eastAsiaTheme="majorEastAsia" w:hAnsiTheme="majorHAnsi"/>
+      <w:rFonts w:asciiTheme="majorHAnsi" w:cstheme="majorBidi" w:hAnsiTheme="majorHAnsi" w:eastAsia="黑体"/>
       <w:color w:themeColor="text1" w:val="000000"/>
     </w:rPr>
     <w:tblPr>
@@ -10123,6 +10518,7 @@
     </w:tcPr>
     <w:tblStylePr w:type="firstRow">
       <w:rPr>
+        <w:rFonts w:eastAsia="黑体"/>
         <w:b/>
         <w:bCs/>
         <w:color w:themeColor="text1" w:val="000000"/>
@@ -10134,6 +10530,7 @@
     </w:tblStylePr>
     <w:tblStylePr w:type="lastRow">
       <w:rPr>
+        <w:rFonts w:eastAsia="黑体"/>
         <w:b/>
         <w:bCs/>
         <w:color w:themeColor="text1" w:val="000000"/>
@@ -10153,6 +10550,7 @@
     </w:tblStylePr>
     <w:tblStylePr w:type="firstCol">
       <w:rPr>
+        <w:rFonts w:eastAsia="黑体"/>
         <w:b/>
         <w:bCs/>
         <w:color w:themeColor="text1" w:val="000000"/>
@@ -10172,6 +10570,7 @@
     </w:tblStylePr>
     <w:tblStylePr w:type="lastCol">
       <w:rPr>
+        <w:rFonts w:eastAsia="黑体"/>
         <w:b w:val="0"/>
         <w:bCs w:val="0"/>
         <w:color w:themeColor="text1" w:val="000000"/>
@@ -10221,7 +10620,7 @@
       <w:spacing w:after="0" w:line="240" w:lineRule="auto"/>
     </w:pPr>
     <w:rPr>
-      <w:rFonts w:asciiTheme="majorHAnsi" w:cstheme="majorBidi" w:eastAsiaTheme="majorEastAsia" w:hAnsiTheme="majorHAnsi"/>
+      <w:rFonts w:asciiTheme="majorHAnsi" w:cstheme="majorBidi" w:hAnsiTheme="majorHAnsi" w:eastAsia="黑体"/>
       <w:color w:themeColor="text1" w:val="000000"/>
     </w:rPr>
     <w:tblPr>
@@ -10248,6 +10647,7 @@
     </w:tcPr>
     <w:tblStylePr w:type="firstRow">
       <w:rPr>
+        <w:rFonts w:eastAsia="黑体"/>
         <w:b/>
         <w:bCs/>
         <w:color w:themeColor="text1" w:val="000000"/>
@@ -10259,6 +10659,7 @@
     </w:tblStylePr>
     <w:tblStylePr w:type="lastRow">
       <w:rPr>
+        <w:rFonts w:eastAsia="黑体"/>
         <w:b/>
         <w:bCs/>
         <w:color w:themeColor="text1" w:val="000000"/>
@@ -10278,6 +10679,7 @@
     </w:tblStylePr>
     <w:tblStylePr w:type="firstCol">
       <w:rPr>
+        <w:rFonts w:eastAsia="黑体"/>
         <w:b/>
         <w:bCs/>
         <w:color w:themeColor="text1" w:val="000000"/>
@@ -10297,6 +10699,7 @@
     </w:tblStylePr>
     <w:tblStylePr w:type="lastCol">
       <w:rPr>
+        <w:rFonts w:eastAsia="黑体"/>
         <w:b w:val="0"/>
         <w:bCs w:val="0"/>
         <w:color w:themeColor="text1" w:val="000000"/>
@@ -10346,7 +10749,7 @@
       <w:spacing w:after="0" w:line="240" w:lineRule="auto"/>
     </w:pPr>
     <w:rPr>
-      <w:rFonts w:asciiTheme="majorHAnsi" w:cstheme="majorBidi" w:eastAsiaTheme="majorEastAsia" w:hAnsiTheme="majorHAnsi"/>
+      <w:rFonts w:asciiTheme="majorHAnsi" w:cstheme="majorBidi" w:hAnsiTheme="majorHAnsi" w:eastAsia="黑体"/>
       <w:color w:themeColor="text1" w:val="000000"/>
     </w:rPr>
     <w:tblPr>
@@ -10373,6 +10776,7 @@
     </w:tcPr>
     <w:tblStylePr w:type="firstRow">
       <w:rPr>
+        <w:rFonts w:eastAsia="黑体"/>
         <w:b/>
         <w:bCs/>
         <w:color w:themeColor="text1" w:val="000000"/>
@@ -10384,6 +10788,7 @@
     </w:tblStylePr>
     <w:tblStylePr w:type="lastRow">
       <w:rPr>
+        <w:rFonts w:eastAsia="黑体"/>
         <w:b/>
         <w:bCs/>
         <w:color w:themeColor="text1" w:val="000000"/>
@@ -10403,6 +10808,7 @@
     </w:tblStylePr>
     <w:tblStylePr w:type="firstCol">
       <w:rPr>
+        <w:rFonts w:eastAsia="黑体"/>
         <w:b/>
         <w:bCs/>
         <w:color w:themeColor="text1" w:val="000000"/>
@@ -10422,6 +10828,7 @@
     </w:tblStylePr>
     <w:tblStylePr w:type="lastCol">
       <w:rPr>
+        <w:rFonts w:eastAsia="黑体"/>
         <w:b w:val="0"/>
         <w:bCs w:val="0"/>
         <w:color w:themeColor="text1" w:val="000000"/>
@@ -10471,7 +10878,7 @@
       <w:spacing w:after="0" w:line="240" w:lineRule="auto"/>
     </w:pPr>
     <w:rPr>
-      <w:rFonts w:asciiTheme="majorHAnsi" w:cstheme="majorBidi" w:eastAsiaTheme="majorEastAsia" w:hAnsiTheme="majorHAnsi"/>
+      <w:rFonts w:asciiTheme="majorHAnsi" w:cstheme="majorBidi" w:hAnsiTheme="majorHAnsi" w:eastAsia="黑体"/>
       <w:color w:themeColor="text1" w:val="000000"/>
     </w:rPr>
     <w:tblPr>
@@ -10498,6 +10905,7 @@
     </w:tcPr>
     <w:tblStylePr w:type="firstRow">
       <w:rPr>
+        <w:rFonts w:eastAsia="黑体"/>
         <w:b/>
         <w:bCs/>
         <w:color w:themeColor="text1" w:val="000000"/>
@@ -10509,6 +10917,7 @@
     </w:tblStylePr>
     <w:tblStylePr w:type="lastRow">
       <w:rPr>
+        <w:rFonts w:eastAsia="黑体"/>
         <w:b/>
         <w:bCs/>
         <w:color w:themeColor="text1" w:val="000000"/>
@@ -10528,6 +10937,7 @@
     </w:tblStylePr>
     <w:tblStylePr w:type="firstCol">
       <w:rPr>
+        <w:rFonts w:eastAsia="黑体"/>
         <w:b/>
         <w:bCs/>
         <w:color w:themeColor="text1" w:val="000000"/>
@@ -10547,6 +10957,7 @@
     </w:tblStylePr>
     <w:tblStylePr w:type="lastCol">
       <w:rPr>
+        <w:rFonts w:eastAsia="黑体"/>
         <w:b w:val="0"/>
         <w:bCs w:val="0"/>
         <w:color w:themeColor="text1" w:val="000000"/>
@@ -10596,7 +11007,7 @@
       <w:spacing w:after="0" w:line="240" w:lineRule="auto"/>
     </w:pPr>
     <w:rPr>
-      <w:rFonts w:asciiTheme="majorHAnsi" w:cstheme="majorBidi" w:eastAsiaTheme="majorEastAsia" w:hAnsiTheme="majorHAnsi"/>
+      <w:rFonts w:asciiTheme="majorHAnsi" w:cstheme="majorBidi" w:hAnsiTheme="majorHAnsi" w:eastAsia="黑体"/>
       <w:color w:themeColor="text1" w:val="000000"/>
     </w:rPr>
     <w:tblPr>
@@ -10623,6 +11034,7 @@
     </w:tcPr>
     <w:tblStylePr w:type="firstRow">
       <w:rPr>
+        <w:rFonts w:eastAsia="黑体"/>
         <w:b/>
         <w:bCs/>
         <w:color w:themeColor="text1" w:val="000000"/>
@@ -10634,6 +11046,7 @@
     </w:tblStylePr>
     <w:tblStylePr w:type="lastRow">
       <w:rPr>
+        <w:rFonts w:eastAsia="黑体"/>
         <w:b/>
         <w:bCs/>
         <w:color w:themeColor="text1" w:val="000000"/>
@@ -10653,6 +11066,7 @@
     </w:tblStylePr>
     <w:tblStylePr w:type="firstCol">
       <w:rPr>
+        <w:rFonts w:eastAsia="黑体"/>
         <w:b/>
         <w:bCs/>
         <w:color w:themeColor="text1" w:val="000000"/>
@@ -10672,6 +11086,7 @@
     </w:tblStylePr>
     <w:tblStylePr w:type="lastCol">
       <w:rPr>
+        <w:rFonts w:eastAsia="黑体"/>
         <w:b w:val="0"/>
         <w:bCs w:val="0"/>
         <w:color w:themeColor="text1" w:val="000000"/>
@@ -10721,7 +11136,7 @@
       <w:spacing w:after="0" w:line="240" w:lineRule="auto"/>
     </w:pPr>
     <w:rPr>
-      <w:rFonts w:asciiTheme="majorHAnsi" w:cstheme="majorBidi" w:eastAsiaTheme="majorEastAsia" w:hAnsiTheme="majorHAnsi"/>
+      <w:rFonts w:asciiTheme="majorHAnsi" w:cstheme="majorBidi" w:hAnsiTheme="majorHAnsi" w:eastAsia="黑体"/>
       <w:color w:themeColor="text1" w:val="000000"/>
     </w:rPr>
     <w:tblPr>
@@ -10748,6 +11163,7 @@
     </w:tcPr>
     <w:tblStylePr w:type="firstRow">
       <w:rPr>
+        <w:rFonts w:eastAsia="黑体"/>
         <w:b/>
         <w:bCs/>
         <w:color w:themeColor="text1" w:val="000000"/>
@@ -10759,6 +11175,7 @@
     </w:tblStylePr>
     <w:tblStylePr w:type="lastRow">
       <w:rPr>
+        <w:rFonts w:eastAsia="黑体"/>
         <w:b/>
         <w:bCs/>
         <w:color w:themeColor="text1" w:val="000000"/>
@@ -10778,6 +11195,7 @@
     </w:tblStylePr>
     <w:tblStylePr w:type="firstCol">
       <w:rPr>
+        <w:rFonts w:eastAsia="黑体"/>
         <w:b/>
         <w:bCs/>
         <w:color w:themeColor="text1" w:val="000000"/>
@@ -10797,6 +11215,7 @@
     </w:tblStylePr>
     <w:tblStylePr w:type="lastCol">
       <w:rPr>
+        <w:rFonts w:eastAsia="黑体"/>
         <w:b w:val="0"/>
         <w:bCs w:val="0"/>
         <w:color w:themeColor="text1" w:val="000000"/>
@@ -10869,6 +11288,7 @@
     </w:tcPr>
     <w:tblStylePr w:type="firstRow">
       <w:rPr>
+        <w:rFonts w:eastAsia="黑体"/>
         <w:b/>
         <w:bCs/>
         <w:i w:val="0"/>
@@ -10890,6 +11310,7 @@
     </w:tblStylePr>
     <w:tblStylePr w:type="lastRow">
       <w:rPr>
+        <w:rFonts w:eastAsia="黑体"/>
         <w:b/>
         <w:bCs/>
         <w:i w:val="0"/>
@@ -10911,6 +11332,7 @@
     </w:tblStylePr>
     <w:tblStylePr w:type="firstCol">
       <w:rPr>
+        <w:rFonts w:eastAsia="黑体"/>
         <w:b/>
         <w:bCs/>
         <w:i w:val="0"/>
@@ -10930,6 +11352,7 @@
     </w:tblStylePr>
     <w:tblStylePr w:type="lastCol">
       <w:rPr>
+        <w:rFonts w:eastAsia="黑体"/>
         <w:b/>
         <w:bCs/>
         <w:i w:val="0"/>
@@ -11010,6 +11433,7 @@
     </w:tcPr>
     <w:tblStylePr w:type="firstRow">
       <w:rPr>
+        <w:rFonts w:eastAsia="黑体"/>
         <w:b/>
         <w:bCs/>
         <w:i w:val="0"/>
@@ -11031,6 +11455,7 @@
     </w:tblStylePr>
     <w:tblStylePr w:type="lastRow">
       <w:rPr>
+        <w:rFonts w:eastAsia="黑体"/>
         <w:b/>
         <w:bCs/>
         <w:i w:val="0"/>
@@ -11052,6 +11477,7 @@
     </w:tblStylePr>
     <w:tblStylePr w:type="firstCol">
       <w:rPr>
+        <w:rFonts w:eastAsia="黑体"/>
         <w:b/>
         <w:bCs/>
         <w:i w:val="0"/>
@@ -11071,6 +11497,7 @@
     </w:tblStylePr>
     <w:tblStylePr w:type="lastCol">
       <w:rPr>
+        <w:rFonts w:eastAsia="黑体"/>
         <w:b/>
         <w:bCs/>
         <w:i w:val="0"/>
@@ -11151,6 +11578,7 @@
     </w:tcPr>
     <w:tblStylePr w:type="firstRow">
       <w:rPr>
+        <w:rFonts w:eastAsia="黑体"/>
         <w:b/>
         <w:bCs/>
         <w:i w:val="0"/>
@@ -11172,6 +11600,7 @@
     </w:tblStylePr>
     <w:tblStylePr w:type="lastRow">
       <w:rPr>
+        <w:rFonts w:eastAsia="黑体"/>
         <w:b/>
         <w:bCs/>
         <w:i w:val="0"/>
@@ -11193,6 +11622,7 @@
     </w:tblStylePr>
     <w:tblStylePr w:type="firstCol">
       <w:rPr>
+        <w:rFonts w:eastAsia="黑体"/>
         <w:b/>
         <w:bCs/>
         <w:i w:val="0"/>
@@ -11212,6 +11642,7 @@
     </w:tblStylePr>
     <w:tblStylePr w:type="lastCol">
       <w:rPr>
+        <w:rFonts w:eastAsia="黑体"/>
         <w:b/>
         <w:bCs/>
         <w:i w:val="0"/>
@@ -11292,6 +11723,7 @@
     </w:tcPr>
     <w:tblStylePr w:type="firstRow">
       <w:rPr>
+        <w:rFonts w:eastAsia="黑体"/>
         <w:b/>
         <w:bCs/>
         <w:i w:val="0"/>
@@ -11313,6 +11745,7 @@
     </w:tblStylePr>
     <w:tblStylePr w:type="lastRow">
       <w:rPr>
+        <w:rFonts w:eastAsia="黑体"/>
         <w:b/>
         <w:bCs/>
         <w:i w:val="0"/>
@@ -11334,6 +11767,7 @@
     </w:tblStylePr>
     <w:tblStylePr w:type="firstCol">
       <w:rPr>
+        <w:rFonts w:eastAsia="黑体"/>
         <w:b/>
         <w:bCs/>
         <w:i w:val="0"/>
@@ -11353,6 +11787,7 @@
     </w:tblStylePr>
     <w:tblStylePr w:type="lastCol">
       <w:rPr>
+        <w:rFonts w:eastAsia="黑体"/>
         <w:b/>
         <w:bCs/>
         <w:i w:val="0"/>
@@ -11433,6 +11868,7 @@
     </w:tcPr>
     <w:tblStylePr w:type="firstRow">
       <w:rPr>
+        <w:rFonts w:eastAsia="黑体"/>
         <w:b/>
         <w:bCs/>
         <w:i w:val="0"/>
@@ -11454,6 +11890,7 @@
     </w:tblStylePr>
     <w:tblStylePr w:type="lastRow">
       <w:rPr>
+        <w:rFonts w:eastAsia="黑体"/>
         <w:b/>
         <w:bCs/>
         <w:i w:val="0"/>
@@ -11475,6 +11912,7 @@
     </w:tblStylePr>
     <w:tblStylePr w:type="firstCol">
       <w:rPr>
+        <w:rFonts w:eastAsia="黑体"/>
         <w:b/>
         <w:bCs/>
         <w:i w:val="0"/>
@@ -11494,6 +11932,7 @@
     </w:tblStylePr>
     <w:tblStylePr w:type="lastCol">
       <w:rPr>
+        <w:rFonts w:eastAsia="黑体"/>
         <w:b/>
         <w:bCs/>
         <w:i w:val="0"/>
@@ -11574,6 +12013,7 @@
     </w:tcPr>
     <w:tblStylePr w:type="firstRow">
       <w:rPr>
+        <w:rFonts w:eastAsia="黑体"/>
         <w:b/>
         <w:bCs/>
         <w:i w:val="0"/>
@@ -11595,6 +12035,7 @@
     </w:tblStylePr>
     <w:tblStylePr w:type="lastRow">
       <w:rPr>
+        <w:rFonts w:eastAsia="黑体"/>
         <w:b/>
         <w:bCs/>
         <w:i w:val="0"/>
@@ -11616,6 +12057,7 @@
     </w:tblStylePr>
     <w:tblStylePr w:type="firstCol">
       <w:rPr>
+        <w:rFonts w:eastAsia="黑体"/>
         <w:b/>
         <w:bCs/>
         <w:i w:val="0"/>
@@ -11635,6 +12077,7 @@
     </w:tblStylePr>
     <w:tblStylePr w:type="lastCol">
       <w:rPr>
+        <w:rFonts w:eastAsia="黑体"/>
         <w:b/>
         <w:bCs/>
         <w:i w:val="0"/>
@@ -11715,6 +12158,7 @@
     </w:tcPr>
     <w:tblStylePr w:type="firstRow">
       <w:rPr>
+        <w:rFonts w:eastAsia="黑体"/>
         <w:b/>
         <w:bCs/>
         <w:i w:val="0"/>
@@ -11736,6 +12180,7 @@
     </w:tblStylePr>
     <w:tblStylePr w:type="lastRow">
       <w:rPr>
+        <w:rFonts w:eastAsia="黑体"/>
         <w:b/>
         <w:bCs/>
         <w:i w:val="0"/>
@@ -11757,6 +12202,7 @@
     </w:tblStylePr>
     <w:tblStylePr w:type="firstCol">
       <w:rPr>
+        <w:rFonts w:eastAsia="黑体"/>
         <w:b/>
         <w:bCs/>
         <w:i w:val="0"/>
@@ -11776,6 +12222,7 @@
     </w:tblStylePr>
     <w:tblStylePr w:type="lastCol">
       <w:rPr>
+        <w:rFonts w:eastAsia="黑体"/>
         <w:b/>
         <w:bCs/>
         <w:i w:val="0"/>
@@ -11833,6 +12280,7 @@
       <w:spacing w:after="0" w:line="240" w:lineRule="auto"/>
     </w:pPr>
     <w:rPr>
+      <w:rFonts w:eastAsia="黑体"/>
       <w:color w:themeColor="background1" w:val="FFFFFF"/>
     </w:rPr>
     <w:tblPr>
@@ -11851,6 +12299,7 @@
     </w:tcPr>
     <w:tblStylePr w:type="firstRow">
       <w:rPr>
+        <w:rFonts w:eastAsia="黑体"/>
         <w:b/>
         <w:bCs/>
       </w:rPr>
@@ -11947,6 +12396,7 @@
       <w:spacing w:after="0" w:line="240" w:lineRule="auto"/>
     </w:pPr>
     <w:rPr>
+      <w:rFonts w:eastAsia="黑体"/>
       <w:color w:themeColor="background1" w:val="FFFFFF"/>
     </w:rPr>
     <w:tblPr>
@@ -11965,6 +12415,7 @@
     </w:tcPr>
     <w:tblStylePr w:type="firstRow">
       <w:rPr>
+        <w:rFonts w:eastAsia="黑体"/>
         <w:b/>
         <w:bCs/>
       </w:rPr>
@@ -12061,6 +12512,7 @@
       <w:spacing w:after="0" w:line="240" w:lineRule="auto"/>
     </w:pPr>
     <w:rPr>
+      <w:rFonts w:eastAsia="黑体"/>
       <w:color w:themeColor="background1" w:val="FFFFFF"/>
     </w:rPr>
     <w:tblPr>
@@ -12079,6 +12531,7 @@
     </w:tcPr>
     <w:tblStylePr w:type="firstRow">
       <w:rPr>
+        <w:rFonts w:eastAsia="黑体"/>
         <w:b/>
         <w:bCs/>
       </w:rPr>
@@ -12175,6 +12628,7 @@
       <w:spacing w:after="0" w:line="240" w:lineRule="auto"/>
     </w:pPr>
     <w:rPr>
+      <w:rFonts w:eastAsia="黑体"/>
       <w:color w:themeColor="background1" w:val="FFFFFF"/>
     </w:rPr>
     <w:tblPr>
@@ -12193,6 +12647,7 @@
     </w:tcPr>
     <w:tblStylePr w:type="firstRow">
       <w:rPr>
+        <w:rFonts w:eastAsia="黑体"/>
         <w:b/>
         <w:bCs/>
       </w:rPr>
@@ -12289,6 +12744,7 @@
       <w:spacing w:after="0" w:line="240" w:lineRule="auto"/>
     </w:pPr>
     <w:rPr>
+      <w:rFonts w:eastAsia="黑体"/>
       <w:color w:themeColor="background1" w:val="FFFFFF"/>
     </w:rPr>
     <w:tblPr>
@@ -12307,6 +12763,7 @@
     </w:tcPr>
     <w:tblStylePr w:type="firstRow">
       <w:rPr>
+        <w:rFonts w:eastAsia="黑体"/>
         <w:b/>
         <w:bCs/>
       </w:rPr>
@@ -12403,6 +12860,7 @@
       <w:spacing w:after="0" w:line="240" w:lineRule="auto"/>
     </w:pPr>
     <w:rPr>
+      <w:rFonts w:eastAsia="黑体"/>
       <w:color w:themeColor="background1" w:val="FFFFFF"/>
     </w:rPr>
     <w:tblPr>
@@ -12421,6 +12879,7 @@
     </w:tcPr>
     <w:tblStylePr w:type="firstRow">
       <w:rPr>
+        <w:rFonts w:eastAsia="黑体"/>
         <w:b/>
         <w:bCs/>
       </w:rPr>
@@ -12517,6 +12976,7 @@
       <w:spacing w:after="0" w:line="240" w:lineRule="auto"/>
     </w:pPr>
     <w:rPr>
+      <w:rFonts w:eastAsia="黑体"/>
       <w:color w:themeColor="background1" w:val="FFFFFF"/>
     </w:rPr>
     <w:tblPr>
@@ -12535,6 +12995,7 @@
     </w:tcPr>
     <w:tblStylePr w:type="firstRow">
       <w:rPr>
+        <w:rFonts w:eastAsia="黑体"/>
         <w:b/>
         <w:bCs/>
       </w:rPr>
@@ -12631,6 +13092,7 @@
       <w:spacing w:after="0" w:line="240" w:lineRule="auto"/>
     </w:pPr>
     <w:rPr>
+      <w:rFonts w:eastAsia="黑体"/>
       <w:color w:themeColor="text1" w:val="000000"/>
     </w:rPr>
     <w:tblPr>
@@ -12657,6 +13119,7 @@
     </w:tcPr>
     <w:tblStylePr w:type="firstRow">
       <w:rPr>
+        <w:rFonts w:eastAsia="黑体"/>
         <w:b/>
         <w:bCs/>
       </w:rPr>
@@ -12675,6 +13138,7 @@
     </w:tblStylePr>
     <w:tblStylePr w:type="lastRow">
       <w:rPr>
+        <w:rFonts w:eastAsia="黑体"/>
         <w:b/>
         <w:bCs/>
         <w:color w:themeColor="background1" w:val="FFFFFF"/>
@@ -12689,6 +13153,7 @@
     </w:tblStylePr>
     <w:tblStylePr w:type="firstCol">
       <w:rPr>
+        <w:rFonts w:eastAsia="黑体"/>
         <w:color w:themeColor="background1" w:val="FFFFFF"/>
       </w:rPr>
       <w:tblPr/>
@@ -12706,6 +13171,7 @@
     </w:tblStylePr>
     <w:tblStylePr w:type="lastCol">
       <w:rPr>
+        <w:rFonts w:eastAsia="黑体"/>
         <w:color w:themeColor="background1" w:val="FFFFFF"/>
       </w:rPr>
       <w:tblPr/>
@@ -12735,11 +13201,13 @@
     </w:tblStylePr>
     <w:tblStylePr w:type="neCell">
       <w:rPr>
+        <w:rFonts w:eastAsia="黑体"/>
         <w:color w:themeColor="text1" w:val="000000"/>
       </w:rPr>
     </w:tblStylePr>
     <w:tblStylePr w:type="nwCell">
       <w:rPr>
+        <w:rFonts w:eastAsia="黑体"/>
         <w:color w:themeColor="text1" w:val="000000"/>
       </w:rPr>
     </w:tblStylePr>
@@ -12753,6 +13221,7 @@
       <w:spacing w:after="0" w:line="240" w:lineRule="auto"/>
     </w:pPr>
     <w:rPr>
+      <w:rFonts w:eastAsia="黑体"/>
       <w:color w:themeColor="text1" w:val="000000"/>
     </w:rPr>
     <w:tblPr>
@@ -12779,6 +13248,7 @@
     </w:tcPr>
     <w:tblStylePr w:type="firstRow">
       <w:rPr>
+        <w:rFonts w:eastAsia="黑体"/>
         <w:b/>
         <w:bCs/>
       </w:rPr>
@@ -12797,6 +13267,7 @@
     </w:tblStylePr>
     <w:tblStylePr w:type="lastRow">
       <w:rPr>
+        <w:rFonts w:eastAsia="黑体"/>
         <w:b/>
         <w:bCs/>
         <w:color w:themeColor="background1" w:val="FFFFFF"/>
@@ -12811,6 +13282,7 @@
     </w:tblStylePr>
     <w:tblStylePr w:type="firstCol">
       <w:rPr>
+        <w:rFonts w:eastAsia="黑体"/>
         <w:color w:themeColor="background1" w:val="FFFFFF"/>
       </w:rPr>
       <w:tblPr/>
@@ -12828,6 +13300,7 @@
     </w:tblStylePr>
     <w:tblStylePr w:type="lastCol">
       <w:rPr>
+        <w:rFonts w:eastAsia="黑体"/>
         <w:color w:themeColor="background1" w:val="FFFFFF"/>
       </w:rPr>
       <w:tblPr/>
@@ -12857,11 +13330,13 @@
     </w:tblStylePr>
     <w:tblStylePr w:type="neCell">
       <w:rPr>
+        <w:rFonts w:eastAsia="黑体"/>
         <w:color w:themeColor="text1" w:val="000000"/>
       </w:rPr>
     </w:tblStylePr>
     <w:tblStylePr w:type="nwCell">
       <w:rPr>
+        <w:rFonts w:eastAsia="黑体"/>
         <w:color w:themeColor="text1" w:val="000000"/>
       </w:rPr>
     </w:tblStylePr>
@@ -12875,6 +13350,7 @@
       <w:spacing w:after="0" w:line="240" w:lineRule="auto"/>
     </w:pPr>
     <w:rPr>
+      <w:rFonts w:eastAsia="黑体"/>
       <w:color w:themeColor="text1" w:val="000000"/>
     </w:rPr>
     <w:tblPr>
@@ -12901,6 +13377,7 @@
     </w:tcPr>
     <w:tblStylePr w:type="firstRow">
       <w:rPr>
+        <w:rFonts w:eastAsia="黑体"/>
         <w:b/>
         <w:bCs/>
       </w:rPr>
@@ -12919,6 +13396,7 @@
     </w:tblStylePr>
     <w:tblStylePr w:type="lastRow">
       <w:rPr>
+        <w:rFonts w:eastAsia="黑体"/>
         <w:b/>
         <w:bCs/>
         <w:color w:themeColor="background1" w:val="FFFFFF"/>
@@ -12933,6 +13411,7 @@
     </w:tblStylePr>
     <w:tblStylePr w:type="firstCol">
       <w:rPr>
+        <w:rFonts w:eastAsia="黑体"/>
         <w:color w:themeColor="background1" w:val="FFFFFF"/>
       </w:rPr>
       <w:tblPr/>
@@ -12950,6 +13429,7 @@
     </w:tblStylePr>
     <w:tblStylePr w:type="lastCol">
       <w:rPr>
+        <w:rFonts w:eastAsia="黑体"/>
         <w:color w:themeColor="background1" w:val="FFFFFF"/>
       </w:rPr>
       <w:tblPr/>
@@ -12979,11 +13459,13 @@
     </w:tblStylePr>
     <w:tblStylePr w:type="neCell">
       <w:rPr>
+        <w:rFonts w:eastAsia="黑体"/>
         <w:color w:themeColor="text1" w:val="000000"/>
       </w:rPr>
     </w:tblStylePr>
     <w:tblStylePr w:type="nwCell">
       <w:rPr>
+        <w:rFonts w:eastAsia="黑体"/>
         <w:color w:themeColor="text1" w:val="000000"/>
       </w:rPr>
     </w:tblStylePr>
@@ -12997,6 +13479,7 @@
       <w:spacing w:after="0" w:line="240" w:lineRule="auto"/>
     </w:pPr>
     <w:rPr>
+      <w:rFonts w:eastAsia="黑体"/>
       <w:color w:themeColor="text1" w:val="000000"/>
     </w:rPr>
     <w:tblPr>
@@ -13023,6 +13506,7 @@
     </w:tcPr>
     <w:tblStylePr w:type="firstRow">
       <w:rPr>
+        <w:rFonts w:eastAsia="黑体"/>
         <w:b/>
         <w:bCs/>
       </w:rPr>
@@ -13041,6 +13525,7 @@
     </w:tblStylePr>
     <w:tblStylePr w:type="lastRow">
       <w:rPr>
+        <w:rFonts w:eastAsia="黑体"/>
         <w:b/>
         <w:bCs/>
         <w:color w:themeColor="background1" w:val="FFFFFF"/>
@@ -13055,6 +13540,7 @@
     </w:tblStylePr>
     <w:tblStylePr w:type="firstCol">
       <w:rPr>
+        <w:rFonts w:eastAsia="黑体"/>
         <w:color w:themeColor="background1" w:val="FFFFFF"/>
       </w:rPr>
       <w:tblPr/>
@@ -13072,6 +13558,7 @@
     </w:tblStylePr>
     <w:tblStylePr w:type="lastCol">
       <w:rPr>
+        <w:rFonts w:eastAsia="黑体"/>
         <w:color w:themeColor="background1" w:val="FFFFFF"/>
       </w:rPr>
       <w:tblPr/>
@@ -13109,6 +13596,7 @@
       <w:spacing w:after="0" w:line="240" w:lineRule="auto"/>
     </w:pPr>
     <w:rPr>
+      <w:rFonts w:eastAsia="黑体"/>
       <w:color w:themeColor="text1" w:val="000000"/>
     </w:rPr>
     <w:tblPr>
@@ -13135,6 +13623,7 @@
     </w:tcPr>
     <w:tblStylePr w:type="firstRow">
       <w:rPr>
+        <w:rFonts w:eastAsia="黑体"/>
         <w:b/>
         <w:bCs/>
       </w:rPr>
@@ -13153,6 +13642,7 @@
     </w:tblStylePr>
     <w:tblStylePr w:type="lastRow">
       <w:rPr>
+        <w:rFonts w:eastAsia="黑体"/>
         <w:b/>
         <w:bCs/>
         <w:color w:themeColor="background1" w:val="FFFFFF"/>
@@ -13167,6 +13657,7 @@
     </w:tblStylePr>
     <w:tblStylePr w:type="firstCol">
       <w:rPr>
+        <w:rFonts w:eastAsia="黑体"/>
         <w:color w:themeColor="background1" w:val="FFFFFF"/>
       </w:rPr>
       <w:tblPr/>
@@ -13184,6 +13675,7 @@
     </w:tblStylePr>
     <w:tblStylePr w:type="lastCol">
       <w:rPr>
+        <w:rFonts w:eastAsia="黑体"/>
         <w:color w:themeColor="background1" w:val="FFFFFF"/>
       </w:rPr>
       <w:tblPr/>
@@ -13213,11 +13705,13 @@
     </w:tblStylePr>
     <w:tblStylePr w:type="neCell">
       <w:rPr>
+        <w:rFonts w:eastAsia="黑体"/>
         <w:color w:themeColor="text1" w:val="000000"/>
       </w:rPr>
     </w:tblStylePr>
     <w:tblStylePr w:type="nwCell">
       <w:rPr>
+        <w:rFonts w:eastAsia="黑体"/>
         <w:color w:themeColor="text1" w:val="000000"/>
       </w:rPr>
     </w:tblStylePr>
@@ -13231,6 +13725,7 @@
       <w:spacing w:after="0" w:line="240" w:lineRule="auto"/>
     </w:pPr>
     <w:rPr>
+      <w:rFonts w:eastAsia="黑体"/>
       <w:color w:themeColor="text1" w:val="000000"/>
     </w:rPr>
     <w:tblPr>
@@ -13257,6 +13752,7 @@
     </w:tcPr>
     <w:tblStylePr w:type="firstRow">
       <w:rPr>
+        <w:rFonts w:eastAsia="黑体"/>
         <w:b/>
         <w:bCs/>
       </w:rPr>
@@ -13275,6 +13771,7 @@
     </w:tblStylePr>
     <w:tblStylePr w:type="lastRow">
       <w:rPr>
+        <w:rFonts w:eastAsia="黑体"/>
         <w:b/>
         <w:bCs/>
         <w:color w:themeColor="background1" w:val="FFFFFF"/>
@@ -13289,6 +13786,7 @@
     </w:tblStylePr>
     <w:tblStylePr w:type="firstCol">
       <w:rPr>
+        <w:rFonts w:eastAsia="黑体"/>
         <w:color w:themeColor="background1" w:val="FFFFFF"/>
       </w:rPr>
       <w:tblPr/>
@@ -13306,6 +13804,7 @@
     </w:tblStylePr>
     <w:tblStylePr w:type="lastCol">
       <w:rPr>
+        <w:rFonts w:eastAsia="黑体"/>
         <w:color w:themeColor="background1" w:val="FFFFFF"/>
       </w:rPr>
       <w:tblPr/>
@@ -13335,11 +13834,13 @@
     </w:tblStylePr>
     <w:tblStylePr w:type="neCell">
       <w:rPr>
+        <w:rFonts w:eastAsia="黑体"/>
         <w:color w:themeColor="text1" w:val="000000"/>
       </w:rPr>
     </w:tblStylePr>
     <w:tblStylePr w:type="nwCell">
       <w:rPr>
+        <w:rFonts w:eastAsia="黑体"/>
         <w:color w:themeColor="text1" w:val="000000"/>
       </w:rPr>
     </w:tblStylePr>
@@ -13353,6 +13854,7 @@
       <w:spacing w:after="0" w:line="240" w:lineRule="auto"/>
     </w:pPr>
     <w:rPr>
+      <w:rFonts w:eastAsia="黑体"/>
       <w:color w:themeColor="text1" w:val="000000"/>
     </w:rPr>
     <w:tblPr>
@@ -13379,6 +13881,7 @@
     </w:tcPr>
     <w:tblStylePr w:type="firstRow">
       <w:rPr>
+        <w:rFonts w:eastAsia="黑体"/>
         <w:b/>
         <w:bCs/>
       </w:rPr>
@@ -13397,6 +13900,7 @@
     </w:tblStylePr>
     <w:tblStylePr w:type="lastRow">
       <w:rPr>
+        <w:rFonts w:eastAsia="黑体"/>
         <w:b/>
         <w:bCs/>
         <w:color w:themeColor="background1" w:val="FFFFFF"/>
@@ -13411,6 +13915,7 @@
     </w:tblStylePr>
     <w:tblStylePr w:type="firstCol">
       <w:rPr>
+        <w:rFonts w:eastAsia="黑体"/>
         <w:color w:themeColor="background1" w:val="FFFFFF"/>
       </w:rPr>
       <w:tblPr/>
@@ -13428,6 +13933,7 @@
     </w:tblStylePr>
     <w:tblStylePr w:type="lastCol">
       <w:rPr>
+        <w:rFonts w:eastAsia="黑体"/>
         <w:color w:themeColor="background1" w:val="FFFFFF"/>
       </w:rPr>
       <w:tblPr/>
@@ -13457,11 +13963,13 @@
     </w:tblStylePr>
     <w:tblStylePr w:type="neCell">
       <w:rPr>
+        <w:rFonts w:eastAsia="黑体"/>
         <w:color w:themeColor="text1" w:val="000000"/>
       </w:rPr>
     </w:tblStylePr>
     <w:tblStylePr w:type="nwCell">
       <w:rPr>
+        <w:rFonts w:eastAsia="黑体"/>
         <w:color w:themeColor="text1" w:val="000000"/>
       </w:rPr>
     </w:tblStylePr>
@@ -13475,6 +13983,7 @@
       <w:spacing w:after="0" w:line="240" w:lineRule="auto"/>
     </w:pPr>
     <w:rPr>
+      <w:rFonts w:eastAsia="黑体"/>
       <w:color w:themeColor="text1" w:val="000000"/>
     </w:rPr>
     <w:tblPr>
@@ -13493,6 +14002,7 @@
     </w:tcPr>
     <w:tblStylePr w:type="firstRow">
       <w:rPr>
+        <w:rFonts w:eastAsia="黑体"/>
         <w:b/>
         <w:bCs/>
         <w:color w:themeColor="background1" w:val="FFFFFF"/>
@@ -13507,6 +14017,7 @@
     </w:tblStylePr>
     <w:tblStylePr w:type="lastRow">
       <w:rPr>
+        <w:rFonts w:eastAsia="黑体"/>
         <w:b/>
         <w:bCs/>
         <w:color w:themeColor="accent2" w:themeShade="CC" w:val="9E3A38"/>
@@ -13521,12 +14032,14 @@
     </w:tblStylePr>
     <w:tblStylePr w:type="firstCol">
       <w:rPr>
+        <w:rFonts w:eastAsia="黑体"/>
         <w:b/>
         <w:bCs/>
       </w:rPr>
     </w:tblStylePr>
     <w:tblStylePr w:type="lastCol">
       <w:rPr>
+        <w:rFonts w:eastAsia="黑体"/>
         <w:b/>
         <w:bCs/>
       </w:rPr>
@@ -13561,6 +14074,7 @@
       <w:spacing w:after="0" w:line="240" w:lineRule="auto"/>
     </w:pPr>
     <w:rPr>
+      <w:rFonts w:eastAsia="黑体"/>
       <w:color w:themeColor="text1" w:val="000000"/>
     </w:rPr>
     <w:tblPr>
@@ -13579,6 +14093,7 @@
     </w:tcPr>
     <w:tblStylePr w:type="firstRow">
       <w:rPr>
+        <w:rFonts w:eastAsia="黑体"/>
         <w:b/>
         <w:bCs/>
         <w:color w:themeColor="background1" w:val="FFFFFF"/>
@@ -13593,6 +14108,7 @@
     </w:tblStylePr>
     <w:tblStylePr w:type="lastRow">
       <w:rPr>
+        <w:rFonts w:eastAsia="黑体"/>
         <w:b/>
         <w:bCs/>
         <w:color w:themeColor="accent2" w:themeShade="CC" w:val="9E3A38"/>
@@ -13607,12 +14123,14 @@
     </w:tblStylePr>
     <w:tblStylePr w:type="firstCol">
       <w:rPr>
+        <w:rFonts w:eastAsia="黑体"/>
         <w:b/>
         <w:bCs/>
       </w:rPr>
     </w:tblStylePr>
     <w:tblStylePr w:type="lastCol">
       <w:rPr>
+        <w:rFonts w:eastAsia="黑体"/>
         <w:b/>
         <w:bCs/>
       </w:rPr>
@@ -13647,6 +14165,7 @@
       <w:spacing w:after="0" w:line="240" w:lineRule="auto"/>
     </w:pPr>
     <w:rPr>
+      <w:rFonts w:eastAsia="黑体"/>
       <w:color w:themeColor="text1" w:val="000000"/>
     </w:rPr>
     <w:tblPr>
@@ -13665,6 +14184,7 @@
     </w:tcPr>
     <w:tblStylePr w:type="firstRow">
       <w:rPr>
+        <w:rFonts w:eastAsia="黑体"/>
         <w:b/>
         <w:bCs/>
         <w:color w:themeColor="background1" w:val="FFFFFF"/>
@@ -13679,6 +14199,7 @@
     </w:tblStylePr>
     <w:tblStylePr w:type="lastRow">
       <w:rPr>
+        <w:rFonts w:eastAsia="黑体"/>
         <w:b/>
         <w:bCs/>
         <w:color w:themeColor="accent2" w:themeShade="CC" w:val="9E3A38"/>
@@ -13693,12 +14214,14 @@
     </w:tblStylePr>
     <w:tblStylePr w:type="firstCol">
       <w:rPr>
+        <w:rFonts w:eastAsia="黑体"/>
         <w:b/>
         <w:bCs/>
       </w:rPr>
     </w:tblStylePr>
     <w:tblStylePr w:type="lastCol">
       <w:rPr>
+        <w:rFonts w:eastAsia="黑体"/>
         <w:b/>
         <w:bCs/>
       </w:rPr>
@@ -13733,6 +14256,7 @@
       <w:spacing w:after="0" w:line="240" w:lineRule="auto"/>
     </w:pPr>
     <w:rPr>
+      <w:rFonts w:eastAsia="黑体"/>
       <w:color w:themeColor="text1" w:val="000000"/>
     </w:rPr>
     <w:tblPr>
@@ -13751,6 +14275,7 @@
     </w:tcPr>
     <w:tblStylePr w:type="firstRow">
       <w:rPr>
+        <w:rFonts w:eastAsia="黑体"/>
         <w:b/>
         <w:bCs/>
         <w:color w:themeColor="background1" w:val="FFFFFF"/>
@@ -13765,6 +14290,7 @@
     </w:tblStylePr>
     <w:tblStylePr w:type="lastRow">
       <w:rPr>
+        <w:rFonts w:eastAsia="黑体"/>
         <w:b/>
         <w:bCs/>
         <w:color w:themeColor="accent4" w:themeShade="CC" w:val="664E82"/>
@@ -13779,12 +14305,14 @@
     </w:tblStylePr>
     <w:tblStylePr w:type="firstCol">
       <w:rPr>
+        <w:rFonts w:eastAsia="黑体"/>
         <w:b/>
         <w:bCs/>
       </w:rPr>
     </w:tblStylePr>
     <w:tblStylePr w:type="lastCol">
       <w:rPr>
+        <w:rFonts w:eastAsia="黑体"/>
         <w:b/>
         <w:bCs/>
       </w:rPr>
@@ -13819,6 +14347,7 @@
       <w:spacing w:after="0" w:line="240" w:lineRule="auto"/>
     </w:pPr>
     <w:rPr>
+      <w:rFonts w:eastAsia="黑体"/>
       <w:color w:themeColor="text1" w:val="000000"/>
     </w:rPr>
     <w:tblPr>
@@ -13837,6 +14366,7 @@
     </w:tcPr>
     <w:tblStylePr w:type="firstRow">
       <w:rPr>
+        <w:rFonts w:eastAsia="黑体"/>
         <w:b/>
         <w:bCs/>
         <w:color w:themeColor="background1" w:val="FFFFFF"/>
@@ -13851,6 +14381,7 @@
     </w:tblStylePr>
     <w:tblStylePr w:type="lastRow">
       <w:rPr>
+        <w:rFonts w:eastAsia="黑体"/>
         <w:b/>
         <w:bCs/>
         <w:color w:themeColor="accent3" w:themeShade="CC" w:val="7E9C40"/>
@@ -13865,12 +14396,14 @@
     </w:tblStylePr>
     <w:tblStylePr w:type="firstCol">
       <w:rPr>
+        <w:rFonts w:eastAsia="黑体"/>
         <w:b/>
         <w:bCs/>
       </w:rPr>
     </w:tblStylePr>
     <w:tblStylePr w:type="lastCol">
       <w:rPr>
+        <w:rFonts w:eastAsia="黑体"/>
         <w:b/>
         <w:bCs/>
       </w:rPr>
@@ -13905,6 +14438,7 @@
       <w:spacing w:after="0" w:line="240" w:lineRule="auto"/>
     </w:pPr>
     <w:rPr>
+      <w:rFonts w:eastAsia="黑体"/>
       <w:color w:themeColor="text1" w:val="000000"/>
     </w:rPr>
     <w:tblPr>
@@ -13923,6 +14457,7 @@
     </w:tcPr>
     <w:tblStylePr w:type="firstRow">
       <w:rPr>
+        <w:rFonts w:eastAsia="黑体"/>
         <w:b/>
         <w:bCs/>
         <w:color w:themeColor="background1" w:val="FFFFFF"/>
@@ -13937,6 +14472,7 @@
     </w:tblStylePr>
     <w:tblStylePr w:type="lastRow">
       <w:rPr>
+        <w:rFonts w:eastAsia="黑体"/>
         <w:b/>
         <w:bCs/>
         <w:color w:themeColor="accent6" w:themeShade="CC" w:val="F2730A"/>
@@ -13951,12 +14487,14 @@
     </w:tblStylePr>
     <w:tblStylePr w:type="firstCol">
       <w:rPr>
+        <w:rFonts w:eastAsia="黑体"/>
         <w:b/>
         <w:bCs/>
       </w:rPr>
     </w:tblStylePr>
     <w:tblStylePr w:type="lastCol">
       <w:rPr>
+        <w:rFonts w:eastAsia="黑体"/>
         <w:b/>
         <w:bCs/>
       </w:rPr>
@@ -13991,6 +14529,7 @@
       <w:spacing w:after="0" w:line="240" w:lineRule="auto"/>
     </w:pPr>
     <w:rPr>
+      <w:rFonts w:eastAsia="黑体"/>
       <w:color w:themeColor="text1" w:val="000000"/>
     </w:rPr>
     <w:tblPr>
@@ -14009,6 +14548,7 @@
     </w:tcPr>
     <w:tblStylePr w:type="firstRow">
       <w:rPr>
+        <w:rFonts w:eastAsia="黑体"/>
         <w:b/>
         <w:bCs/>
         <w:color w:themeColor="background1" w:val="FFFFFF"/>
@@ -14023,6 +14563,7 @@
     </w:tblStylePr>
     <w:tblStylePr w:type="lastRow">
       <w:rPr>
+        <w:rFonts w:eastAsia="黑体"/>
         <w:b/>
         <w:bCs/>
         <w:color w:themeColor="accent5" w:themeShade="CC" w:val="348DA5"/>
@@ -14037,12 +14578,14 @@
     </w:tblStylePr>
     <w:tblStylePr w:type="firstCol">
       <w:rPr>
+        <w:rFonts w:eastAsia="黑体"/>
         <w:b/>
         <w:bCs/>
       </w:rPr>
     </w:tblStylePr>
     <w:tblStylePr w:type="lastCol">
       <w:rPr>
+        <w:rFonts w:eastAsia="黑体"/>
         <w:b/>
         <w:bCs/>
       </w:rPr>
@@ -14077,6 +14620,7 @@
       <w:spacing w:after="0" w:line="240" w:lineRule="auto"/>
     </w:pPr>
     <w:rPr>
+      <w:rFonts w:eastAsia="黑体"/>
       <w:color w:themeColor="text1" w:val="000000"/>
     </w:rPr>
     <w:tblPr>
@@ -14098,6 +14642,7 @@
     </w:tcPr>
     <w:tblStylePr w:type="firstRow">
       <w:rPr>
+        <w:rFonts w:eastAsia="黑体"/>
         <w:b/>
         <w:bCs/>
       </w:rPr>
@@ -14108,6 +14653,7 @@
     </w:tblStylePr>
     <w:tblStylePr w:type="lastRow">
       <w:rPr>
+        <w:rFonts w:eastAsia="黑体"/>
         <w:b/>
         <w:bCs/>
         <w:color w:themeColor="text1" w:val="000000"/>
@@ -14119,6 +14665,7 @@
     </w:tblStylePr>
     <w:tblStylePr w:type="firstCol">
       <w:rPr>
+        <w:rFonts w:eastAsia="黑体"/>
         <w:color w:themeColor="background1" w:val="FFFFFF"/>
       </w:rPr>
       <w:tblPr/>
@@ -14128,6 +14675,7 @@
     </w:tblStylePr>
     <w:tblStylePr w:type="lastCol">
       <w:rPr>
+        <w:rFonts w:eastAsia="黑体"/>
         <w:color w:themeColor="background1" w:val="FFFFFF"/>
       </w:rPr>
       <w:tblPr/>
@@ -14157,6 +14705,7 @@
       <w:spacing w:after="0" w:line="240" w:lineRule="auto"/>
     </w:pPr>
     <w:rPr>
+      <w:rFonts w:eastAsia="黑体"/>
       <w:color w:themeColor="text1" w:val="000000"/>
     </w:rPr>
     <w:tblPr>
@@ -14178,6 +14727,7 @@
     </w:tcPr>
     <w:tblStylePr w:type="firstRow">
       <w:rPr>
+        <w:rFonts w:eastAsia="黑体"/>
         <w:b/>
         <w:bCs/>
       </w:rPr>
@@ -14188,6 +14738,7 @@
     </w:tblStylePr>
     <w:tblStylePr w:type="lastRow">
       <w:rPr>
+        <w:rFonts w:eastAsia="黑体"/>
         <w:b/>
         <w:bCs/>
         <w:color w:themeColor="text1" w:val="000000"/>
@@ -14199,6 +14750,7 @@
     </w:tblStylePr>
     <w:tblStylePr w:type="firstCol">
       <w:rPr>
+        <w:rFonts w:eastAsia="黑体"/>
         <w:color w:themeColor="background1" w:val="FFFFFF"/>
       </w:rPr>
       <w:tblPr/>
@@ -14208,6 +14760,7 @@
     </w:tblStylePr>
     <w:tblStylePr w:type="lastCol">
       <w:rPr>
+        <w:rFonts w:eastAsia="黑体"/>
         <w:color w:themeColor="background1" w:val="FFFFFF"/>
       </w:rPr>
       <w:tblPr/>
@@ -14237,6 +14790,7 @@
       <w:spacing w:after="0" w:line="240" w:lineRule="auto"/>
     </w:pPr>
     <w:rPr>
+      <w:rFonts w:eastAsia="黑体"/>
       <w:color w:themeColor="text1" w:val="000000"/>
     </w:rPr>
     <w:tblPr>
@@ -14258,6 +14812,7 @@
     </w:tcPr>
     <w:tblStylePr w:type="firstRow">
       <w:rPr>
+        <w:rFonts w:eastAsia="黑体"/>
         <w:b/>
         <w:bCs/>
       </w:rPr>
@@ -14268,6 +14823,7 @@
     </w:tblStylePr>
     <w:tblStylePr w:type="lastRow">
       <w:rPr>
+        <w:rFonts w:eastAsia="黑体"/>
         <w:b/>
         <w:bCs/>
         <w:color w:themeColor="text1" w:val="000000"/>
@@ -14279,6 +14835,7 @@
     </w:tblStylePr>
     <w:tblStylePr w:type="firstCol">
       <w:rPr>
+        <w:rFonts w:eastAsia="黑体"/>
         <w:color w:themeColor="background1" w:val="FFFFFF"/>
       </w:rPr>
       <w:tblPr/>
@@ -14288,6 +14845,7 @@
     </w:tblStylePr>
     <w:tblStylePr w:type="lastCol">
       <w:rPr>
+        <w:rFonts w:eastAsia="黑体"/>
         <w:color w:themeColor="background1" w:val="FFFFFF"/>
       </w:rPr>
       <w:tblPr/>
@@ -14317,6 +14875,7 @@
       <w:spacing w:after="0" w:line="240" w:lineRule="auto"/>
     </w:pPr>
     <w:rPr>
+      <w:rFonts w:eastAsia="黑体"/>
       <w:color w:themeColor="text1" w:val="000000"/>
     </w:rPr>
     <w:tblPr>
@@ -14338,6 +14897,7 @@
     </w:tcPr>
     <w:tblStylePr w:type="firstRow">
       <w:rPr>
+        <w:rFonts w:eastAsia="黑体"/>
         <w:b/>
         <w:bCs/>
       </w:rPr>
@@ -14348,6 +14908,7 @@
     </w:tblStylePr>
     <w:tblStylePr w:type="lastRow">
       <w:rPr>
+        <w:rFonts w:eastAsia="黑体"/>
         <w:b/>
         <w:bCs/>
         <w:color w:themeColor="text1" w:val="000000"/>
@@ -14359,6 +14920,7 @@
     </w:tblStylePr>
     <w:tblStylePr w:type="firstCol">
       <w:rPr>
+        <w:rFonts w:eastAsia="黑体"/>
         <w:color w:themeColor="background1" w:val="FFFFFF"/>
       </w:rPr>
       <w:tblPr/>
@@ -14368,6 +14930,7 @@
     </w:tblStylePr>
     <w:tblStylePr w:type="lastCol">
       <w:rPr>
+        <w:rFonts w:eastAsia="黑体"/>
         <w:color w:themeColor="background1" w:val="FFFFFF"/>
       </w:rPr>
       <w:tblPr/>
@@ -14397,6 +14960,7 @@
       <w:spacing w:after="0" w:line="240" w:lineRule="auto"/>
     </w:pPr>
     <w:rPr>
+      <w:rFonts w:eastAsia="黑体"/>
       <w:color w:themeColor="text1" w:val="000000"/>
     </w:rPr>
     <w:tblPr>
@@ -14418,6 +14982,7 @@
     </w:tcPr>
     <w:tblStylePr w:type="firstRow">
       <w:rPr>
+        <w:rFonts w:eastAsia="黑体"/>
         <w:b/>
         <w:bCs/>
       </w:rPr>
@@ -14428,6 +14993,7 @@
     </w:tblStylePr>
     <w:tblStylePr w:type="lastRow">
       <w:rPr>
+        <w:rFonts w:eastAsia="黑体"/>
         <w:b/>
         <w:bCs/>
         <w:color w:themeColor="text1" w:val="000000"/>
@@ -14439,6 +15005,7 @@
     </w:tblStylePr>
     <w:tblStylePr w:type="firstCol">
       <w:rPr>
+        <w:rFonts w:eastAsia="黑体"/>
         <w:color w:themeColor="background1" w:val="FFFFFF"/>
       </w:rPr>
       <w:tblPr/>
@@ -14448,6 +15015,7 @@
     </w:tblStylePr>
     <w:tblStylePr w:type="lastCol">
       <w:rPr>
+        <w:rFonts w:eastAsia="黑体"/>
         <w:color w:themeColor="background1" w:val="FFFFFF"/>
       </w:rPr>
       <w:tblPr/>
@@ -14477,6 +15045,7 @@
       <w:spacing w:after="0" w:line="240" w:lineRule="auto"/>
     </w:pPr>
     <w:rPr>
+      <w:rFonts w:eastAsia="黑体"/>
       <w:color w:themeColor="text1" w:val="000000"/>
     </w:rPr>
     <w:tblPr>
@@ -14498,6 +15067,7 @@
     </w:tcPr>
     <w:tblStylePr w:type="firstRow">
       <w:rPr>
+        <w:rFonts w:eastAsia="黑体"/>
         <w:b/>
         <w:bCs/>
       </w:rPr>
@@ -14508,6 +15078,7 @@
     </w:tblStylePr>
     <w:tblStylePr w:type="lastRow">
       <w:rPr>
+        <w:rFonts w:eastAsia="黑体"/>
         <w:b/>
         <w:bCs/>
         <w:color w:themeColor="text1" w:val="000000"/>
@@ -14519,6 +15090,7 @@
     </w:tblStylePr>
     <w:tblStylePr w:type="firstCol">
       <w:rPr>
+        <w:rFonts w:eastAsia="黑体"/>
         <w:color w:themeColor="background1" w:val="FFFFFF"/>
       </w:rPr>
       <w:tblPr/>
@@ -14528,6 +15100,7 @@
     </w:tblStylePr>
     <w:tblStylePr w:type="lastCol">
       <w:rPr>
+        <w:rFonts w:eastAsia="黑体"/>
         <w:color w:themeColor="background1" w:val="FFFFFF"/>
       </w:rPr>
       <w:tblPr/>
@@ -14557,6 +15130,7 @@
       <w:spacing w:after="0" w:line="240" w:lineRule="auto"/>
     </w:pPr>
     <w:rPr>
+      <w:rFonts w:eastAsia="黑体"/>
       <w:color w:themeColor="text1" w:val="000000"/>
     </w:rPr>
     <w:tblPr>
@@ -14578,6 +15152,7 @@
     </w:tcPr>
     <w:tblStylePr w:type="firstRow">
       <w:rPr>
+        <w:rFonts w:eastAsia="黑体"/>
         <w:b/>
         <w:bCs/>
       </w:rPr>
@@ -14588,6 +15163,7 @@
     </w:tblStylePr>
     <w:tblStylePr w:type="lastRow">
       <w:rPr>
+        <w:rFonts w:eastAsia="黑体"/>
         <w:b/>
         <w:bCs/>
         <w:color w:themeColor="text1" w:val="000000"/>
@@ -14599,6 +15175,7 @@
     </w:tblStylePr>
     <w:tblStylePr w:type="firstCol">
       <w:rPr>
+        <w:rFonts w:eastAsia="黑体"/>
         <w:color w:themeColor="background1" w:val="FFFFFF"/>
       </w:rPr>
       <w:tblPr/>
@@ -14608,6 +15185,7 @@
     </w:tblStylePr>
     <w:tblStylePr w:type="lastCol">
       <w:rPr>
+        <w:rFonts w:eastAsia="黑体"/>
         <w:color w:themeColor="background1" w:val="FFFFFF"/>
       </w:rPr>
       <w:tblPr/>
@@ -14640,6 +15218,7 @@
     <w:name w:val="KeywordTok"/>
     <w:basedOn w:val="VerbatimChar"/>
     <w:rPr>
+      <w:rFonts w:eastAsia="黑体"/>
       <w:b/>
       <w:color w:val="007020"/>
     </w:rPr>
@@ -14648,6 +15227,7 @@
     <w:name w:val="DataTypeTok"/>
     <w:basedOn w:val="VerbatimChar"/>
     <w:rPr>
+      <w:rFonts w:eastAsia="黑体"/>
       <w:color w:val="902000"/>
     </w:rPr>
   </w:style>
@@ -14655,6 +15235,7 @@
     <w:name w:val="DecValTok"/>
     <w:basedOn w:val="VerbatimChar"/>
     <w:rPr>
+      <w:rFonts w:eastAsia="黑体"/>
       <w:color w:val="40a070"/>
     </w:rPr>
   </w:style>
@@ -14662,6 +15243,7 @@
     <w:name w:val="BaseNTok"/>
     <w:basedOn w:val="VerbatimChar"/>
     <w:rPr>
+      <w:rFonts w:eastAsia="黑体"/>
       <w:color w:val="40a070"/>
     </w:rPr>
   </w:style>
@@ -14669,6 +15251,7 @@
     <w:name w:val="FloatTok"/>
     <w:basedOn w:val="VerbatimChar"/>
     <w:rPr>
+      <w:rFonts w:eastAsia="黑体"/>
       <w:color w:val="40a070"/>
     </w:rPr>
   </w:style>
@@ -14676,6 +15259,7 @@
     <w:name w:val="ConstantTok"/>
     <w:basedOn w:val="VerbatimChar"/>
     <w:rPr>
+      <w:rFonts w:eastAsia="黑体"/>
       <w:color w:val="880000"/>
     </w:rPr>
   </w:style>
@@ -14683,6 +15267,7 @@
     <w:name w:val="CharTok"/>
     <w:basedOn w:val="VerbatimChar"/>
     <w:rPr>
+      <w:rFonts w:eastAsia="黑体"/>
       <w:color w:val="4070a0"/>
     </w:rPr>
   </w:style>
@@ -14690,6 +15275,7 @@
     <w:name w:val="SpecialCharTok"/>
     <w:basedOn w:val="VerbatimChar"/>
     <w:rPr>
+      <w:rFonts w:eastAsia="黑体"/>
       <w:color w:val="4070a0"/>
     </w:rPr>
   </w:style>
@@ -14697,6 +15283,7 @@
     <w:name w:val="StringTok"/>
     <w:basedOn w:val="VerbatimChar"/>
     <w:rPr>
+      <w:rFonts w:eastAsia="黑体"/>
       <w:color w:val="4070a0"/>
     </w:rPr>
   </w:style>
@@ -14704,6 +15291,7 @@
     <w:name w:val="VerbatimStringTok"/>
     <w:basedOn w:val="VerbatimChar"/>
     <w:rPr>
+      <w:rFonts w:eastAsia="黑体"/>
       <w:color w:val="4070a0"/>
     </w:rPr>
   </w:style>
@@ -14711,6 +15299,7 @@
     <w:name w:val="SpecialStringTok"/>
     <w:basedOn w:val="VerbatimChar"/>
     <w:rPr>
+      <w:rFonts w:eastAsia="黑体"/>
       <w:color w:val="bb6688"/>
     </w:rPr>
   </w:style>
@@ -14718,6 +15307,7 @@
     <w:name w:val="ImportTok"/>
     <w:basedOn w:val="VerbatimChar"/>
     <w:rPr>
+      <w:rFonts w:eastAsia="黑体"/>
       <w:b/>
       <w:color w:val="008000"/>
     </w:rPr>
@@ -14726,6 +15316,7 @@
     <w:name w:val="CommentTok"/>
     <w:basedOn w:val="VerbatimChar"/>
     <w:rPr>
+      <w:rFonts w:eastAsia="黑体"/>
       <w:i/>
       <w:color w:val="60a0b0"/>
     </w:rPr>
@@ -14734,6 +15325,7 @@
     <w:name w:val="DocumentationTok"/>
     <w:basedOn w:val="VerbatimChar"/>
     <w:rPr>
+      <w:rFonts w:eastAsia="黑体"/>
       <w:i/>
       <w:color w:val="ba2121"/>
     </w:rPr>
@@ -14742,6 +15334,7 @@
     <w:name w:val="AnnotationTok"/>
     <w:basedOn w:val="VerbatimChar"/>
     <w:rPr>
+      <w:rFonts w:eastAsia="黑体"/>
       <w:b/>
       <w:i/>
       <w:color w:val="60a0b0"/>
@@ -14751,6 +15344,7 @@
     <w:name w:val="CommentVarTok"/>
     <w:basedOn w:val="VerbatimChar"/>
     <w:rPr>
+      <w:rFonts w:eastAsia="黑体"/>
       <w:b/>
       <w:i/>
       <w:color w:val="60a0b0"/>
@@ -14760,6 +15354,7 @@
     <w:name w:val="OtherTok"/>
     <w:basedOn w:val="VerbatimChar"/>
     <w:rPr>
+      <w:rFonts w:eastAsia="黑体"/>
       <w:color w:val="007020"/>
     </w:rPr>
   </w:style>
@@ -14767,6 +15362,7 @@
     <w:name w:val="FunctionTok"/>
     <w:basedOn w:val="VerbatimChar"/>
     <w:rPr>
+      <w:rFonts w:eastAsia="黑体"/>
       <w:color w:val="06287e"/>
     </w:rPr>
   </w:style>
@@ -14774,6 +15370,7 @@
     <w:name w:val="VariableTok"/>
     <w:basedOn w:val="VerbatimChar"/>
     <w:rPr>
+      <w:rFonts w:eastAsia="黑体"/>
       <w:color w:val="19177c"/>
     </w:rPr>
   </w:style>
@@ -14781,6 +15378,7 @@
     <w:name w:val="ControlFlowTok"/>
     <w:basedOn w:val="VerbatimChar"/>
     <w:rPr>
+      <w:rFonts w:eastAsia="黑体"/>
       <w:b/>
       <w:color w:val="007020"/>
     </w:rPr>
@@ -14789,6 +15387,7 @@
     <w:name w:val="OperatorTok"/>
     <w:basedOn w:val="VerbatimChar"/>
     <w:rPr>
+      <w:rFonts w:eastAsia="黑体"/>
       <w:color w:val="666666"/>
     </w:rPr>
   </w:style>
@@ -14796,18 +15395,22 @@
     <w:name w:val="BuiltInTok"/>
     <w:basedOn w:val="VerbatimChar"/>
     <w:rPr>
+      <w:rFonts w:eastAsia="黑体"/>
       <w:color w:val="008000"/>
     </w:rPr>
   </w:style>
   <w:style w:type="character" w:customStyle="1" w:styleId="ExtensionTok">
     <w:name w:val="ExtensionTok"/>
     <w:basedOn w:val="VerbatimChar"/>
-    <w:rPr/>
+    <w:rPr>
+      <w:rFonts w:eastAsia="黑体"/>
+    </w:rPr>
   </w:style>
   <w:style w:type="character" w:customStyle="1" w:styleId="PreprocessorTok">
     <w:name w:val="PreprocessorTok"/>
     <w:basedOn w:val="VerbatimChar"/>
     <w:rPr>
+      <w:rFonts w:eastAsia="黑体"/>
       <w:color w:val="bc7a00"/>
     </w:rPr>
   </w:style>
@@ -14815,18 +15418,22 @@
     <w:name w:val="AttributeTok"/>
     <w:basedOn w:val="VerbatimChar"/>
     <w:rPr>
+      <w:rFonts w:eastAsia="黑体"/>
       <w:color w:val="7d9029"/>
     </w:rPr>
   </w:style>
   <w:style w:type="character" w:customStyle="1" w:styleId="RegionMarkerTok">
     <w:name w:val="RegionMarkerTok"/>
     <w:basedOn w:val="VerbatimChar"/>
-    <w:rPr/>
+    <w:rPr>
+      <w:rFonts w:eastAsia="黑体"/>
+    </w:rPr>
   </w:style>
   <w:style w:type="character" w:customStyle="1" w:styleId="InformationTok">
     <w:name w:val="InformationTok"/>
     <w:basedOn w:val="VerbatimChar"/>
     <w:rPr>
+      <w:rFonts w:eastAsia="黑体"/>
       <w:b/>
       <w:i/>
       <w:color w:val="60a0b0"/>
@@ -14836,6 +15443,7 @@
     <w:name w:val="WarningTok"/>
     <w:basedOn w:val="VerbatimChar"/>
     <w:rPr>
+      <w:rFonts w:eastAsia="黑体"/>
       <w:b/>
       <w:i/>
       <w:color w:val="60a0b0"/>
@@ -14845,6 +15453,7 @@
     <w:name w:val="AlertTok"/>
     <w:basedOn w:val="VerbatimChar"/>
     <w:rPr>
+      <w:rFonts w:eastAsia="黑体"/>
       <w:b/>
       <w:color w:val="ff0000"/>
     </w:rPr>
@@ -14853,6 +15462,7 @@
     <w:name w:val="ErrorTok"/>
     <w:basedOn w:val="VerbatimChar"/>
     <w:rPr>
+      <w:rFonts w:eastAsia="黑体"/>
       <w:b/>
       <w:color w:val="ff0000"/>
     </w:rPr>
@@ -14860,7 +15470,9 @@
   <w:style w:type="character" w:customStyle="1" w:styleId="NormalTok">
     <w:name w:val="NormalTok"/>
     <w:basedOn w:val="VerbatimChar"/>
-    <w:rPr/>
+    <w:rPr>
+      <w:rFonts w:eastAsia="黑体"/>
+    </w:rPr>
   </w:style>
 </w:styles>
 </file>
@@ -14909,12 +15521,12 @@
     <a:fontScheme name="Office">
       <a:majorFont>
         <a:latin typeface="Calibri"/>
-        <a:ea typeface=""/>
+        <a:ea typeface="黑体"/>
         <a:cs typeface=""/>
         <a:font script="Jpan" typeface="ＭＳ ゴシック"/>
         <a:font script="Hang" typeface="맑은 고딕"/>
-        <a:font script="Hans" typeface="宋体"/>
-        <a:font script="Hant" typeface="新細明體"/>
+        <a:font script="Hans" typeface="黑体"/>
+        <a:font script="Hant" typeface="黑体"/>
         <a:font script="Arab" typeface="Times New Roman"/>
         <a:font script="Hebr" typeface="Times New Roman"/>
         <a:font script="Thai" typeface="Angsana New"/>
@@ -14944,12 +15556,12 @@
       </a:majorFont>
       <a:minorFont>
         <a:latin typeface="Cambria"/>
-        <a:ea typeface=""/>
+        <a:ea typeface="黑体"/>
         <a:cs typeface=""/>
         <a:font script="Jpan" typeface="ＭＳ 明朝"/>
         <a:font script="Hang" typeface="맑은 고딕"/>
-        <a:font script="Hans" typeface="宋体"/>
-        <a:font script="Hant" typeface="新細明體"/>
+        <a:font script="Hans" typeface="黑体"/>
+        <a:font script="Hant" typeface="黑体"/>
         <a:font script="Arab" typeface="Arial"/>
         <a:font script="Hebr" typeface="Arial"/>
         <a:font script="Thai" typeface="Cordia New"/>

--- a/10-保护电路/02-过流保护/过流保护OCP电路/过流保护OCP电路.docx
+++ b/10-保护电路/02-过流保护/过流保护OCP电路/过流保护OCP电路.docx
@@ -2450,7 +2450,7 @@
           <w:color w:val="555555"/>
           <w:sz w:val="21"/>
         </w:rPr>
-        <w:t>材料收集者：杜文杰，WX手机：19519196569，QQ:3478827729</w:t>
+        <w:t>材料收集者：杜文杰，微信/手机：19519196569，QQ:3478827729</w:t>
       </w:r>
     </w:p>
     <w:sectPr>
